--- a/mobile mncardio - гүйцэтгэл 2026-09-15.docx
+++ b/mobile mncardio - гүйцэтгэл 2026-09-15.docx
@@ -25,7 +25,7 @@
           <w:color w:val="555555"/>
           <w:sz w:val="19"/>
         </w:rPr>
-        <w:t>"Техникийн тодорхойлолт, тавигдах шаардлага"-ын дагуу · 2026-09-15-ны байдлаар · Гүйцэтгэгч: ITsystem</w:t>
+        <w:t>"Техникийн тодорхойлолт, тавигдах шаардлага"-ын дагуу · 2026-09-15-ны байдлаар (апп талын ажлын дараа) · Гүйцэтгэгч: ITsystem</w:t>
       </w:r>
     </w:p>
     <w:tbl>
@@ -176,7 +176,7 @@
                 <w:b/>
                 <w:sz w:val="28"/>
               </w:rPr>
-              <w:t>28</w:t>
+              <w:t>37</w:t>
             </w:r>
           </w:p>
         </w:tc>
@@ -197,7 +197,7 @@
                 <w:b/>
                 <w:sz w:val="28"/>
               </w:rPr>
-              <w:t>26</w:t>
+              <w:t>17</w:t>
             </w:r>
           </w:p>
         </w:tc>
@@ -550,7 +550,7 @@
                 <w:sz w:val="17"/>
               </w:rPr>
               <w:br/>
-              <w:t>Серверт эрхийн жагсаалт бэлэн боловч унтраалттай. Эмчийн эрхийн матрицыг ЗСҮТ бөглөх хүртэл бүх эмч бүрэн эрхтэй.</w:t>
+              <w:t>Апп эрхийн жагсаалтыг уншиж, хаалттай цэсийг нууна. Сервер талд эмчийн эрхийн матриц хоосон, горим унтраалттай тул одоогоор бүх эмч бүрэн эрхтэй.</w:t>
             </w:r>
           </w:p>
         </w:tc>
@@ -726,7 +726,7 @@
                 <w:sz w:val="17"/>
               </w:rPr>
               <w:br/>
-              <w:t>Серверт "анхааруулах" горимоор хийгдсэн (логлодог, нуудаггүй). Серологийн шинжилгээг нууцлах бэлтгэл хийгдсэн. Нууцын ангилал, эрхийн матрицыг ЗСҮТ батлах шаардлагатай.</w:t>
+              <w:t>Серверт "анхааруулах" горимд. Апп нууцлагдсан шинжилгээг "харах эрхгүй" гэж зөв харуулдаг болсон. Нууцын ангилал, эрхийн матрицыг ЗСҮТ батлах шаардлагатай.</w:t>
             </w:r>
           </w:p>
         </w:tc>
@@ -990,7 +990,7 @@
                 <w:sz w:val="17"/>
               </w:rPr>
               <w:br/>
-              <w:t>Үйлчлүүлэгчийн болон асран хамгаалагчийн зөвшөөрлийн сервер бэлэн (унтраалттай, текст нь түр). Аппын дэлгэц хийгдээгүй.</w:t>
+              <w:t>Аппад зөвшөөрөл өгөх, цуцлах дэлгэц нэмэгдлээ. Серверт тохиргоогоор унтраалттай, зөвшөөрлийн текстийг ЗСҮТ батлаагүй.</w:t>
             </w:r>
           </w:p>
         </w:tc>
@@ -1078,7 +1078,7 @@
                 <w:sz w:val="17"/>
               </w:rPr>
               <w:br/>
-              <w:t>Эмч үйлчлүүлэгчийн мэдээллийг нээх бүрт лог бичигддэг, харах хэсэг сервер дээр бэлэн. Мэдэгдэл илгээх бодлого (хандах бүрт / өдрийн нэгтгэл) ЗСҮТ-ийн шийдвэр хүлээж байна, аппын дэлгэц хийгдээгүй.</w:t>
+              <w:t>Хандалт бүр бүртгэгдэж, аппад "Хандалтын түүх" дэлгэц нэмэгдлээ. Мэдэгдэл илгээх бодлого (хандах бүрт / өдрийн нэгтгэл) ЗСҮТ-ийн шийдвэр хүлээж байна.</w:t>
             </w:r>
           </w:p>
         </w:tc>
@@ -1585,6 +1585,94 @@
         <w:tc>
           <w:tcPr>
             <w:tcW w:type="dxa" w:w="6293"/>
+            <w:shd w:val="clear" w:color="auto" w:fill="E3F4E8"/>
+          </w:tcPr>
+          <w:p>
+            <w:pPr>
+              <w:spacing w:after="0"/>
+            </w:pPr>
+            <w:r/>
+            <w:r>
+              <w:rPr>
+                <w:rFonts w:ascii="Arial" w:hAnsi="Arial"/>
+                <w:b/>
+                <w:color w:val="1E6B34"/>
+                <w:sz w:val="18"/>
+              </w:rPr>
+              <w:t>Хийгдсэн</w:t>
+            </w:r>
+            <w:r>
+              <w:rPr>
+                <w:rFonts w:ascii="Arial" w:hAnsi="Arial"/>
+                <w:color w:val="333333"/>
+                <w:sz w:val="17"/>
+              </w:rPr>
+              <w:br/>
+              <w:t>Регистр, нэр, онош, ICD код, эмч, хугацаагаар хайна. Аппад ICD-10 сонгох цонх нэмэгдсэн.</w:t>
+            </w:r>
+          </w:p>
+        </w:tc>
+      </w:tr>
+      <w:tr>
+        <w:tc>
+          <w:tcPr>
+            <w:tcW w:type="dxa" w:w="680"/>
+          </w:tcPr>
+          <w:p>
+            <w:pPr>
+              <w:spacing w:after="0"/>
+              <w:jc w:val="center"/>
+            </w:pPr>
+            <w:r/>
+            <w:r>
+              <w:rPr>
+                <w:rFonts w:ascii="Arial" w:hAnsi="Arial"/>
+                <w:b w:val="0"/>
+                <w:sz w:val="18"/>
+              </w:rPr>
+            </w:r>
+          </w:p>
+        </w:tc>
+        <w:tc>
+          <w:tcPr>
+            <w:tcW w:type="dxa" w:w="2041"/>
+          </w:tcPr>
+          <w:p>
+            <w:pPr>
+              <w:spacing w:after="0"/>
+            </w:pPr>
+            <w:r/>
+            <w:r>
+              <w:rPr>
+                <w:rFonts w:ascii="Arial" w:hAnsi="Arial"/>
+                <w:b w:val="0"/>
+                <w:sz w:val="18"/>
+              </w:rPr>
+            </w:r>
+          </w:p>
+        </w:tc>
+        <w:tc>
+          <w:tcPr>
+            <w:tcW w:type="dxa" w:w="6009"/>
+          </w:tcPr>
+          <w:p>
+            <w:pPr>
+              <w:spacing w:after="0"/>
+            </w:pPr>
+            <w:r/>
+            <w:r>
+              <w:rPr>
+                <w:rFonts w:ascii="Arial" w:hAnsi="Arial"/>
+                <w:b w:val="0"/>
+                <w:sz w:val="18"/>
+              </w:rPr>
+              <w:t>Администратор нь программ хангамжийн бүтцийн тохиргоог боломжит түвшинд удирддаг байх</w:t>
+            </w:r>
+          </w:p>
+        </w:tc>
+        <w:tc>
+          <w:tcPr>
+            <w:tcW w:type="dxa" w:w="6293"/>
             <w:shd w:val="clear" w:color="auto" w:fill="FFF4D6"/>
           </w:tcPr>
           <w:p>
@@ -1608,7 +1696,7 @@
                 <w:sz w:val="17"/>
               </w:rPr>
               <w:br/>
-              <w:t>Онош, ICD код, эмчээр хайх сервер бэлэн — апп холбогдоогүй. Одоогоор регистр, нэр, эмчийн мэдээллээр хайна.</w:t>
+              <w:t>Вэб админаар сонголтын жагсаалт, дасгалын каталог, аппын тохиргоо удирдана. Апп үйлчилгээний нөхцөлийг серверээс уншдаг болсон. Тохиргооны утгууд хоосон хэвээр.</w:t>
             </w:r>
           </w:p>
         </w:tc>
@@ -1666,7 +1754,7 @@
                 <w:b w:val="0"/>
                 <w:sz w:val="18"/>
               </w:rPr>
-              <w:t>Администратор нь программ хангамжийн бүтцийн тохиргоог боломжит түвшинд удирддаг байх</w:t>
+              <w:t>Мэдээллийг хууль, журамд заасан хугацаагаар нөөцөлдөг байх (Backup)</w:t>
             </w:r>
           </w:p>
         </w:tc>
@@ -1696,7 +1784,7 @@
                 <w:sz w:val="17"/>
               </w:rPr>
               <w:br/>
-              <w:t>Вэб админаар сонголтын жагсаалт, дасгалын каталог, аппын тохиргоо удирдана. Тохиргооны утгууд (дэлгүүрийн холбоос, нөхцөлийн текст) хоосон.</w:t>
+              <w:t>Нөөцлөлтийн бүртгэл, админы дэлгэц хийгдсэн. АНХААР: шөнийн нөөцлөлт 2026-09-10-наас хойш бүтэлгүйтэж байгааг илрүүлсэн — сисадмин шалгах. Хадгалах хугацаа, өөр газрын хуулбар тодорхойлогдоогүй.</w:t>
             </w:r>
           </w:p>
         </w:tc>
@@ -1754,7 +1842,7 @@
                 <w:b w:val="0"/>
                 <w:sz w:val="18"/>
               </w:rPr>
-              <w:t>Мэдээллийг хууль, журамд заасан хугацаагаар нөөцөлдөг байх (Backup)</w:t>
+              <w:t>Программ хангамжийн тохиргооны болон суурилуулалт, хэрэглэгчийн гарын авлагатай байх</w:t>
             </w:r>
           </w:p>
         </w:tc>
@@ -1784,7 +1872,7 @@
                 <w:sz w:val="17"/>
               </w:rPr>
               <w:br/>
-              <w:t>Нөөцлөлтийн бүртгэл, админы дэлгэц хийгдсэн. АНХААР: шөнийн нөөцлөлт 2026-09-10-наас хойш бүтэлгүйтэж байгааг илрүүлсэн — сисадмин шалгах. Хадгалах хугацаа, өөр газрын хуулбар тодорхойлогдоогүй.</w:t>
+              <w:t>Хэрэглэгчийн гарын авлага (эмч, үйлчлүүлэгч), хөгжүүлэгчийн суулгах заавар бэлэн. Албан ёсоор хүлээлгэн өгөх хувилбар хийгдээгүй.</w:t>
             </w:r>
           </w:p>
         </w:tc>
@@ -1842,7 +1930,183 @@
                 <w:b w:val="0"/>
                 <w:sz w:val="18"/>
               </w:rPr>
-              <w:t>Программ хангамжийн тохиргооны болон суурилуулалт, хэрэглэгчийн гарын авлагатай байх</w:t>
+              <w:t>Үйлчилгээний нөхцөлийг тодорхойлсон байх</w:t>
+            </w:r>
+          </w:p>
+        </w:tc>
+        <w:tc>
+          <w:tcPr>
+            <w:tcW w:type="dxa" w:w="6293"/>
+            <w:shd w:val="clear" w:color="auto" w:fill="E3F4E8"/>
+          </w:tcPr>
+          <w:p>
+            <w:pPr>
+              <w:spacing w:after="0"/>
+            </w:pPr>
+            <w:r/>
+            <w:r>
+              <w:rPr>
+                <w:rFonts w:ascii="Arial" w:hAnsi="Arial"/>
+                <w:b/>
+                <w:color w:val="1E6B34"/>
+                <w:sz w:val="18"/>
+              </w:rPr>
+              <w:t>Хийгдсэн</w:t>
+            </w:r>
+            <w:r>
+              <w:rPr>
+                <w:rFonts w:ascii="Arial" w:hAnsi="Arial"/>
+                <w:color w:val="333333"/>
+                <w:sz w:val="17"/>
+              </w:rPr>
+              <w:br/>
+              <w:t>Аппад "Үйлчилгээний нөхцөл" хуудас бий. Текстийг ЗСҮТ-ийн хуулийн хэлтэс батлах.</w:t>
+            </w:r>
+          </w:p>
+        </w:tc>
+      </w:tr>
+      <w:tr>
+        <w:tc>
+          <w:tcPr>
+            <w:tcW w:type="dxa" w:w="680"/>
+          </w:tcPr>
+          <w:p>
+            <w:pPr>
+              <w:spacing w:after="0"/>
+              <w:jc w:val="center"/>
+            </w:pPr>
+            <w:r/>
+            <w:r>
+              <w:rPr>
+                <w:rFonts w:ascii="Arial" w:hAnsi="Arial"/>
+                <w:b w:val="0"/>
+                <w:sz w:val="18"/>
+              </w:rPr>
+            </w:r>
+          </w:p>
+        </w:tc>
+        <w:tc>
+          <w:tcPr>
+            <w:tcW w:type="dxa" w:w="2041"/>
+          </w:tcPr>
+          <w:p>
+            <w:pPr>
+              <w:spacing w:after="0"/>
+            </w:pPr>
+            <w:r/>
+            <w:r>
+              <w:rPr>
+                <w:rFonts w:ascii="Arial" w:hAnsi="Arial"/>
+                <w:b w:val="0"/>
+                <w:sz w:val="18"/>
+              </w:rPr>
+            </w:r>
+          </w:p>
+        </w:tc>
+        <w:tc>
+          <w:tcPr>
+            <w:tcW w:type="dxa" w:w="6009"/>
+          </w:tcPr>
+          <w:p>
+            <w:pPr>
+              <w:spacing w:after="0"/>
+            </w:pPr>
+            <w:r/>
+            <w:r>
+              <w:rPr>
+                <w:rFonts w:ascii="Arial" w:hAnsi="Arial"/>
+                <w:b w:val="0"/>
+                <w:sz w:val="18"/>
+              </w:rPr>
+              <w:t>Төрийн мэдээлэл солилцооны үндсэн систем (ХУР)-тэй холбогдсон байх (мэдээлэл нийлүүлэх, хүлээн авах)</w:t>
+            </w:r>
+          </w:p>
+        </w:tc>
+        <w:tc>
+          <w:tcPr>
+            <w:tcW w:type="dxa" w:w="6293"/>
+            <w:shd w:val="clear" w:color="auto" w:fill="FDE4E4"/>
+          </w:tcPr>
+          <w:p>
+            <w:pPr>
+              <w:spacing w:after="0"/>
+            </w:pPr>
+            <w:r/>
+            <w:r>
+              <w:rPr>
+                <w:rFonts w:ascii="Arial" w:hAnsi="Arial"/>
+                <w:b/>
+                <w:color w:val="A11D1D"/>
+                <w:sz w:val="18"/>
+              </w:rPr>
+              <w:t>Хийгдээгүй</w:t>
+            </w:r>
+            <w:r>
+              <w:rPr>
+                <w:rFonts w:ascii="Arial" w:hAnsi="Arial"/>
+                <w:color w:val="333333"/>
+                <w:sz w:val="17"/>
+              </w:rPr>
+              <w:br/>
+              <w:t>ХУР-ын эрх, түлхүүр хүлээгдэж байна.</w:t>
+            </w:r>
+          </w:p>
+        </w:tc>
+      </w:tr>
+      <w:tr>
+        <w:tc>
+          <w:tcPr>
+            <w:tcW w:type="dxa" w:w="680"/>
+          </w:tcPr>
+          <w:p>
+            <w:pPr>
+              <w:spacing w:after="0"/>
+              <w:jc w:val="center"/>
+            </w:pPr>
+            <w:r/>
+            <w:r>
+              <w:rPr>
+                <w:rFonts w:ascii="Arial" w:hAnsi="Arial"/>
+                <w:b w:val="0"/>
+                <w:sz w:val="18"/>
+              </w:rPr>
+            </w:r>
+          </w:p>
+        </w:tc>
+        <w:tc>
+          <w:tcPr>
+            <w:tcW w:type="dxa" w:w="2041"/>
+          </w:tcPr>
+          <w:p>
+            <w:pPr>
+              <w:spacing w:after="0"/>
+            </w:pPr>
+            <w:r/>
+            <w:r>
+              <w:rPr>
+                <w:rFonts w:ascii="Arial" w:hAnsi="Arial"/>
+                <w:b w:val="0"/>
+                <w:sz w:val="18"/>
+              </w:rPr>
+            </w:r>
+          </w:p>
+        </w:tc>
+        <w:tc>
+          <w:tcPr>
+            <w:tcW w:type="dxa" w:w="6009"/>
+          </w:tcPr>
+          <w:p>
+            <w:pPr>
+              <w:spacing w:after="0"/>
+            </w:pPr>
+            <w:r/>
+            <w:r>
+              <w:rPr>
+                <w:rFonts w:ascii="Arial" w:hAnsi="Arial"/>
+                <w:b w:val="0"/>
+                <w:sz w:val="18"/>
+              </w:rPr>
+              <w:t>Эрүүл мэндийн салбарын мэдээлэл солилцооны системтэй стандартын дагуу холбогдсон байх</w:t>
             </w:r>
           </w:p>
         </w:tc>
@@ -1872,7 +2136,7 @@
                 <w:sz w:val="17"/>
               </w:rPr>
               <w:br/>
-              <w:t>Хэрэглэгчийн гарын авлага (эмч, үйлчлүүлэгч), хөгжүүлэгчийн суулгах заавар бэлэн. Албан ёсоор хүлээлгэн өгөх хувилбар хийгдээгүй.</w:t>
+              <w:t>FHIR-ийн Patient, Condition, Encounter, Observation хийгдсэн (унтраалттай). ЭМХТ-тэй холболтын интерфейсийн тодорхойлолт хүлээгдэж байна.</w:t>
             </w:r>
           </w:p>
         </w:tc>
@@ -1930,7 +2194,7 @@
                 <w:b w:val="0"/>
                 <w:sz w:val="18"/>
               </w:rPr>
-              <w:t>Үйлчилгээний нөхцөлийг тодорхойлсон байх</w:t>
+              <w:t>Сервисийн оролт, гаралтыг тодорхойлсон бичиг баримттай байх</w:t>
             </w:r>
           </w:p>
         </w:tc>
@@ -1960,7 +2224,7 @@
                 <w:sz w:val="17"/>
               </w:rPr>
               <w:br/>
-              <w:t>Аппад "Үйлчилгээний нөхцөл" хуудас бий. Текстийг ЗСҮТ-ийн хуулийн хэлтэс батлах.</w:t>
+              <w:t>API баримт, Postman цуглуулга, мобайл хөгжүүлэгчид өгөх гэрээний баримтууд.</w:t>
             </w:r>
           </w:p>
         </w:tc>
@@ -1979,9 +2243,100 @@
             <w:r>
               <w:rPr>
                 <w:rFonts w:ascii="Arial" w:hAnsi="Arial"/>
+                <w:b/>
+                <w:sz w:val="18"/>
+              </w:rPr>
+              <w:t>1.4</w:t>
+            </w:r>
+          </w:p>
+        </w:tc>
+        <w:tc>
+          <w:tcPr>
+            <w:tcW w:type="dxa" w:w="2041"/>
+          </w:tcPr>
+          <w:p>
+            <w:pPr>
+              <w:spacing w:after="0"/>
+            </w:pPr>
+            <w:r/>
+            <w:r>
+              <w:rPr>
+                <w:rFonts w:ascii="Arial" w:hAnsi="Arial"/>
+                <w:b/>
+                <w:sz w:val="18"/>
+              </w:rPr>
+              <w:t>Мэдээллийн ангилал, код, тайлбар, кодчилол</w:t>
+            </w:r>
+          </w:p>
+        </w:tc>
+        <w:tc>
+          <w:tcPr>
+            <w:tcW w:type="dxa" w:w="6009"/>
+          </w:tcPr>
+          <w:p>
+            <w:pPr>
+              <w:spacing w:after="0"/>
+            </w:pPr>
+            <w:r/>
+            <w:r>
+              <w:rPr>
+                <w:rFonts w:ascii="Arial" w:hAnsi="Arial"/>
                 <w:b w:val="0"/>
                 <w:sz w:val="18"/>
               </w:rPr>
+              <w:t>Нэгдсэн ангилал, код, тайлбар болон олон улсын стандарт, кодчилол (ICD, FHIR/HL7, SNOMED CT, LOINC)-ыг дагаж мөрдсөн байх</w:t>
+            </w:r>
+          </w:p>
+        </w:tc>
+        <w:tc>
+          <w:tcPr>
+            <w:tcW w:type="dxa" w:w="6293"/>
+            <w:shd w:val="clear" w:color="auto" w:fill="FFF4D6"/>
+          </w:tcPr>
+          <w:p>
+            <w:pPr>
+              <w:spacing w:after="0"/>
+            </w:pPr>
+            <w:r/>
+            <w:r>
+              <w:rPr>
+                <w:rFonts w:ascii="Arial" w:hAnsi="Arial"/>
+                <w:b/>
+                <w:color w:val="8A5A00"/>
+                <w:sz w:val="18"/>
+              </w:rPr>
+              <w:t>Хэсэгчлэн</w:t>
+            </w:r>
+            <w:r>
+              <w:rPr>
+                <w:rFonts w:ascii="Arial" w:hAnsi="Arial"/>
+                <w:color w:val="333333"/>
+                <w:sz w:val="17"/>
+              </w:rPr>
+              <w:br/>
+              <w:t>ICD-10, ICD-9 ашиглагддаг, FHIR-ийн 4 нөөц бэлэн. 29 LOINC код бэлтгэсэн боловч лабораторийн тал баталгаажуулаагүй тул ашиглагдахгүй байна. SNOMED CT хийгдээгүй.</w:t>
+            </w:r>
+          </w:p>
+        </w:tc>
+      </w:tr>
+      <w:tr>
+        <w:tc>
+          <w:tcPr>
+            <w:tcW w:type="dxa" w:w="680"/>
+          </w:tcPr>
+          <w:p>
+            <w:pPr>
+              <w:spacing w:after="0"/>
+              <w:jc w:val="center"/>
+            </w:pPr>
+            <w:r/>
+            <w:r>
+              <w:rPr>
+                <w:rFonts w:ascii="Arial" w:hAnsi="Arial"/>
+                <w:b/>
+                <w:sz w:val="18"/>
+              </w:rPr>
+              <w:t>1.5</w:t>
             </w:r>
           </w:p>
         </w:tc>
@@ -2018,7 +2373,7 @@
                 <w:b w:val="0"/>
                 <w:sz w:val="18"/>
               </w:rPr>
-              <w:t>Төрийн мэдээлэл солилцооны үндсэн систем (ХУР)-тэй холбогдсон байх (мэдээлэл нийлүүлэх, хүлээн авах)</w:t>
+              <w:t>Эм, эмнэлгийн хэрэгслийн бүртгэлийн мэдээллийг нэгдсэн мэдээллийн сангаас татах боломжтой байх</w:t>
             </w:r>
           </w:p>
         </w:tc>
@@ -2048,7 +2403,7 @@
                 <w:sz w:val="17"/>
               </w:rPr>
               <w:br/>
-              <w:t>ХУР-ын эрх, түлхүүр хүлээгдэж байна.</w:t>
+              <w:t>Нэгдсэн сангийн хандалт хүлээгдэж байна.</w:t>
             </w:r>
           </w:p>
         </w:tc>
@@ -2067,6 +2422,25 @@
             <w:r>
               <w:rPr>
                 <w:rFonts w:ascii="Arial" w:hAnsi="Arial"/>
+                <w:b/>
+                <w:sz w:val="18"/>
+              </w:rPr>
+              <w:t>1.6</w:t>
+            </w:r>
+          </w:p>
+        </w:tc>
+        <w:tc>
+          <w:tcPr>
+            <w:tcW w:type="dxa" w:w="2041"/>
+          </w:tcPr>
+          <w:p>
+            <w:pPr>
+              <w:spacing w:after="0"/>
+            </w:pPr>
+            <w:r/>
+            <w:r>
+              <w:rPr>
+                <w:rFonts w:ascii="Arial" w:hAnsi="Arial"/>
                 <w:b w:val="0"/>
                 <w:sz w:val="18"/>
               </w:rPr>
@@ -2075,7 +2449,7 @@
         </w:tc>
         <w:tc>
           <w:tcPr>
-            <w:tcW w:type="dxa" w:w="2041"/>
+            <w:tcW w:type="dxa" w:w="6009"/>
           </w:tcPr>
           <w:p>
             <w:pPr>
@@ -2088,6 +2462,78 @@
                 <w:b w:val="0"/>
                 <w:sz w:val="18"/>
               </w:rPr>
+              <w:t>Эрүүл мэндийн даатгалын мэдээллийн кодчиллыг даатгалын мэдээллийн сангаас татах боломжтой байх</w:t>
+            </w:r>
+          </w:p>
+        </w:tc>
+        <w:tc>
+          <w:tcPr>
+            <w:tcW w:type="dxa" w:w="6293"/>
+            <w:shd w:val="clear" w:color="auto" w:fill="E3F4E8"/>
+          </w:tcPr>
+          <w:p>
+            <w:pPr>
+              <w:spacing w:after="0"/>
+            </w:pPr>
+            <w:r/>
+            <w:r>
+              <w:rPr>
+                <w:rFonts w:ascii="Arial" w:hAnsi="Arial"/>
+                <w:b/>
+                <w:color w:val="1E6B34"/>
+                <w:sz w:val="18"/>
+              </w:rPr>
+              <w:t>Хийгдсэн</w:t>
+            </w:r>
+            <w:r>
+              <w:rPr>
+                <w:rFonts w:ascii="Arial" w:hAnsi="Arial"/>
+                <w:color w:val="333333"/>
+                <w:sz w:val="17"/>
+              </w:rPr>
+              <w:br/>
+              <w:t>Эмч үйлчлүүлэгчийн картаас онош сонгож, даатгалаар хөнгөлөгдөх эмийн жагсаалтыг харна.</w:t>
+            </w:r>
+          </w:p>
+        </w:tc>
+      </w:tr>
+      <w:tr>
+        <w:tc>
+          <w:tcPr>
+            <w:tcW w:type="dxa" w:w="680"/>
+          </w:tcPr>
+          <w:p>
+            <w:pPr>
+              <w:spacing w:after="0"/>
+              <w:jc w:val="center"/>
+            </w:pPr>
+            <w:r/>
+            <w:r>
+              <w:rPr>
+                <w:rFonts w:ascii="Arial" w:hAnsi="Arial"/>
+                <w:b/>
+                <w:sz w:val="18"/>
+              </w:rPr>
+              <w:t>1.7</w:t>
+            </w:r>
+          </w:p>
+        </w:tc>
+        <w:tc>
+          <w:tcPr>
+            <w:tcW w:type="dxa" w:w="2041"/>
+          </w:tcPr>
+          <w:p>
+            <w:pPr>
+              <w:spacing w:after="0"/>
+            </w:pPr>
+            <w:r/>
+            <w:r>
+              <w:rPr>
+                <w:rFonts w:ascii="Arial" w:hAnsi="Arial"/>
+                <w:b/>
+                <w:sz w:val="18"/>
+              </w:rPr>
+              <w:t>Аюулгүй байдал</w:t>
             </w:r>
           </w:p>
         </w:tc>
@@ -2106,7 +2552,1601 @@
                 <w:b w:val="0"/>
                 <w:sz w:val="18"/>
               </w:rPr>
-              <w:t>Эрүүл мэндийн салбарын мэдээлэл солилцооны системтэй стандартын дагуу холбогдсон байх</w:t>
+              <w:t>Программ хангамжид кибер аюулгүй байдлын эрсдэлийн үнэлгээ хийлгэсэн байх</w:t>
+            </w:r>
+          </w:p>
+        </w:tc>
+        <w:tc>
+          <w:tcPr>
+            <w:tcW w:type="dxa" w:w="6293"/>
+            <w:shd w:val="clear" w:color="auto" w:fill="FDE4E4"/>
+          </w:tcPr>
+          <w:p>
+            <w:pPr>
+              <w:spacing w:after="0"/>
+            </w:pPr>
+            <w:r/>
+            <w:r>
+              <w:rPr>
+                <w:rFonts w:ascii="Arial" w:hAnsi="Arial"/>
+                <w:b/>
+                <w:color w:val="A11D1D"/>
+                <w:sz w:val="18"/>
+              </w:rPr>
+              <w:t>Хийгдээгүй</w:t>
+            </w:r>
+            <w:r>
+              <w:rPr>
+                <w:rFonts w:ascii="Arial" w:hAnsi="Arial"/>
+                <w:color w:val="333333"/>
+                <w:sz w:val="17"/>
+              </w:rPr>
+              <w:br/>
+              <w:t>Туршилтын үе шатанд хийгдэнэ. Мэдэгдэж байсан цоорхойнуудыг хаах дотоод засварууд хийгдсэн.</w:t>
+            </w:r>
+          </w:p>
+        </w:tc>
+      </w:tr>
+      <w:tr>
+        <w:tc>
+          <w:tcPr>
+            <w:tcW w:type="dxa" w:w="680"/>
+          </w:tcPr>
+          <w:p>
+            <w:pPr>
+              <w:spacing w:after="0"/>
+              <w:jc w:val="center"/>
+            </w:pPr>
+            <w:r/>
+            <w:r>
+              <w:rPr>
+                <w:rFonts w:ascii="Arial" w:hAnsi="Arial"/>
+                <w:b w:val="0"/>
+                <w:sz w:val="18"/>
+              </w:rPr>
+            </w:r>
+          </w:p>
+        </w:tc>
+        <w:tc>
+          <w:tcPr>
+            <w:tcW w:type="dxa" w:w="2041"/>
+          </w:tcPr>
+          <w:p>
+            <w:pPr>
+              <w:spacing w:after="0"/>
+            </w:pPr>
+            <w:r/>
+            <w:r>
+              <w:rPr>
+                <w:rFonts w:ascii="Arial" w:hAnsi="Arial"/>
+                <w:b w:val="0"/>
+                <w:sz w:val="18"/>
+              </w:rPr>
+            </w:r>
+          </w:p>
+        </w:tc>
+        <w:tc>
+          <w:tcPr>
+            <w:tcW w:type="dxa" w:w="6009"/>
+          </w:tcPr>
+          <w:p>
+            <w:pPr>
+              <w:spacing w:after="0"/>
+            </w:pPr>
+            <w:r/>
+            <w:r>
+              <w:rPr>
+                <w:rFonts w:ascii="Arial" w:hAnsi="Arial"/>
+                <w:b w:val="0"/>
+                <w:sz w:val="18"/>
+              </w:rPr>
+              <w:t>Программ хангамжид мэдээллийн аюулгүй байдлын аудит хийлгэсэн байх</w:t>
+            </w:r>
+          </w:p>
+        </w:tc>
+        <w:tc>
+          <w:tcPr>
+            <w:tcW w:type="dxa" w:w="6293"/>
+            <w:shd w:val="clear" w:color="auto" w:fill="FDE4E4"/>
+          </w:tcPr>
+          <w:p>
+            <w:pPr>
+              <w:spacing w:after="0"/>
+            </w:pPr>
+            <w:r/>
+            <w:r>
+              <w:rPr>
+                <w:rFonts w:ascii="Arial" w:hAnsi="Arial"/>
+                <w:b/>
+                <w:color w:val="A11D1D"/>
+                <w:sz w:val="18"/>
+              </w:rPr>
+              <w:t>Хийгдээгүй</w:t>
+            </w:r>
+            <w:r>
+              <w:rPr>
+                <w:rFonts w:ascii="Arial" w:hAnsi="Arial"/>
+                <w:color w:val="333333"/>
+                <w:sz w:val="17"/>
+              </w:rPr>
+              <w:br/>
+              <w:t>Эрх бүхий байгууллагаар хийлгэх.</w:t>
+            </w:r>
+          </w:p>
+        </w:tc>
+      </w:tr>
+      <w:tr>
+        <w:tc>
+          <w:tcPr>
+            <w:tcW w:type="dxa" w:w="680"/>
+          </w:tcPr>
+          <w:p>
+            <w:pPr>
+              <w:spacing w:after="0"/>
+              <w:jc w:val="center"/>
+            </w:pPr>
+            <w:r/>
+            <w:r>
+              <w:rPr>
+                <w:rFonts w:ascii="Arial" w:hAnsi="Arial"/>
+                <w:b/>
+                <w:sz w:val="18"/>
+              </w:rPr>
+              <w:t>1.8</w:t>
+            </w:r>
+          </w:p>
+        </w:tc>
+        <w:tc>
+          <w:tcPr>
+            <w:tcW w:type="dxa" w:w="2041"/>
+          </w:tcPr>
+          <w:p>
+            <w:pPr>
+              <w:spacing w:after="0"/>
+            </w:pPr>
+            <w:r/>
+            <w:r>
+              <w:rPr>
+                <w:rFonts w:ascii="Arial" w:hAnsi="Arial"/>
+                <w:b/>
+                <w:sz w:val="18"/>
+              </w:rPr>
+              <w:t>Тайлан</w:t>
+            </w:r>
+          </w:p>
+        </w:tc>
+        <w:tc>
+          <w:tcPr>
+            <w:tcW w:type="dxa" w:w="6009"/>
+          </w:tcPr>
+          <w:p>
+            <w:pPr>
+              <w:spacing w:after="0"/>
+            </w:pPr>
+            <w:r/>
+            <w:r>
+              <w:rPr>
+                <w:rFonts w:ascii="Arial" w:hAnsi="Arial"/>
+                <w:b w:val="0"/>
+                <w:sz w:val="18"/>
+              </w:rPr>
+              <w:t>Батлагдсан маягтын дагуу тайлан, мэдээг гаргадаг байх</w:t>
+            </w:r>
+          </w:p>
+        </w:tc>
+        <w:tc>
+          <w:tcPr>
+            <w:tcW w:type="dxa" w:w="6293"/>
+            <w:shd w:val="clear" w:color="auto" w:fill="FDE4E4"/>
+          </w:tcPr>
+          <w:p>
+            <w:pPr>
+              <w:spacing w:after="0"/>
+            </w:pPr>
+            <w:r/>
+            <w:r>
+              <w:rPr>
+                <w:rFonts w:ascii="Arial" w:hAnsi="Arial"/>
+                <w:b/>
+                <w:color w:val="A11D1D"/>
+                <w:sz w:val="18"/>
+              </w:rPr>
+              <w:t>Хийгдээгүй</w:t>
+            </w:r>
+            <w:r>
+              <w:rPr>
+                <w:rFonts w:ascii="Arial" w:hAnsi="Arial"/>
+                <w:color w:val="333333"/>
+                <w:sz w:val="17"/>
+              </w:rPr>
+              <w:br/>
+              <w:t>Батлагдсан маягтыг ЗСҮТ өгөөгүй. Одоогоор товч тоон тайлан.</w:t>
+            </w:r>
+          </w:p>
+        </w:tc>
+      </w:tr>
+      <w:tr>
+        <w:tc>
+          <w:tcPr>
+            <w:tcW w:type="dxa" w:w="680"/>
+          </w:tcPr>
+          <w:p>
+            <w:pPr>
+              <w:spacing w:after="0"/>
+              <w:jc w:val="center"/>
+            </w:pPr>
+            <w:r/>
+            <w:r>
+              <w:rPr>
+                <w:rFonts w:ascii="Arial" w:hAnsi="Arial"/>
+                <w:b w:val="0"/>
+                <w:sz w:val="18"/>
+              </w:rPr>
+            </w:r>
+          </w:p>
+        </w:tc>
+        <w:tc>
+          <w:tcPr>
+            <w:tcW w:type="dxa" w:w="2041"/>
+          </w:tcPr>
+          <w:p>
+            <w:pPr>
+              <w:spacing w:after="0"/>
+            </w:pPr>
+            <w:r/>
+            <w:r>
+              <w:rPr>
+                <w:rFonts w:ascii="Arial" w:hAnsi="Arial"/>
+                <w:b w:val="0"/>
+                <w:sz w:val="18"/>
+              </w:rPr>
+            </w:r>
+          </w:p>
+        </w:tc>
+        <w:tc>
+          <w:tcPr>
+            <w:tcW w:type="dxa" w:w="6009"/>
+          </w:tcPr>
+          <w:p>
+            <w:pPr>
+              <w:spacing w:after="0"/>
+            </w:pPr>
+            <w:r/>
+            <w:r>
+              <w:rPr>
+                <w:rFonts w:ascii="Arial" w:hAnsi="Arial"/>
+                <w:b w:val="0"/>
+                <w:sz w:val="18"/>
+              </w:rPr>
+              <w:t>Тайлан, мэдээллийг XLS, TXT гм олон төрлийн файлын форматаар татан авах, хэвлэх боломжтой байх</w:t>
+            </w:r>
+          </w:p>
+        </w:tc>
+        <w:tc>
+          <w:tcPr>
+            <w:tcW w:type="dxa" w:w="6293"/>
+            <w:shd w:val="clear" w:color="auto" w:fill="E3F4E8"/>
+          </w:tcPr>
+          <w:p>
+            <w:pPr>
+              <w:spacing w:after="0"/>
+            </w:pPr>
+            <w:r/>
+            <w:r>
+              <w:rPr>
+                <w:rFonts w:ascii="Arial" w:hAnsi="Arial"/>
+                <w:b/>
+                <w:color w:val="1E6B34"/>
+                <w:sz w:val="18"/>
+              </w:rPr>
+              <w:t>Хийгдсэн</w:t>
+            </w:r>
+            <w:r>
+              <w:rPr>
+                <w:rFonts w:ascii="Arial" w:hAnsi="Arial"/>
+                <w:color w:val="333333"/>
+                <w:sz w:val="17"/>
+              </w:rPr>
+              <w:br/>
+              <w:t>Апп: Excel, CSV, TXT татаж хуваалцах/хэвлэх. Сервер: тэмдэглэл, үзлэг, тайлангийн экспорт ба үзлэгийн PDF.</w:t>
+            </w:r>
+          </w:p>
+        </w:tc>
+      </w:tr>
+      <w:tr>
+        <w:tc>
+          <w:tcPr>
+            <w:tcW w:type="dxa" w:w="680"/>
+          </w:tcPr>
+          <w:p>
+            <w:pPr>
+              <w:spacing w:after="0"/>
+              <w:jc w:val="center"/>
+            </w:pPr>
+            <w:r/>
+            <w:r>
+              <w:rPr>
+                <w:rFonts w:ascii="Arial" w:hAnsi="Arial"/>
+                <w:b w:val="0"/>
+                <w:sz w:val="18"/>
+              </w:rPr>
+            </w:r>
+          </w:p>
+        </w:tc>
+        <w:tc>
+          <w:tcPr>
+            <w:tcW w:type="dxa" w:w="2041"/>
+          </w:tcPr>
+          <w:p>
+            <w:pPr>
+              <w:spacing w:after="0"/>
+            </w:pPr>
+            <w:r/>
+            <w:r>
+              <w:rPr>
+                <w:rFonts w:ascii="Arial" w:hAnsi="Arial"/>
+                <w:b w:val="0"/>
+                <w:sz w:val="18"/>
+              </w:rPr>
+            </w:r>
+          </w:p>
+        </w:tc>
+        <w:tc>
+          <w:tcPr>
+            <w:tcW w:type="dxa" w:w="6009"/>
+          </w:tcPr>
+          <w:p>
+            <w:pPr>
+              <w:spacing w:after="0"/>
+            </w:pPr>
+            <w:r/>
+            <w:r>
+              <w:rPr>
+                <w:rFonts w:ascii="Arial" w:hAnsi="Arial"/>
+                <w:b w:val="0"/>
+                <w:sz w:val="18"/>
+              </w:rPr>
+              <w:t>Мэдээллийн сангаас гарах мэдээлэлд эх сурвалжийг тогтоох тэмдэглэгээтэй байх</w:t>
+            </w:r>
+          </w:p>
+        </w:tc>
+        <w:tc>
+          <w:tcPr>
+            <w:tcW w:type="dxa" w:w="6293"/>
+            <w:shd w:val="clear" w:color="auto" w:fill="E3F4E8"/>
+          </w:tcPr>
+          <w:p>
+            <w:pPr>
+              <w:spacing w:after="0"/>
+            </w:pPr>
+            <w:r/>
+            <w:r>
+              <w:rPr>
+                <w:rFonts w:ascii="Arial" w:hAnsi="Arial"/>
+                <w:b/>
+                <w:color w:val="1E6B34"/>
+                <w:sz w:val="18"/>
+              </w:rPr>
+              <w:t>Хийгдсэн</w:t>
+            </w:r>
+            <w:r>
+              <w:rPr>
+                <w:rFonts w:ascii="Arial" w:hAnsi="Arial"/>
+                <w:color w:val="333333"/>
+                <w:sz w:val="17"/>
+              </w:rPr>
+              <w:br/>
+              <w:t>Файл бүрт байгууллага, мэдээллийн сан, гаргасан хүн, хугацаа, огноо бичигдэнэ.</w:t>
+            </w:r>
+          </w:p>
+        </w:tc>
+      </w:tr>
+      <w:tr>
+        <w:tc>
+          <w:tcPr>
+            <w:tcW w:type="dxa" w:w="680"/>
+          </w:tcPr>
+          <w:p>
+            <w:pPr>
+              <w:spacing w:after="0"/>
+              <w:jc w:val="center"/>
+            </w:pPr>
+            <w:r/>
+            <w:r>
+              <w:rPr>
+                <w:rFonts w:ascii="Arial" w:hAnsi="Arial"/>
+                <w:b w:val="0"/>
+                <w:sz w:val="18"/>
+              </w:rPr>
+            </w:r>
+          </w:p>
+        </w:tc>
+        <w:tc>
+          <w:tcPr>
+            <w:tcW w:type="dxa" w:w="2041"/>
+          </w:tcPr>
+          <w:p>
+            <w:pPr>
+              <w:spacing w:after="0"/>
+            </w:pPr>
+            <w:r/>
+            <w:r>
+              <w:rPr>
+                <w:rFonts w:ascii="Arial" w:hAnsi="Arial"/>
+                <w:b w:val="0"/>
+                <w:sz w:val="18"/>
+              </w:rPr>
+            </w:r>
+          </w:p>
+        </w:tc>
+        <w:tc>
+          <w:tcPr>
+            <w:tcW w:type="dxa" w:w="6009"/>
+          </w:tcPr>
+          <w:p>
+            <w:pPr>
+              <w:spacing w:after="0"/>
+            </w:pPr>
+            <w:r/>
+            <w:r>
+              <w:rPr>
+                <w:rFonts w:ascii="Arial" w:hAnsi="Arial"/>
+                <w:b w:val="0"/>
+                <w:sz w:val="18"/>
+              </w:rPr>
+              <w:t>Тусламж, үйлчилгээний төрлөөр өртөг, зардлыг тооцоолох боломжтой байх</w:t>
+            </w:r>
+          </w:p>
+        </w:tc>
+        <w:tc>
+          <w:tcPr>
+            <w:tcW w:type="dxa" w:w="6293"/>
+            <w:shd w:val="clear" w:color="auto" w:fill="FDE4E4"/>
+          </w:tcPr>
+          <w:p>
+            <w:pPr>
+              <w:spacing w:after="0"/>
+            </w:pPr>
+            <w:r/>
+            <w:r>
+              <w:rPr>
+                <w:rFonts w:ascii="Arial" w:hAnsi="Arial"/>
+                <w:b/>
+                <w:color w:val="A11D1D"/>
+                <w:sz w:val="18"/>
+              </w:rPr>
+              <w:t>Хийгдээгүй</w:t>
+            </w:r>
+            <w:r>
+              <w:rPr>
+                <w:rFonts w:ascii="Arial" w:hAnsi="Arial"/>
+                <w:color w:val="333333"/>
+                <w:sz w:val="17"/>
+              </w:rPr>
+              <w:br/>
+              <w:t>Тарифын жагсаалт, аргачлал хүлээгдэж байна.</w:t>
+            </w:r>
+          </w:p>
+        </w:tc>
+      </w:tr>
+      <w:tr>
+        <w:tc>
+          <w:tcPr>
+            <w:tcW w:type="dxa" w:w="6293"/>
+            <w:gridSpan w:val="4"/>
+            <w:shd w:val="clear" w:color="auto" w:fill="D6E6F2"/>
+          </w:tcPr>
+          <w:p>
+            <w:pPr>
+              <w:spacing w:after="0"/>
+            </w:pPr>
+            <w:r/>
+            <w:r>
+              <w:rPr>
+                <w:rFonts w:ascii="Arial" w:hAnsi="Arial"/>
+                <w:b/>
+                <w:sz w:val="20"/>
+              </w:rPr>
+              <w:t>Хоёр. СИСТЕМИЙН ТУСГАЙ ШААРДЛАГА</w:t>
+            </w:r>
+          </w:p>
+        </w:tc>
+      </w:tr>
+      <w:tr>
+        <w:tc>
+          <w:tcPr>
+            <w:tcW w:type="dxa" w:w="680"/>
+          </w:tcPr>
+          <w:p>
+            <w:pPr>
+              <w:spacing w:after="0"/>
+              <w:jc w:val="center"/>
+            </w:pPr>
+            <w:r/>
+            <w:r>
+              <w:rPr>
+                <w:rFonts w:ascii="Arial" w:hAnsi="Arial"/>
+                <w:b/>
+                <w:sz w:val="18"/>
+              </w:rPr>
+              <w:t>2.1</w:t>
+            </w:r>
+          </w:p>
+        </w:tc>
+        <w:tc>
+          <w:tcPr>
+            <w:tcW w:type="dxa" w:w="2041"/>
+          </w:tcPr>
+          <w:p>
+            <w:pPr>
+              <w:spacing w:after="0"/>
+            </w:pPr>
+            <w:r/>
+            <w:r>
+              <w:rPr>
+                <w:rFonts w:ascii="Arial" w:hAnsi="Arial"/>
+                <w:b w:val="0"/>
+                <w:sz w:val="18"/>
+              </w:rPr>
+            </w:r>
+          </w:p>
+        </w:tc>
+        <w:tc>
+          <w:tcPr>
+            <w:tcW w:type="dxa" w:w="6009"/>
+          </w:tcPr>
+          <w:p>
+            <w:pPr>
+              <w:spacing w:after="0"/>
+            </w:pPr>
+            <w:r/>
+            <w:r>
+              <w:rPr>
+                <w:rFonts w:ascii="Arial" w:hAnsi="Arial"/>
+                <w:b w:val="0"/>
+                <w:sz w:val="18"/>
+              </w:rPr>
+              <w:t>Андройд болон IOS үйлдлийн систем дээр ажилладаг байна</w:t>
+            </w:r>
+          </w:p>
+        </w:tc>
+        <w:tc>
+          <w:tcPr>
+            <w:tcW w:type="dxa" w:w="6293"/>
+            <w:shd w:val="clear" w:color="auto" w:fill="E3F4E8"/>
+          </w:tcPr>
+          <w:p>
+            <w:pPr>
+              <w:spacing w:after="0"/>
+            </w:pPr>
+            <w:r/>
+            <w:r>
+              <w:rPr>
+                <w:rFonts w:ascii="Arial" w:hAnsi="Arial"/>
+                <w:b/>
+                <w:color w:val="1E6B34"/>
+                <w:sz w:val="18"/>
+              </w:rPr>
+              <w:t>Хийгдсэн</w:t>
+            </w:r>
+            <w:r>
+              <w:rPr>
+                <w:rFonts w:ascii="Arial" w:hAnsi="Arial"/>
+                <w:color w:val="333333"/>
+                <w:sz w:val="17"/>
+              </w:rPr>
+              <w:br/>
+              <w:t>iPhone дээр туршсан. Android хувилбар бүтэж эмулятор дээр ажилласан.</w:t>
+            </w:r>
+          </w:p>
+        </w:tc>
+      </w:tr>
+      <w:tr>
+        <w:tc>
+          <w:tcPr>
+            <w:tcW w:type="dxa" w:w="680"/>
+          </w:tcPr>
+          <w:p>
+            <w:pPr>
+              <w:spacing w:after="0"/>
+              <w:jc w:val="center"/>
+            </w:pPr>
+            <w:r/>
+            <w:r>
+              <w:rPr>
+                <w:rFonts w:ascii="Arial" w:hAnsi="Arial"/>
+                <w:b w:val="0"/>
+                <w:sz w:val="18"/>
+              </w:rPr>
+            </w:r>
+          </w:p>
+        </w:tc>
+        <w:tc>
+          <w:tcPr>
+            <w:tcW w:type="dxa" w:w="2041"/>
+          </w:tcPr>
+          <w:p>
+            <w:pPr>
+              <w:spacing w:after="0"/>
+            </w:pPr>
+            <w:r/>
+            <w:r>
+              <w:rPr>
+                <w:rFonts w:ascii="Arial" w:hAnsi="Arial"/>
+                <w:b w:val="0"/>
+                <w:sz w:val="18"/>
+              </w:rPr>
+            </w:r>
+          </w:p>
+        </w:tc>
+        <w:tc>
+          <w:tcPr>
+            <w:tcW w:type="dxa" w:w="6009"/>
+          </w:tcPr>
+          <w:p>
+            <w:pPr>
+              <w:spacing w:after="0"/>
+            </w:pPr>
+            <w:r/>
+            <w:r>
+              <w:rPr>
+                <w:rFonts w:ascii="Arial" w:hAnsi="Arial"/>
+                <w:b w:val="0"/>
+                <w:sz w:val="18"/>
+              </w:rPr>
+              <w:t>МнКардио системтэй холбогдож ажиллах буюу backend системтэй холбогдож ажиллах</w:t>
+            </w:r>
+          </w:p>
+        </w:tc>
+        <w:tc>
+          <w:tcPr>
+            <w:tcW w:type="dxa" w:w="6293"/>
+            <w:shd w:val="clear" w:color="auto" w:fill="E3F4E8"/>
+          </w:tcPr>
+          <w:p>
+            <w:pPr>
+              <w:spacing w:after="0"/>
+            </w:pPr>
+            <w:r/>
+            <w:r>
+              <w:rPr>
+                <w:rFonts w:ascii="Arial" w:hAnsi="Arial"/>
+                <w:b/>
+                <w:color w:val="1E6B34"/>
+                <w:sz w:val="18"/>
+              </w:rPr>
+              <w:t>Хийгдсэн</w:t>
+            </w:r>
+            <w:r>
+              <w:rPr>
+                <w:rFonts w:ascii="Arial" w:hAnsi="Arial"/>
+                <w:color w:val="333333"/>
+                <w:sz w:val="17"/>
+              </w:rPr>
+              <w:br/>
+              <w:t>МнКардио backend-тэй холбогдсон.</w:t>
+            </w:r>
+          </w:p>
+        </w:tc>
+      </w:tr>
+      <w:tr>
+        <w:tc>
+          <w:tcPr>
+            <w:tcW w:type="dxa" w:w="680"/>
+          </w:tcPr>
+          <w:p>
+            <w:pPr>
+              <w:spacing w:after="0"/>
+              <w:jc w:val="center"/>
+            </w:pPr>
+            <w:r/>
+            <w:r>
+              <w:rPr>
+                <w:rFonts w:ascii="Arial" w:hAnsi="Arial"/>
+                <w:b w:val="0"/>
+                <w:sz w:val="18"/>
+              </w:rPr>
+            </w:r>
+          </w:p>
+        </w:tc>
+        <w:tc>
+          <w:tcPr>
+            <w:tcW w:type="dxa" w:w="2041"/>
+          </w:tcPr>
+          <w:p>
+            <w:pPr>
+              <w:spacing w:after="0"/>
+            </w:pPr>
+            <w:r/>
+            <w:r>
+              <w:rPr>
+                <w:rFonts w:ascii="Arial" w:hAnsi="Arial"/>
+                <w:b w:val="0"/>
+                <w:sz w:val="18"/>
+              </w:rPr>
+            </w:r>
+          </w:p>
+        </w:tc>
+        <w:tc>
+          <w:tcPr>
+            <w:tcW w:type="dxa" w:w="6009"/>
+          </w:tcPr>
+          <w:p>
+            <w:pPr>
+              <w:spacing w:after="0"/>
+            </w:pPr>
+            <w:r/>
+            <w:r>
+              <w:rPr>
+                <w:rFonts w:ascii="Arial" w:hAnsi="Arial"/>
+                <w:b w:val="0"/>
+                <w:sz w:val="18"/>
+              </w:rPr>
+              <w:t>Мобайл апп нь эмч болон үйлчлүүлэгч гэсэн нэвтрэх хэсэгтэй байна</w:t>
+            </w:r>
+          </w:p>
+        </w:tc>
+        <w:tc>
+          <w:tcPr>
+            <w:tcW w:type="dxa" w:w="6293"/>
+            <w:shd w:val="clear" w:color="auto" w:fill="E3F4E8"/>
+          </w:tcPr>
+          <w:p>
+            <w:pPr>
+              <w:spacing w:after="0"/>
+            </w:pPr>
+            <w:r/>
+            <w:r>
+              <w:rPr>
+                <w:rFonts w:ascii="Arial" w:hAnsi="Arial"/>
+                <w:b/>
+                <w:color w:val="1E6B34"/>
+                <w:sz w:val="18"/>
+              </w:rPr>
+              <w:t>Хийгдсэн</w:t>
+            </w:r>
+          </w:p>
+        </w:tc>
+      </w:tr>
+      <w:tr>
+        <w:tc>
+          <w:tcPr>
+            <w:tcW w:type="dxa" w:w="680"/>
+          </w:tcPr>
+          <w:p>
+            <w:pPr>
+              <w:spacing w:after="0"/>
+              <w:jc w:val="center"/>
+            </w:pPr>
+            <w:r/>
+            <w:r>
+              <w:rPr>
+                <w:rFonts w:ascii="Arial" w:hAnsi="Arial"/>
+                <w:b w:val="0"/>
+                <w:sz w:val="18"/>
+              </w:rPr>
+            </w:r>
+          </w:p>
+        </w:tc>
+        <w:tc>
+          <w:tcPr>
+            <w:tcW w:type="dxa" w:w="2041"/>
+          </w:tcPr>
+          <w:p>
+            <w:pPr>
+              <w:spacing w:after="0"/>
+            </w:pPr>
+            <w:r/>
+            <w:r>
+              <w:rPr>
+                <w:rFonts w:ascii="Arial" w:hAnsi="Arial"/>
+                <w:b/>
+                <w:sz w:val="18"/>
+              </w:rPr>
+              <w:t>Эмчийн модуль</w:t>
+            </w:r>
+          </w:p>
+        </w:tc>
+        <w:tc>
+          <w:tcPr>
+            <w:tcW w:type="dxa" w:w="6009"/>
+          </w:tcPr>
+          <w:p>
+            <w:pPr>
+              <w:spacing w:after="0"/>
+            </w:pPr>
+            <w:r/>
+            <w:r>
+              <w:rPr>
+                <w:rFonts w:ascii="Arial" w:hAnsi="Arial"/>
+                <w:b w:val="0"/>
+                <w:sz w:val="18"/>
+              </w:rPr>
+              <w:t>Миний үзлэгүүд</w:t>
+            </w:r>
+          </w:p>
+        </w:tc>
+        <w:tc>
+          <w:tcPr>
+            <w:tcW w:type="dxa" w:w="6293"/>
+            <w:shd w:val="clear" w:color="auto" w:fill="E3F4E8"/>
+          </w:tcPr>
+          <w:p>
+            <w:pPr>
+              <w:spacing w:after="0"/>
+            </w:pPr>
+            <w:r/>
+            <w:r>
+              <w:rPr>
+                <w:rFonts w:ascii="Arial" w:hAnsi="Arial"/>
+                <w:b/>
+                <w:color w:val="1E6B34"/>
+                <w:sz w:val="18"/>
+              </w:rPr>
+              <w:t>Хийгдсэн</w:t>
+            </w:r>
+            <w:r>
+              <w:rPr>
+                <w:rFonts w:ascii="Arial" w:hAnsi="Arial"/>
+                <w:color w:val="333333"/>
+                <w:sz w:val="17"/>
+              </w:rPr>
+              <w:br/>
+              <w:t>Жагсаалт, хайлт, дэлгэрэнгүй.</w:t>
+            </w:r>
+          </w:p>
+        </w:tc>
+      </w:tr>
+      <w:tr>
+        <w:tc>
+          <w:tcPr>
+            <w:tcW w:type="dxa" w:w="680"/>
+          </w:tcPr>
+          <w:p>
+            <w:pPr>
+              <w:spacing w:after="0"/>
+              <w:jc w:val="center"/>
+            </w:pPr>
+            <w:r/>
+            <w:r>
+              <w:rPr>
+                <w:rFonts w:ascii="Arial" w:hAnsi="Arial"/>
+                <w:b w:val="0"/>
+                <w:sz w:val="18"/>
+              </w:rPr>
+            </w:r>
+          </w:p>
+        </w:tc>
+        <w:tc>
+          <w:tcPr>
+            <w:tcW w:type="dxa" w:w="2041"/>
+          </w:tcPr>
+          <w:p>
+            <w:pPr>
+              <w:spacing w:after="0"/>
+            </w:pPr>
+            <w:r/>
+            <w:r>
+              <w:rPr>
+                <w:rFonts w:ascii="Arial" w:hAnsi="Arial"/>
+                <w:b w:val="0"/>
+                <w:sz w:val="18"/>
+              </w:rPr>
+            </w:r>
+          </w:p>
+        </w:tc>
+        <w:tc>
+          <w:tcPr>
+            <w:tcW w:type="dxa" w:w="6009"/>
+          </w:tcPr>
+          <w:p>
+            <w:pPr>
+              <w:spacing w:after="0"/>
+            </w:pPr>
+            <w:r/>
+            <w:r>
+              <w:rPr>
+                <w:rFonts w:ascii="Arial" w:hAnsi="Arial"/>
+                <w:b w:val="0"/>
+                <w:sz w:val="18"/>
+              </w:rPr>
+              <w:t>Миний хяналт</w:t>
+            </w:r>
+          </w:p>
+        </w:tc>
+        <w:tc>
+          <w:tcPr>
+            <w:tcW w:type="dxa" w:w="6293"/>
+            <w:shd w:val="clear" w:color="auto" w:fill="E3F4E8"/>
+          </w:tcPr>
+          <w:p>
+            <w:pPr>
+              <w:spacing w:after="0"/>
+            </w:pPr>
+            <w:r/>
+            <w:r>
+              <w:rPr>
+                <w:rFonts w:ascii="Arial" w:hAnsi="Arial"/>
+                <w:b/>
+                <w:color w:val="1E6B34"/>
+                <w:sz w:val="18"/>
+              </w:rPr>
+              <w:t>Хийгдсэн</w:t>
+            </w:r>
+            <w:r>
+              <w:rPr>
+                <w:rFonts w:ascii="Arial" w:hAnsi="Arial"/>
+                <w:color w:val="333333"/>
+                <w:sz w:val="17"/>
+              </w:rPr>
+              <w:br/>
+              <w:t>Хяналтад авах/хасах, хэмжилтийн график.</w:t>
+            </w:r>
+          </w:p>
+        </w:tc>
+      </w:tr>
+      <w:tr>
+        <w:tc>
+          <w:tcPr>
+            <w:tcW w:type="dxa" w:w="680"/>
+          </w:tcPr>
+          <w:p>
+            <w:pPr>
+              <w:spacing w:after="0"/>
+              <w:jc w:val="center"/>
+            </w:pPr>
+            <w:r/>
+            <w:r>
+              <w:rPr>
+                <w:rFonts w:ascii="Arial" w:hAnsi="Arial"/>
+                <w:b w:val="0"/>
+                <w:sz w:val="18"/>
+              </w:rPr>
+            </w:r>
+          </w:p>
+        </w:tc>
+        <w:tc>
+          <w:tcPr>
+            <w:tcW w:type="dxa" w:w="2041"/>
+          </w:tcPr>
+          <w:p>
+            <w:pPr>
+              <w:spacing w:after="0"/>
+            </w:pPr>
+            <w:r/>
+            <w:r>
+              <w:rPr>
+                <w:rFonts w:ascii="Arial" w:hAnsi="Arial"/>
+                <w:b w:val="0"/>
+                <w:sz w:val="18"/>
+              </w:rPr>
+            </w:r>
+          </w:p>
+        </w:tc>
+        <w:tc>
+          <w:tcPr>
+            <w:tcW w:type="dxa" w:w="6009"/>
+          </w:tcPr>
+          <w:p>
+            <w:pPr>
+              <w:spacing w:after="0"/>
+            </w:pPr>
+            <w:r/>
+            <w:r>
+              <w:rPr>
+                <w:rFonts w:ascii="Arial" w:hAnsi="Arial"/>
+                <w:b w:val="0"/>
+                <w:sz w:val="18"/>
+              </w:rPr>
+              <w:t>Миний зөвлөгөө</w:t>
+            </w:r>
+          </w:p>
+        </w:tc>
+        <w:tc>
+          <w:tcPr>
+            <w:tcW w:type="dxa" w:w="6293"/>
+            <w:shd w:val="clear" w:color="auto" w:fill="E3F4E8"/>
+          </w:tcPr>
+          <w:p>
+            <w:pPr>
+              <w:spacing w:after="0"/>
+            </w:pPr>
+            <w:r/>
+            <w:r>
+              <w:rPr>
+                <w:rFonts w:ascii="Arial" w:hAnsi="Arial"/>
+                <w:b/>
+                <w:color w:val="1E6B34"/>
+                <w:sz w:val="18"/>
+              </w:rPr>
+              <w:t>Хийгдсэн</w:t>
+            </w:r>
+            <w:r>
+              <w:rPr>
+                <w:rFonts w:ascii="Arial" w:hAnsi="Arial"/>
+                <w:color w:val="333333"/>
+                <w:sz w:val="17"/>
+              </w:rPr>
+              <w:br/>
+              <w:t>Тасалбар бичих, нийтлэх, сэтгэгдэл, файл, урсгал.</w:t>
+            </w:r>
+          </w:p>
+        </w:tc>
+      </w:tr>
+      <w:tr>
+        <w:tc>
+          <w:tcPr>
+            <w:tcW w:type="dxa" w:w="680"/>
+          </w:tcPr>
+          <w:p>
+            <w:pPr>
+              <w:spacing w:after="0"/>
+              <w:jc w:val="center"/>
+            </w:pPr>
+            <w:r/>
+            <w:r>
+              <w:rPr>
+                <w:rFonts w:ascii="Arial" w:hAnsi="Arial"/>
+                <w:b w:val="0"/>
+                <w:sz w:val="18"/>
+              </w:rPr>
+            </w:r>
+          </w:p>
+        </w:tc>
+        <w:tc>
+          <w:tcPr>
+            <w:tcW w:type="dxa" w:w="2041"/>
+          </w:tcPr>
+          <w:p>
+            <w:pPr>
+              <w:spacing w:after="0"/>
+            </w:pPr>
+            <w:r/>
+            <w:r>
+              <w:rPr>
+                <w:rFonts w:ascii="Arial" w:hAnsi="Arial"/>
+                <w:b w:val="0"/>
+                <w:sz w:val="18"/>
+              </w:rPr>
+            </w:r>
+          </w:p>
+        </w:tc>
+        <w:tc>
+          <w:tcPr>
+            <w:tcW w:type="dxa" w:w="6009"/>
+          </w:tcPr>
+          <w:p>
+            <w:pPr>
+              <w:spacing w:after="0"/>
+            </w:pPr>
+            <w:r/>
+            <w:r>
+              <w:rPr>
+                <w:rFonts w:ascii="Arial" w:hAnsi="Arial"/>
+                <w:b w:val="0"/>
+                <w:sz w:val="18"/>
+              </w:rPr>
+              <w:t>Миний тайлан</w:t>
+            </w:r>
+          </w:p>
+        </w:tc>
+        <w:tc>
+          <w:tcPr>
+            <w:tcW w:type="dxa" w:w="6293"/>
+            <w:shd w:val="clear" w:color="auto" w:fill="E3F4E8"/>
+          </w:tcPr>
+          <w:p>
+            <w:pPr>
+              <w:spacing w:after="0"/>
+            </w:pPr>
+            <w:r/>
+            <w:r>
+              <w:rPr>
+                <w:rFonts w:ascii="Arial" w:hAnsi="Arial"/>
+                <w:b/>
+                <w:color w:val="1E6B34"/>
+                <w:sz w:val="18"/>
+              </w:rPr>
+              <w:t>Хийгдсэн</w:t>
+            </w:r>
+            <w:r>
+              <w:rPr>
+                <w:rFonts w:ascii="Arial" w:hAnsi="Arial"/>
+                <w:color w:val="333333"/>
+                <w:sz w:val="17"/>
+              </w:rPr>
+              <w:br/>
+              <w:t>Тоон үзүүлэлт, түгээмэл онош, Excel/CSV/TXT.</w:t>
+            </w:r>
+          </w:p>
+        </w:tc>
+      </w:tr>
+      <w:tr>
+        <w:tc>
+          <w:tcPr>
+            <w:tcW w:type="dxa" w:w="680"/>
+          </w:tcPr>
+          <w:p>
+            <w:pPr>
+              <w:spacing w:after="0"/>
+              <w:jc w:val="center"/>
+            </w:pPr>
+            <w:r/>
+            <w:r>
+              <w:rPr>
+                <w:rFonts w:ascii="Arial" w:hAnsi="Arial"/>
+                <w:b w:val="0"/>
+                <w:sz w:val="18"/>
+              </w:rPr>
+            </w:r>
+          </w:p>
+        </w:tc>
+        <w:tc>
+          <w:tcPr>
+            <w:tcW w:type="dxa" w:w="2041"/>
+          </w:tcPr>
+          <w:p>
+            <w:pPr>
+              <w:spacing w:after="0"/>
+            </w:pPr>
+            <w:r/>
+            <w:r>
+              <w:rPr>
+                <w:rFonts w:ascii="Arial" w:hAnsi="Arial"/>
+                <w:b w:val="0"/>
+                <w:sz w:val="18"/>
+              </w:rPr>
+            </w:r>
+          </w:p>
+        </w:tc>
+        <w:tc>
+          <w:tcPr>
+            <w:tcW w:type="dxa" w:w="6009"/>
+          </w:tcPr>
+          <w:p>
+            <w:pPr>
+              <w:spacing w:after="0"/>
+            </w:pPr>
+            <w:r/>
+            <w:r>
+              <w:rPr>
+                <w:rFonts w:ascii="Arial" w:hAnsi="Arial"/>
+                <w:b w:val="0"/>
+                <w:sz w:val="18"/>
+              </w:rPr>
+              <w:t>Үйлчлүүлэгч модулийн (Эрсдэл, цахим үзлэг, Сэргээн засах) модулийг харах боломжтой байна</w:t>
+            </w:r>
+          </w:p>
+        </w:tc>
+        <w:tc>
+          <w:tcPr>
+            <w:tcW w:type="dxa" w:w="6293"/>
+            <w:shd w:val="clear" w:color="auto" w:fill="E3F4E8"/>
+          </w:tcPr>
+          <w:p>
+            <w:pPr>
+              <w:spacing w:after="0"/>
+            </w:pPr>
+            <w:r/>
+            <w:r>
+              <w:rPr>
+                <w:rFonts w:ascii="Arial" w:hAnsi="Arial"/>
+                <w:b/>
+                <w:color w:val="1E6B34"/>
+                <w:sz w:val="18"/>
+              </w:rPr>
+              <w:t>Хийгдсэн</w:t>
+            </w:r>
+            <w:r>
+              <w:rPr>
+                <w:rFonts w:ascii="Arial" w:hAnsi="Arial"/>
+                <w:color w:val="333333"/>
+                <w:sz w:val="17"/>
+              </w:rPr>
+              <w:br/>
+              <w:t>Үзлэг, хэмжилт, цахим үзлэг, эрсдэл, шинжилгээ, сэргээн засах бүгд эмчийн аппаас харагдана.</w:t>
+            </w:r>
+          </w:p>
+        </w:tc>
+      </w:tr>
+      <w:tr>
+        <w:tc>
+          <w:tcPr>
+            <w:tcW w:type="dxa" w:w="680"/>
+          </w:tcPr>
+          <w:p>
+            <w:pPr>
+              <w:spacing w:after="0"/>
+              <w:jc w:val="center"/>
+            </w:pPr>
+            <w:r/>
+            <w:r>
+              <w:rPr>
+                <w:rFonts w:ascii="Arial" w:hAnsi="Arial"/>
+                <w:b w:val="0"/>
+                <w:sz w:val="18"/>
+              </w:rPr>
+            </w:r>
+          </w:p>
+        </w:tc>
+        <w:tc>
+          <w:tcPr>
+            <w:tcW w:type="dxa" w:w="2041"/>
+          </w:tcPr>
+          <w:p>
+            <w:pPr>
+              <w:spacing w:after="0"/>
+            </w:pPr>
+            <w:r/>
+            <w:r>
+              <w:rPr>
+                <w:rFonts w:ascii="Arial" w:hAnsi="Arial"/>
+                <w:b/>
+                <w:sz w:val="18"/>
+              </w:rPr>
+              <w:t>Үйлчлүүлэгчийн модуль</w:t>
+            </w:r>
+          </w:p>
+        </w:tc>
+        <w:tc>
+          <w:tcPr>
+            <w:tcW w:type="dxa" w:w="6009"/>
+          </w:tcPr>
+          <w:p>
+            <w:pPr>
+              <w:spacing w:after="0"/>
+            </w:pPr>
+            <w:r/>
+            <w:r>
+              <w:rPr>
+                <w:rFonts w:ascii="Arial" w:hAnsi="Arial"/>
+                <w:b w:val="0"/>
+                <w:sz w:val="18"/>
+              </w:rPr>
+              <w:t>2.1 Миний бүртгэл</w:t>
+            </w:r>
+          </w:p>
+        </w:tc>
+        <w:tc>
+          <w:tcPr>
+            <w:tcW w:type="dxa" w:w="6293"/>
+            <w:shd w:val="clear" w:color="auto" w:fill="E3F4E8"/>
+          </w:tcPr>
+          <w:p>
+            <w:pPr>
+              <w:spacing w:after="0"/>
+            </w:pPr>
+            <w:r/>
+            <w:r>
+              <w:rPr>
+                <w:rFonts w:ascii="Arial" w:hAnsi="Arial"/>
+                <w:b/>
+                <w:color w:val="1E6B34"/>
+                <w:sz w:val="18"/>
+              </w:rPr>
+              <w:t>Хийгдсэн</w:t>
+            </w:r>
+            <w:r>
+              <w:rPr>
+                <w:rFonts w:ascii="Arial" w:hAnsi="Arial"/>
+                <w:color w:val="333333"/>
+                <w:sz w:val="17"/>
+              </w:rPr>
+              <w:br/>
+              <w:t>Эмнэлэгт бүртгэгдсэн мэдээлэл (ХУР-аас татахгүй).</w:t>
+            </w:r>
+          </w:p>
+        </w:tc>
+      </w:tr>
+      <w:tr>
+        <w:tc>
+          <w:tcPr>
+            <w:tcW w:type="dxa" w:w="680"/>
+          </w:tcPr>
+          <w:p>
+            <w:pPr>
+              <w:spacing w:after="0"/>
+              <w:jc w:val="center"/>
+            </w:pPr>
+            <w:r/>
+            <w:r>
+              <w:rPr>
+                <w:rFonts w:ascii="Arial" w:hAnsi="Arial"/>
+                <w:b w:val="0"/>
+                <w:sz w:val="18"/>
+              </w:rPr>
+            </w:r>
+          </w:p>
+        </w:tc>
+        <w:tc>
+          <w:tcPr>
+            <w:tcW w:type="dxa" w:w="2041"/>
+          </w:tcPr>
+          <w:p>
+            <w:pPr>
+              <w:spacing w:after="0"/>
+            </w:pPr>
+            <w:r/>
+            <w:r>
+              <w:rPr>
+                <w:rFonts w:ascii="Arial" w:hAnsi="Arial"/>
+                <w:b w:val="0"/>
+                <w:sz w:val="18"/>
+              </w:rPr>
+            </w:r>
+          </w:p>
+        </w:tc>
+        <w:tc>
+          <w:tcPr>
+            <w:tcW w:type="dxa" w:w="6009"/>
+          </w:tcPr>
+          <w:p>
+            <w:pPr>
+              <w:spacing w:after="0"/>
+            </w:pPr>
+            <w:r/>
+            <w:r>
+              <w:rPr>
+                <w:rFonts w:ascii="Arial" w:hAnsi="Arial"/>
+                <w:b w:val="0"/>
+                <w:sz w:val="18"/>
+              </w:rPr>
+              <w:t>2.2 Миний тэмдэглэл /Өдөр тутмын ЭМ-ийн бүртгэл/</w:t>
+            </w:r>
+          </w:p>
+        </w:tc>
+        <w:tc>
+          <w:tcPr>
+            <w:tcW w:type="dxa" w:w="6293"/>
+            <w:shd w:val="clear" w:color="auto" w:fill="E3F4E8"/>
+          </w:tcPr>
+          <w:p>
+            <w:pPr>
+              <w:spacing w:after="0"/>
+            </w:pPr>
+            <w:r/>
+            <w:r>
+              <w:rPr>
+                <w:rFonts w:ascii="Arial" w:hAnsi="Arial"/>
+                <w:b/>
+                <w:color w:val="1E6B34"/>
+                <w:sz w:val="18"/>
+              </w:rPr>
+              <w:t>Хийгдсэн</w:t>
+            </w:r>
+            <w:r>
+              <w:rPr>
+                <w:rFonts w:ascii="Arial" w:hAnsi="Arial"/>
+                <w:color w:val="333333"/>
+                <w:sz w:val="17"/>
+              </w:rPr>
+              <w:br/>
+              <w:t>Даралт (дээд, доод), судас, жин, INR, график.</w:t>
+            </w:r>
+          </w:p>
+        </w:tc>
+      </w:tr>
+      <w:tr>
+        <w:tc>
+          <w:tcPr>
+            <w:tcW w:type="dxa" w:w="680"/>
+          </w:tcPr>
+          <w:p>
+            <w:pPr>
+              <w:spacing w:after="0"/>
+              <w:jc w:val="center"/>
+            </w:pPr>
+            <w:r/>
+            <w:r>
+              <w:rPr>
+                <w:rFonts w:ascii="Arial" w:hAnsi="Arial"/>
+                <w:b w:val="0"/>
+                <w:sz w:val="18"/>
+              </w:rPr>
+            </w:r>
+          </w:p>
+        </w:tc>
+        <w:tc>
+          <w:tcPr>
+            <w:tcW w:type="dxa" w:w="2041"/>
+          </w:tcPr>
+          <w:p>
+            <w:pPr>
+              <w:spacing w:after="0"/>
+            </w:pPr>
+            <w:r/>
+            <w:r>
+              <w:rPr>
+                <w:rFonts w:ascii="Arial" w:hAnsi="Arial"/>
+                <w:b w:val="0"/>
+                <w:sz w:val="18"/>
+              </w:rPr>
+            </w:r>
+          </w:p>
+        </w:tc>
+        <w:tc>
+          <w:tcPr>
+            <w:tcW w:type="dxa" w:w="6009"/>
+          </w:tcPr>
+          <w:p>
+            <w:pPr>
+              <w:spacing w:after="0"/>
+            </w:pPr>
+            <w:r/>
+            <w:r>
+              <w:rPr>
+                <w:rFonts w:ascii="Arial" w:hAnsi="Arial"/>
+                <w:b w:val="0"/>
+                <w:sz w:val="18"/>
+              </w:rPr>
+              <w:t>2.3 Эмчээс асуух асуулт</w:t>
+            </w:r>
+          </w:p>
+        </w:tc>
+        <w:tc>
+          <w:tcPr>
+            <w:tcW w:type="dxa" w:w="6293"/>
+            <w:shd w:val="clear" w:color="auto" w:fill="E3F4E8"/>
+          </w:tcPr>
+          <w:p>
+            <w:pPr>
+              <w:spacing w:after="0"/>
+            </w:pPr>
+            <w:r/>
+            <w:r>
+              <w:rPr>
+                <w:rFonts w:ascii="Arial" w:hAnsi="Arial"/>
+                <w:b/>
+                <w:color w:val="1E6B34"/>
+                <w:sz w:val="18"/>
+              </w:rPr>
+              <w:t>Хийгдсэн</w:t>
+            </w:r>
+            <w:r>
+              <w:rPr>
+                <w:rFonts w:ascii="Arial" w:hAnsi="Arial"/>
+                <w:color w:val="333333"/>
+                <w:sz w:val="17"/>
+              </w:rPr>
+              <w:br/>
+              <w:t>Текст, зураг, баримт, дуу бичлэг хавсаргаж асууна. Эмч аппаасаа хариулна.</w:t>
+            </w:r>
+          </w:p>
+        </w:tc>
+      </w:tr>
+      <w:tr>
+        <w:tc>
+          <w:tcPr>
+            <w:tcW w:type="dxa" w:w="680"/>
+          </w:tcPr>
+          <w:p>
+            <w:pPr>
+              <w:spacing w:after="0"/>
+              <w:jc w:val="center"/>
+            </w:pPr>
+            <w:r/>
+            <w:r>
+              <w:rPr>
+                <w:rFonts w:ascii="Arial" w:hAnsi="Arial"/>
+                <w:b w:val="0"/>
+                <w:sz w:val="18"/>
+              </w:rPr>
+            </w:r>
+          </w:p>
+        </w:tc>
+        <w:tc>
+          <w:tcPr>
+            <w:tcW w:type="dxa" w:w="2041"/>
+          </w:tcPr>
+          <w:p>
+            <w:pPr>
+              <w:spacing w:after="0"/>
+            </w:pPr>
+            <w:r/>
+            <w:r>
+              <w:rPr>
+                <w:rFonts w:ascii="Arial" w:hAnsi="Arial"/>
+                <w:b w:val="0"/>
+                <w:sz w:val="18"/>
+              </w:rPr>
+            </w:r>
+          </w:p>
+        </w:tc>
+        <w:tc>
+          <w:tcPr>
+            <w:tcW w:type="dxa" w:w="6009"/>
+          </w:tcPr>
+          <w:p>
+            <w:pPr>
+              <w:spacing w:after="0"/>
+            </w:pPr>
+            <w:r/>
+            <w:r>
+              <w:rPr>
+                <w:rFonts w:ascii="Arial" w:hAnsi="Arial"/>
+                <w:b w:val="0"/>
+                <w:sz w:val="18"/>
+              </w:rPr>
+              <w:t>2.4 Эмчийн зөвлөгөө</w:t>
+            </w:r>
+          </w:p>
+        </w:tc>
+        <w:tc>
+          <w:tcPr>
+            <w:tcW w:type="dxa" w:w="6293"/>
+            <w:shd w:val="clear" w:color="auto" w:fill="E3F4E8"/>
+          </w:tcPr>
+          <w:p>
+            <w:pPr>
+              <w:spacing w:after="0"/>
+            </w:pPr>
+            <w:r/>
+            <w:r>
+              <w:rPr>
+                <w:rFonts w:ascii="Arial" w:hAnsi="Arial"/>
+                <w:b/>
+                <w:color w:val="1E6B34"/>
+                <w:sz w:val="18"/>
+              </w:rPr>
+              <w:t>Хийгдсэн</w:t>
+            </w:r>
+          </w:p>
+        </w:tc>
+      </w:tr>
+      <w:tr>
+        <w:tc>
+          <w:tcPr>
+            <w:tcW w:type="dxa" w:w="680"/>
+          </w:tcPr>
+          <w:p>
+            <w:pPr>
+              <w:spacing w:after="0"/>
+              <w:jc w:val="center"/>
+            </w:pPr>
+            <w:r/>
+            <w:r>
+              <w:rPr>
+                <w:rFonts w:ascii="Arial" w:hAnsi="Arial"/>
+                <w:b w:val="0"/>
+                <w:sz w:val="18"/>
+              </w:rPr>
+            </w:r>
+          </w:p>
+        </w:tc>
+        <w:tc>
+          <w:tcPr>
+            <w:tcW w:type="dxa" w:w="2041"/>
+          </w:tcPr>
+          <w:p>
+            <w:pPr>
+              <w:spacing w:after="0"/>
+            </w:pPr>
+            <w:r/>
+            <w:r>
+              <w:rPr>
+                <w:rFonts w:ascii="Arial" w:hAnsi="Arial"/>
+                <w:b w:val="0"/>
+                <w:sz w:val="18"/>
+              </w:rPr>
+            </w:r>
+          </w:p>
+        </w:tc>
+        <w:tc>
+          <w:tcPr>
+            <w:tcW w:type="dxa" w:w="6009"/>
+          </w:tcPr>
+          <w:p>
+            <w:pPr>
+              <w:spacing w:after="0"/>
+            </w:pPr>
+            <w:r/>
+            <w:r>
+              <w:rPr>
+                <w:rFonts w:ascii="Arial" w:hAnsi="Arial"/>
+                <w:b w:val="0"/>
+                <w:sz w:val="18"/>
+              </w:rPr>
+              <w:t>2.5 Эрсдэл үнэлгээ /ЗСӨ/</w:t>
             </w:r>
           </w:p>
         </w:tc>
@@ -2136,7 +4176,7 @@
                 <w:sz w:val="17"/>
               </w:rPr>
               <w:br/>
-              <w:t>FHIR-ийн Patient, Condition, Encounter, Observation хийгдсэн (унтраалттай). ЭМХТ-тэй холболтын интерфейсийн тодорхойлолт хүлээгдэж байна.</w:t>
+              <w:t>Эрсдэлийн хүчин зүйлс харагдана. Оноо, ангиллын аргачлалыг ЗСҮТ батлаагүй.</w:t>
             </w:r>
           </w:p>
         </w:tc>
@@ -2194,7 +4234,7 @@
                 <w:b w:val="0"/>
                 <w:sz w:val="18"/>
               </w:rPr>
-              <w:t>Сервисийн оролт, гаралтыг тодорхойлсон бичиг баримттай байх</w:t>
+              <w:t>2.6 Цахим үзлэг</w:t>
             </w:r>
           </w:p>
         </w:tc>
@@ -2224,7 +4264,7 @@
                 <w:sz w:val="17"/>
               </w:rPr>
               <w:br/>
-              <w:t>API баримт, Postman цуглуулга, мобайл хөгжүүлэгчид өгөх гэрээний баримтууд.</w:t>
+              <w:t>Хүсэлт, цаг товлолт, цуцлалт, видео холбоос хоёр талд ажиллана. Видео дуудлагын платформыг ЗСҮТ сонгоно.</w:t>
             </w:r>
           </w:p>
         </w:tc>
@@ -2243,48 +4283,46 @@
             <w:r>
               <w:rPr>
                 <w:rFonts w:ascii="Arial" w:hAnsi="Arial"/>
-                <w:b/>
-                <w:sz w:val="18"/>
-              </w:rPr>
-              <w:t>1.4</w:t>
-            </w:r>
-          </w:p>
-        </w:tc>
-        <w:tc>
-          <w:tcPr>
-            <w:tcW w:type="dxa" w:w="2041"/>
-          </w:tcPr>
-          <w:p>
-            <w:pPr>
-              <w:spacing w:after="0"/>
-            </w:pPr>
-            <w:r/>
-            <w:r>
-              <w:rPr>
-                <w:rFonts w:ascii="Arial" w:hAnsi="Arial"/>
-                <w:b/>
-                <w:sz w:val="18"/>
-              </w:rPr>
-              <w:t>Мэдээллийн ангилал, код, тайлбар, кодчилол</w:t>
-            </w:r>
-          </w:p>
-        </w:tc>
-        <w:tc>
-          <w:tcPr>
-            <w:tcW w:type="dxa" w:w="6009"/>
-          </w:tcPr>
-          <w:p>
-            <w:pPr>
-              <w:spacing w:after="0"/>
-            </w:pPr>
-            <w:r/>
-            <w:r>
-              <w:rPr>
-                <w:rFonts w:ascii="Arial" w:hAnsi="Arial"/>
                 <w:b w:val="0"/>
                 <w:sz w:val="18"/>
               </w:rPr>
-              <w:t>Нэгдсэн ангилал, код, тайлбар болон олон улсын стандарт, кодчилол (ICD, FHIR/HL7, SNOMED CT, LOINC)-ыг дагаж мөрдсөн байх</w:t>
+            </w:r>
+          </w:p>
+        </w:tc>
+        <w:tc>
+          <w:tcPr>
+            <w:tcW w:type="dxa" w:w="2041"/>
+          </w:tcPr>
+          <w:p>
+            <w:pPr>
+              <w:spacing w:after="0"/>
+            </w:pPr>
+            <w:r/>
+            <w:r>
+              <w:rPr>
+                <w:rFonts w:ascii="Arial" w:hAnsi="Arial"/>
+                <w:b w:val="0"/>
+                <w:sz w:val="18"/>
+              </w:rPr>
+            </w:r>
+          </w:p>
+        </w:tc>
+        <w:tc>
+          <w:tcPr>
+            <w:tcW w:type="dxa" w:w="6009"/>
+          </w:tcPr>
+          <w:p>
+            <w:pPr>
+              <w:spacing w:after="0"/>
+            </w:pPr>
+            <w:r/>
+            <w:r>
+              <w:rPr>
+                <w:rFonts w:ascii="Arial" w:hAnsi="Arial"/>
+                <w:b w:val="0"/>
+                <w:sz w:val="18"/>
+              </w:rPr>
+              <w:t>2.7 Сэргээн засах, дасгал хөдөлгөөн</w:t>
             </w:r>
           </w:p>
         </w:tc>
@@ -2314,7 +4352,7 @@
                 <w:sz w:val="17"/>
               </w:rPr>
               <w:br/>
-              <w:t>ICD-10, ICD-9 ашиглагддаг, FHIR-ийн 4 нөөц бэлэн. 29 LOINC код бэлтгэсэн боловч лабораторийн тал баталгаажуулаагүй тул ашиглагдахгүй байна. SNOMED CT хийгдээгүй.</w:t>
+              <w:t>Дасгал, амин үзүүлэлт, үнэлгээ, үнэлгээний түүх ажиллана. Эмч аппаасаа үнэлгээ бичнэ. 39 дасгалын нэр түр, видео байхгүй.</w:t>
             </w:r>
           </w:p>
         </w:tc>
@@ -2333,25 +4371,6 @@
             <w:r>
               <w:rPr>
                 <w:rFonts w:ascii="Arial" w:hAnsi="Arial"/>
-                <w:b/>
-                <w:sz w:val="18"/>
-              </w:rPr>
-              <w:t>1.5</w:t>
-            </w:r>
-          </w:p>
-        </w:tc>
-        <w:tc>
-          <w:tcPr>
-            <w:tcW w:type="dxa" w:w="2041"/>
-          </w:tcPr>
-          <w:p>
-            <w:pPr>
-              <w:spacing w:after="0"/>
-            </w:pPr>
-            <w:r/>
-            <w:r>
-              <w:rPr>
-                <w:rFonts w:ascii="Arial" w:hAnsi="Arial"/>
                 <w:b w:val="0"/>
                 <w:sz w:val="18"/>
               </w:rPr>
@@ -2360,7 +4379,7 @@
         </w:tc>
         <w:tc>
           <w:tcPr>
-            <w:tcW w:type="dxa" w:w="6009"/>
+            <w:tcW w:type="dxa" w:w="2041"/>
           </w:tcPr>
           <w:p>
             <w:pPr>
@@ -2373,65 +4392,12 @@
                 <w:b w:val="0"/>
                 <w:sz w:val="18"/>
               </w:rPr>
-              <w:t>Эм, эмнэлгийн хэрэгслийн бүртгэлийн мэдээллийг нэгдсэн мэдээллийн сангаас татах боломжтой байх</w:t>
-            </w:r>
-          </w:p>
-        </w:tc>
-        <w:tc>
-          <w:tcPr>
-            <w:tcW w:type="dxa" w:w="6293"/>
-            <w:shd w:val="clear" w:color="auto" w:fill="FDE4E4"/>
-          </w:tcPr>
-          <w:p>
-            <w:pPr>
-              <w:spacing w:after="0"/>
-            </w:pPr>
-            <w:r/>
-            <w:r>
-              <w:rPr>
-                <w:rFonts w:ascii="Arial" w:hAnsi="Arial"/>
-                <w:b/>
-                <w:color w:val="A11D1D"/>
-                <w:sz w:val="18"/>
-              </w:rPr>
-              <w:t>Хийгдээгүй</w:t>
-            </w:r>
-            <w:r>
-              <w:rPr>
-                <w:rFonts w:ascii="Arial" w:hAnsi="Arial"/>
-                <w:color w:val="333333"/>
-                <w:sz w:val="17"/>
-              </w:rPr>
-              <w:br/>
-              <w:t>Нэгдсэн сангийн хандалт хүлээгдэж байна.</w:t>
-            </w:r>
-          </w:p>
-        </w:tc>
-      </w:tr>
-      <w:tr>
-        <w:tc>
-          <w:tcPr>
-            <w:tcW w:type="dxa" w:w="680"/>
-          </w:tcPr>
-          <w:p>
-            <w:pPr>
-              <w:spacing w:after="0"/>
-              <w:jc w:val="center"/>
-            </w:pPr>
-            <w:r/>
-            <w:r>
-              <w:rPr>
-                <w:rFonts w:ascii="Arial" w:hAnsi="Arial"/>
-                <w:b/>
-                <w:sz w:val="18"/>
-              </w:rPr>
-              <w:t>1.6</w:t>
-            </w:r>
-          </w:p>
-        </w:tc>
-        <w:tc>
-          <w:tcPr>
-            <w:tcW w:type="dxa" w:w="2041"/>
+            </w:r>
+          </w:p>
+        </w:tc>
+        <w:tc>
+          <w:tcPr>
+            <w:tcW w:type="dxa" w:w="6009"/>
           </w:tcPr>
           <w:p>
             <w:pPr>
@@ -2444,25 +4410,7 @@
                 <w:b w:val="0"/>
                 <w:sz w:val="18"/>
               </w:rPr>
-            </w:r>
-          </w:p>
-        </w:tc>
-        <w:tc>
-          <w:tcPr>
-            <w:tcW w:type="dxa" w:w="6009"/>
-          </w:tcPr>
-          <w:p>
-            <w:pPr>
-              <w:spacing w:after="0"/>
-            </w:pPr>
-            <w:r/>
-            <w:r>
-              <w:rPr>
-                <w:rFonts w:ascii="Arial" w:hAnsi="Arial"/>
-                <w:b w:val="0"/>
-                <w:sz w:val="18"/>
-              </w:rPr>
-              <w:t>Эрүүл мэндийн даатгалын мэдээллийн кодчиллыг даатгалын мэдээллийн сангаас татах боломжтой байх</w:t>
+              <w:t>Админ удирдлагын хэсэг нь веб интерфейстэй байх ба хөгжүүлэгчийн оролцоогүйгээр мэдээлэл шинэчлэх засварлах боломжтой байна</w:t>
             </w:r>
           </w:p>
         </w:tc>
@@ -2492,7 +4440,7 @@
                 <w:sz w:val="17"/>
               </w:rPr>
               <w:br/>
-              <w:t>Даатгалаар хөнгөлөгдөх эм, үйлчилгээний код татах сервер бэлэн. Апп холбогдоогүй.</w:t>
+              <w:t>МнКардио вэб админ, мобайлын тохиргооны хүснэгт нэмэгдсэн. Утгуудыг (дэлгүүрийн холбоос, нөхцөлийн текст) бөглөх шаардлагатай.</w:t>
             </w:r>
           </w:p>
         </w:tc>
@@ -2511,91 +4459,19 @@
             <w:r>
               <w:rPr>
                 <w:rFonts w:ascii="Arial" w:hAnsi="Arial"/>
-                <w:b/>
-                <w:sz w:val="18"/>
-              </w:rPr>
-              <w:t>1.7</w:t>
-            </w:r>
-          </w:p>
-        </w:tc>
-        <w:tc>
-          <w:tcPr>
-            <w:tcW w:type="dxa" w:w="2041"/>
-          </w:tcPr>
-          <w:p>
-            <w:pPr>
-              <w:spacing w:after="0"/>
-            </w:pPr>
-            <w:r/>
-            <w:r>
-              <w:rPr>
-                <w:rFonts w:ascii="Arial" w:hAnsi="Arial"/>
-                <w:b/>
-                <w:sz w:val="18"/>
-              </w:rPr>
-              <w:t>Аюулгүй байдал</w:t>
-            </w:r>
-          </w:p>
-        </w:tc>
-        <w:tc>
-          <w:tcPr>
-            <w:tcW w:type="dxa" w:w="6009"/>
-          </w:tcPr>
-          <w:p>
-            <w:pPr>
-              <w:spacing w:after="0"/>
-            </w:pPr>
-            <w:r/>
-            <w:r>
-              <w:rPr>
-                <w:rFonts w:ascii="Arial" w:hAnsi="Arial"/>
                 <w:b w:val="0"/>
                 <w:sz w:val="18"/>
               </w:rPr>
-              <w:t>Программ хангамжид кибер аюулгүй байдлын эрсдэлийн үнэлгээ хийлгэсэн байх</w:t>
-            </w:r>
-          </w:p>
-        </w:tc>
-        <w:tc>
-          <w:tcPr>
-            <w:tcW w:type="dxa" w:w="6293"/>
-            <w:shd w:val="clear" w:color="auto" w:fill="FDE4E4"/>
-          </w:tcPr>
-          <w:p>
-            <w:pPr>
-              <w:spacing w:after="0"/>
-            </w:pPr>
-            <w:r/>
-            <w:r>
-              <w:rPr>
-                <w:rFonts w:ascii="Arial" w:hAnsi="Arial"/>
-                <w:b/>
-                <w:color w:val="A11D1D"/>
-                <w:sz w:val="18"/>
-              </w:rPr>
-              <w:t>Хийгдээгүй</w:t>
-            </w:r>
-            <w:r>
-              <w:rPr>
-                <w:rFonts w:ascii="Arial" w:hAnsi="Arial"/>
-                <w:color w:val="333333"/>
-                <w:sz w:val="17"/>
-              </w:rPr>
-              <w:br/>
-              <w:t>Туршилтын үе шатанд хийгдэнэ. Мэдэгдэж байсан цоорхойнуудыг хаах дотоод засварууд хийгдсэн.</w:t>
-            </w:r>
-          </w:p>
-        </w:tc>
-      </w:tr>
-      <w:tr>
-        <w:tc>
-          <w:tcPr>
-            <w:tcW w:type="dxa" w:w="680"/>
-          </w:tcPr>
-          <w:p>
-            <w:pPr>
-              <w:spacing w:after="0"/>
-              <w:jc w:val="center"/>
+            </w:r>
+          </w:p>
+        </w:tc>
+        <w:tc>
+          <w:tcPr>
+            <w:tcW w:type="dxa" w:w="2041"/>
+          </w:tcPr>
+          <w:p>
+            <w:pPr>
+              <w:spacing w:after="0"/>
             </w:pPr>
             <w:r/>
             <w:r>
@@ -2609,7 +4485,7 @@
         </w:tc>
         <w:tc>
           <w:tcPr>
-            <w:tcW w:type="dxa" w:w="2041"/>
+            <w:tcW w:type="dxa" w:w="6009"/>
           </w:tcPr>
           <w:p>
             <w:pPr>
@@ -2622,203 +4498,7 @@
                 <w:b w:val="0"/>
                 <w:sz w:val="18"/>
               </w:rPr>
-            </w:r>
-          </w:p>
-        </w:tc>
-        <w:tc>
-          <w:tcPr>
-            <w:tcW w:type="dxa" w:w="6009"/>
-          </w:tcPr>
-          <w:p>
-            <w:pPr>
-              <w:spacing w:after="0"/>
-            </w:pPr>
-            <w:r/>
-            <w:r>
-              <w:rPr>
-                <w:rFonts w:ascii="Arial" w:hAnsi="Arial"/>
-                <w:b w:val="0"/>
-                <w:sz w:val="18"/>
-              </w:rPr>
-              <w:t>Программ хангамжид мэдээллийн аюулгүй байдлын аудит хийлгэсэн байх</w:t>
-            </w:r>
-          </w:p>
-        </w:tc>
-        <w:tc>
-          <w:tcPr>
-            <w:tcW w:type="dxa" w:w="6293"/>
-            <w:shd w:val="clear" w:color="auto" w:fill="FDE4E4"/>
-          </w:tcPr>
-          <w:p>
-            <w:pPr>
-              <w:spacing w:after="0"/>
-            </w:pPr>
-            <w:r/>
-            <w:r>
-              <w:rPr>
-                <w:rFonts w:ascii="Arial" w:hAnsi="Arial"/>
-                <w:b/>
-                <w:color w:val="A11D1D"/>
-                <w:sz w:val="18"/>
-              </w:rPr>
-              <w:t>Хийгдээгүй</w:t>
-            </w:r>
-            <w:r>
-              <w:rPr>
-                <w:rFonts w:ascii="Arial" w:hAnsi="Arial"/>
-                <w:color w:val="333333"/>
-                <w:sz w:val="17"/>
-              </w:rPr>
-              <w:br/>
-              <w:t>Эрх бүхий байгууллагаар хийлгэх.</w:t>
-            </w:r>
-          </w:p>
-        </w:tc>
-      </w:tr>
-      <w:tr>
-        <w:tc>
-          <w:tcPr>
-            <w:tcW w:type="dxa" w:w="680"/>
-          </w:tcPr>
-          <w:p>
-            <w:pPr>
-              <w:spacing w:after="0"/>
-              <w:jc w:val="center"/>
-            </w:pPr>
-            <w:r/>
-            <w:r>
-              <w:rPr>
-                <w:rFonts w:ascii="Arial" w:hAnsi="Arial"/>
-                <w:b/>
-                <w:sz w:val="18"/>
-              </w:rPr>
-              <w:t>1.8</w:t>
-            </w:r>
-          </w:p>
-        </w:tc>
-        <w:tc>
-          <w:tcPr>
-            <w:tcW w:type="dxa" w:w="2041"/>
-          </w:tcPr>
-          <w:p>
-            <w:pPr>
-              <w:spacing w:after="0"/>
-            </w:pPr>
-            <w:r/>
-            <w:r>
-              <w:rPr>
-                <w:rFonts w:ascii="Arial" w:hAnsi="Arial"/>
-                <w:b/>
-                <w:sz w:val="18"/>
-              </w:rPr>
-              <w:t>Тайлан</w:t>
-            </w:r>
-          </w:p>
-        </w:tc>
-        <w:tc>
-          <w:tcPr>
-            <w:tcW w:type="dxa" w:w="6009"/>
-          </w:tcPr>
-          <w:p>
-            <w:pPr>
-              <w:spacing w:after="0"/>
-            </w:pPr>
-            <w:r/>
-            <w:r>
-              <w:rPr>
-                <w:rFonts w:ascii="Arial" w:hAnsi="Arial"/>
-                <w:b w:val="0"/>
-                <w:sz w:val="18"/>
-              </w:rPr>
-              <w:t>Батлагдсан маягтын дагуу тайлан, мэдээг гаргадаг байх</w:t>
-            </w:r>
-          </w:p>
-        </w:tc>
-        <w:tc>
-          <w:tcPr>
-            <w:tcW w:type="dxa" w:w="6293"/>
-            <w:shd w:val="clear" w:color="auto" w:fill="FDE4E4"/>
-          </w:tcPr>
-          <w:p>
-            <w:pPr>
-              <w:spacing w:after="0"/>
-            </w:pPr>
-            <w:r/>
-            <w:r>
-              <w:rPr>
-                <w:rFonts w:ascii="Arial" w:hAnsi="Arial"/>
-                <w:b/>
-                <w:color w:val="A11D1D"/>
-                <w:sz w:val="18"/>
-              </w:rPr>
-              <w:t>Хийгдээгүй</w:t>
-            </w:r>
-            <w:r>
-              <w:rPr>
-                <w:rFonts w:ascii="Arial" w:hAnsi="Arial"/>
-                <w:color w:val="333333"/>
-                <w:sz w:val="17"/>
-              </w:rPr>
-              <w:br/>
-              <w:t>Батлагдсан маягтыг ЗСҮТ өгөөгүй. Одоогоор товч тоон тайлан.</w:t>
-            </w:r>
-          </w:p>
-        </w:tc>
-      </w:tr>
-      <w:tr>
-        <w:tc>
-          <w:tcPr>
-            <w:tcW w:type="dxa" w:w="680"/>
-          </w:tcPr>
-          <w:p>
-            <w:pPr>
-              <w:spacing w:after="0"/>
-              <w:jc w:val="center"/>
-            </w:pPr>
-            <w:r/>
-            <w:r>
-              <w:rPr>
-                <w:rFonts w:ascii="Arial" w:hAnsi="Arial"/>
-                <w:b w:val="0"/>
-                <w:sz w:val="18"/>
-              </w:rPr>
-            </w:r>
-          </w:p>
-        </w:tc>
-        <w:tc>
-          <w:tcPr>
-            <w:tcW w:type="dxa" w:w="2041"/>
-          </w:tcPr>
-          <w:p>
-            <w:pPr>
-              <w:spacing w:after="0"/>
-            </w:pPr>
-            <w:r/>
-            <w:r>
-              <w:rPr>
-                <w:rFonts w:ascii="Arial" w:hAnsi="Arial"/>
-                <w:b w:val="0"/>
-                <w:sz w:val="18"/>
-              </w:rPr>
-            </w:r>
-          </w:p>
-        </w:tc>
-        <w:tc>
-          <w:tcPr>
-            <w:tcW w:type="dxa" w:w="6009"/>
-          </w:tcPr>
-          <w:p>
-            <w:pPr>
-              <w:spacing w:after="0"/>
-            </w:pPr>
-            <w:r/>
-            <w:r>
-              <w:rPr>
-                <w:rFonts w:ascii="Arial" w:hAnsi="Arial"/>
-                <w:b w:val="0"/>
-                <w:sz w:val="18"/>
-              </w:rPr>
-              <w:t>Тайлан, мэдээллийг XLS, TXT гм олон төрлийн файлын форматаар татан авах, хэвлэх боломжтой байх</w:t>
+              <w:t>Системд хурууны хээгээр нэвтрэх боломжтой байх</w:t>
             </w:r>
           </w:p>
         </w:tc>
@@ -2848,7 +4528,7 @@
                 <w:sz w:val="17"/>
               </w:rPr>
               <w:br/>
-              <w:t>Апп: Excel, CSV, TXT татаж хуваалцах/хэвлэх. Сервер: тэмдэглэл, үзлэг, тайлангийн экспорт ба үзлэгийн PDF.</w:t>
+              <w:t>Хурууны хээ, Face ID.</w:t>
             </w:r>
           </w:p>
         </w:tc>
@@ -2906,7 +4586,95 @@
                 <w:b w:val="0"/>
                 <w:sz w:val="18"/>
               </w:rPr>
-              <w:t>Мэдээллийн сангаас гарах мэдээлэлд эх сурвалжийг тогтоох тэмдэглэгээтэй байх</w:t>
+              <w:t>Нууц үгээ буруу 3 удаа буруу оруулсан тохиолдолд мэдэгдэл ирэх</w:t>
+            </w:r>
+          </w:p>
+        </w:tc>
+        <w:tc>
+          <w:tcPr>
+            <w:tcW w:type="dxa" w:w="6293"/>
+            <w:shd w:val="clear" w:color="auto" w:fill="FFF4D6"/>
+          </w:tcPr>
+          <w:p>
+            <w:pPr>
+              <w:spacing w:after="0"/>
+            </w:pPr>
+            <w:r/>
+            <w:r>
+              <w:rPr>
+                <w:rFonts w:ascii="Arial" w:hAnsi="Arial"/>
+                <w:b/>
+                <w:color w:val="8A5A00"/>
+                <w:sz w:val="18"/>
+              </w:rPr>
+              <w:t>Хэсэгчлэн</w:t>
+            </w:r>
+            <w:r>
+              <w:rPr>
+                <w:rFonts w:ascii="Arial" w:hAnsi="Arial"/>
+                <w:color w:val="333333"/>
+                <w:sz w:val="17"/>
+              </w:rPr>
+              <w:br/>
+              <w:t>Апп дээр анхааруулга гарна. Серверийн түгжээ + имэйл мэдэгдэл хийгдсэн боловч тохиргоогоор унтраалттай.</w:t>
+            </w:r>
+          </w:p>
+        </w:tc>
+      </w:tr>
+      <w:tr>
+        <w:tc>
+          <w:tcPr>
+            <w:tcW w:type="dxa" w:w="680"/>
+          </w:tcPr>
+          <w:p>
+            <w:pPr>
+              <w:spacing w:after="0"/>
+              <w:jc w:val="center"/>
+            </w:pPr>
+            <w:r/>
+            <w:r>
+              <w:rPr>
+                <w:rFonts w:ascii="Arial" w:hAnsi="Arial"/>
+                <w:b w:val="0"/>
+                <w:sz w:val="18"/>
+              </w:rPr>
+            </w:r>
+          </w:p>
+        </w:tc>
+        <w:tc>
+          <w:tcPr>
+            <w:tcW w:type="dxa" w:w="2041"/>
+          </w:tcPr>
+          <w:p>
+            <w:pPr>
+              <w:spacing w:after="0"/>
+            </w:pPr>
+            <w:r/>
+            <w:r>
+              <w:rPr>
+                <w:rFonts w:ascii="Arial" w:hAnsi="Arial"/>
+                <w:b w:val="0"/>
+                <w:sz w:val="18"/>
+              </w:rPr>
+            </w:r>
+          </w:p>
+        </w:tc>
+        <w:tc>
+          <w:tcPr>
+            <w:tcW w:type="dxa" w:w="6009"/>
+          </w:tcPr>
+          <w:p>
+            <w:pPr>
+              <w:spacing w:after="0"/>
+            </w:pPr>
+            <w:r/>
+            <w:r>
+              <w:rPr>
+                <w:rFonts w:ascii="Arial" w:hAnsi="Arial"/>
+                <w:b w:val="0"/>
+                <w:sz w:val="18"/>
+              </w:rPr>
+              <w:t>Автоматаар шинэчлэлтээ татдаг байх</w:t>
             </w:r>
           </w:p>
         </w:tc>
@@ -2936,7 +4704,7 @@
                 <w:sz w:val="17"/>
               </w:rPr>
               <w:br/>
-              <w:t>Файл бүрт байгууллага, мэдээллийн сан, гаргасан хүн, хугацаа, огноо бичигдэнэ.</w:t>
+              <w:t>Апп нээгдэх бүрт хувилбараа шалгаж, дэмжигдэхээ больсон билд дээр ажиллахаа зогсооно. Дэлгүүрийн холбоосыг тохиргоонд оруулах шаардлагатай.</w:t>
             </w:r>
           </w:p>
         </w:tc>
@@ -2994,14 +4762,14 @@
                 <w:b w:val="0"/>
                 <w:sz w:val="18"/>
               </w:rPr>
-              <w:t>Тусламж, үйлчилгээний төрлөөр өртөг, зардлыг тооцоолох боломжтой байх</w:t>
+              <w:t>Бүх төрлийн мэдэгдлүүд ирдэг байна</w:t>
             </w:r>
           </w:p>
         </w:tc>
         <w:tc>
           <w:tcPr>
             <w:tcW w:type="dxa" w:w="6293"/>
-            <w:shd w:val="clear" w:color="auto" w:fill="FDE4E4"/>
+            <w:shd w:val="clear" w:color="auto" w:fill="FFF4D6"/>
           </w:tcPr>
           <w:p>
             <w:pPr>
@@ -3012,10 +4780,10 @@
               <w:rPr>
                 <w:rFonts w:ascii="Arial" w:hAnsi="Arial"/>
                 <w:b/>
-                <w:color w:val="A11D1D"/>
+                <w:color w:val="8A5A00"/>
                 <w:sz w:val="18"/>
               </w:rPr>
-              <w:t>Хийгдээгүй</w:t>
+              <w:t>Хэсэгчлэн</w:t>
             </w:r>
             <w:r>
               <w:rPr>
@@ -3024,7 +4792,271 @@
                 <w:sz w:val="17"/>
               </w:rPr>
               <w:br/>
-              <w:t>Тарифын жагсаалт, аргачлал хүлээгдэж байна.</w:t>
+              <w:t>Аппад мэдэгдлийн төв, уншаагүйн тоо, гүн холбоос ажиллана. Push төхөөрөмж бүртгэх урсгал бэлэн — Firebase/APNs түлхүүр ирэхэд бодит хүргэлт эхэлнэ.</w:t>
+            </w:r>
+          </w:p>
+        </w:tc>
+      </w:tr>
+      <w:tr>
+        <w:tc>
+          <w:tcPr>
+            <w:tcW w:type="dxa" w:w="680"/>
+          </w:tcPr>
+          <w:p>
+            <w:pPr>
+              <w:spacing w:after="0"/>
+              <w:jc w:val="center"/>
+            </w:pPr>
+            <w:r/>
+            <w:r>
+              <w:rPr>
+                <w:rFonts w:ascii="Arial" w:hAnsi="Arial"/>
+                <w:b w:val="0"/>
+                <w:sz w:val="18"/>
+              </w:rPr>
+            </w:r>
+          </w:p>
+        </w:tc>
+        <w:tc>
+          <w:tcPr>
+            <w:tcW w:type="dxa" w:w="2041"/>
+          </w:tcPr>
+          <w:p>
+            <w:pPr>
+              <w:spacing w:after="0"/>
+            </w:pPr>
+            <w:r/>
+            <w:r>
+              <w:rPr>
+                <w:rFonts w:ascii="Arial" w:hAnsi="Arial"/>
+                <w:b w:val="0"/>
+                <w:sz w:val="18"/>
+              </w:rPr>
+            </w:r>
+          </w:p>
+        </w:tc>
+        <w:tc>
+          <w:tcPr>
+            <w:tcW w:type="dxa" w:w="6009"/>
+          </w:tcPr>
+          <w:p>
+            <w:pPr>
+              <w:spacing w:after="0"/>
+            </w:pPr>
+            <w:r/>
+            <w:r>
+              <w:rPr>
+                <w:rFonts w:ascii="Arial" w:hAnsi="Arial"/>
+                <w:b w:val="0"/>
+                <w:sz w:val="18"/>
+              </w:rPr>
+              <w:t>Үйлчлүүлэгч өөрийн хүссэн цаг, төрлөөр (эм уух, дасгал хийх, хяналтын үзлэгийн цаг) мэдэгдлийг тохируулах</w:t>
+            </w:r>
+          </w:p>
+        </w:tc>
+        <w:tc>
+          <w:tcPr>
+            <w:tcW w:type="dxa" w:w="6293"/>
+            <w:shd w:val="clear" w:color="auto" w:fill="E3F4E8"/>
+          </w:tcPr>
+          <w:p>
+            <w:pPr>
+              <w:spacing w:after="0"/>
+            </w:pPr>
+            <w:r/>
+            <w:r>
+              <w:rPr>
+                <w:rFonts w:ascii="Arial" w:hAnsi="Arial"/>
+                <w:b/>
+                <w:color w:val="1E6B34"/>
+                <w:sz w:val="18"/>
+              </w:rPr>
+              <w:t>Хийгдсэн</w:t>
+            </w:r>
+            <w:r>
+              <w:rPr>
+                <w:rFonts w:ascii="Arial" w:hAnsi="Arial"/>
+                <w:color w:val="333333"/>
+                <w:sz w:val="17"/>
+              </w:rPr>
+              <w:br/>
+              <w:t>Эм, дасгал, үзлэг, хэмжилтийн сануулга — цаг, долоо хоногийн өдрөөр. Серверийн сануулга ч бэлэн.</w:t>
+            </w:r>
+          </w:p>
+        </w:tc>
+      </w:tr>
+      <w:tr>
+        <w:tc>
+          <w:tcPr>
+            <w:tcW w:type="dxa" w:w="680"/>
+          </w:tcPr>
+          <w:p>
+            <w:pPr>
+              <w:spacing w:after="0"/>
+              <w:jc w:val="center"/>
+            </w:pPr>
+            <w:r/>
+            <w:r>
+              <w:rPr>
+                <w:rFonts w:ascii="Arial" w:hAnsi="Arial"/>
+                <w:b w:val="0"/>
+                <w:sz w:val="18"/>
+              </w:rPr>
+            </w:r>
+          </w:p>
+        </w:tc>
+        <w:tc>
+          <w:tcPr>
+            <w:tcW w:type="dxa" w:w="2041"/>
+          </w:tcPr>
+          <w:p>
+            <w:pPr>
+              <w:spacing w:after="0"/>
+            </w:pPr>
+            <w:r/>
+            <w:r>
+              <w:rPr>
+                <w:rFonts w:ascii="Arial" w:hAnsi="Arial"/>
+                <w:b w:val="0"/>
+                <w:sz w:val="18"/>
+              </w:rPr>
+            </w:r>
+          </w:p>
+        </w:tc>
+        <w:tc>
+          <w:tcPr>
+            <w:tcW w:type="dxa" w:w="6009"/>
+          </w:tcPr>
+          <w:p>
+            <w:pPr>
+              <w:spacing w:after="0"/>
+            </w:pPr>
+            <w:r/>
+            <w:r>
+              <w:rPr>
+                <w:rFonts w:ascii="Arial" w:hAnsi="Arial"/>
+                <w:b w:val="0"/>
+                <w:sz w:val="18"/>
+              </w:rPr>
+              <w:t>Чат хэсэгтэй байна</w:t>
+            </w:r>
+          </w:p>
+        </w:tc>
+        <w:tc>
+          <w:tcPr>
+            <w:tcW w:type="dxa" w:w="6293"/>
+            <w:shd w:val="clear" w:color="auto" w:fill="E3F4E8"/>
+          </w:tcPr>
+          <w:p>
+            <w:pPr>
+              <w:spacing w:after="0"/>
+            </w:pPr>
+            <w:r/>
+            <w:r>
+              <w:rPr>
+                <w:rFonts w:ascii="Arial" w:hAnsi="Arial"/>
+                <w:b/>
+                <w:color w:val="1E6B34"/>
+                <w:sz w:val="18"/>
+              </w:rPr>
+              <w:t>Хийгдсэн</w:t>
+            </w:r>
+            <w:r>
+              <w:rPr>
+                <w:rFonts w:ascii="Arial" w:hAnsi="Arial"/>
+                <w:color w:val="333333"/>
+                <w:sz w:val="17"/>
+              </w:rPr>
+              <w:br/>
+              <w:t>Ганцаарчилсан ба бүлгийн чат, зураг, файл, дуу бичлэг. Мессеж давхардах, токен дуусах зэрэг 5 алдааг зассан, "бичиж байна" ажиллаж эхэлсэн. Дуу, видеог татаж тоглуулна.</w:t>
+            </w:r>
+          </w:p>
+        </w:tc>
+      </w:tr>
+      <w:tr>
+        <w:tc>
+          <w:tcPr>
+            <w:tcW w:type="dxa" w:w="680"/>
+          </w:tcPr>
+          <w:p>
+            <w:pPr>
+              <w:spacing w:after="0"/>
+              <w:jc w:val="center"/>
+            </w:pPr>
+            <w:r/>
+            <w:r>
+              <w:rPr>
+                <w:rFonts w:ascii="Arial" w:hAnsi="Arial"/>
+                <w:b w:val="0"/>
+                <w:sz w:val="18"/>
+              </w:rPr>
+            </w:r>
+          </w:p>
+        </w:tc>
+        <w:tc>
+          <w:tcPr>
+            <w:tcW w:type="dxa" w:w="2041"/>
+          </w:tcPr>
+          <w:p>
+            <w:pPr>
+              <w:spacing w:after="0"/>
+            </w:pPr>
+            <w:r/>
+            <w:r>
+              <w:rPr>
+                <w:rFonts w:ascii="Arial" w:hAnsi="Arial"/>
+                <w:b w:val="0"/>
+                <w:sz w:val="18"/>
+              </w:rPr>
+            </w:r>
+          </w:p>
+        </w:tc>
+        <w:tc>
+          <w:tcPr>
+            <w:tcW w:type="dxa" w:w="6009"/>
+          </w:tcPr>
+          <w:p>
+            <w:pPr>
+              <w:spacing w:after="0"/>
+            </w:pPr>
+            <w:r/>
+            <w:r>
+              <w:rPr>
+                <w:rFonts w:ascii="Arial" w:hAnsi="Arial"/>
+                <w:b w:val="0"/>
+                <w:sz w:val="18"/>
+              </w:rPr>
+              <w:t>Эмчээс асуух асуулт / Зөвлөгөөний хэсэг нь текстээс гадна зураг, дуу бичлэг, баримт бичиг хавсаргах</w:t>
+            </w:r>
+          </w:p>
+        </w:tc>
+        <w:tc>
+          <w:tcPr>
+            <w:tcW w:type="dxa" w:w="6293"/>
+            <w:shd w:val="clear" w:color="auto" w:fill="E3F4E8"/>
+          </w:tcPr>
+          <w:p>
+            <w:pPr>
+              <w:spacing w:after="0"/>
+            </w:pPr>
+            <w:r/>
+            <w:r>
+              <w:rPr>
+                <w:rFonts w:ascii="Arial" w:hAnsi="Arial"/>
+                <w:b/>
+                <w:color w:val="1E6B34"/>
+                <w:sz w:val="18"/>
+              </w:rPr>
+              <w:t>Хийгдсэн</w:t>
+            </w:r>
+            <w:r>
+              <w:rPr>
+                <w:rFonts w:ascii="Arial" w:hAnsi="Arial"/>
+                <w:color w:val="333333"/>
+                <w:sz w:val="17"/>
+              </w:rPr>
+              <w:br/>
+              <w:t>Чат, эмчийн зөвлөгөө, эмчээс асуух асуулт бүгдэд зураг, дуу бичлэг, баримт хавсаргана.</w:t>
             </w:r>
           </w:p>
         </w:tc>
@@ -3047,7 +5079,7 @@
                 <w:b/>
                 <w:sz w:val="20"/>
               </w:rPr>
-              <w:t>Хоёр. СИСТЕМИЙН ТУСГАЙ ШААРДЛАГА</w:t>
+              <w:t>Гурав. ТЕЛЕМЕДИЦИНИЙ МОДУЛИЙН ШААРДЛАГА</w:t>
             </w:r>
           </w:p>
         </w:tc>
@@ -3069,7 +5101,7 @@
                 <w:b/>
                 <w:sz w:val="18"/>
               </w:rPr>
-              <w:t>2.1</w:t>
+              <w:t>3.1</w:t>
             </w:r>
           </w:p>
         </w:tc>
@@ -3106,7 +5138,7 @@
                 <w:b w:val="0"/>
                 <w:sz w:val="18"/>
               </w:rPr>
-              <w:t>Андройд болон IOS үйлдлийн систем дээр ажилладаг байна</w:t>
+              <w:t>Үзлэгийн тэмдэглэл байна</w:t>
             </w:r>
           </w:p>
         </w:tc>
@@ -3136,7 +5168,7 @@
                 <w:sz w:val="17"/>
               </w:rPr>
               <w:br/>
-              <w:t>iPhone дээр туршсан. Android хувилбар бүтэж эмулятор дээр ажилласан.</w:t>
+              <w:t>Онош, ICD-10, гомдол.</w:t>
             </w:r>
           </w:p>
         </w:tc>
@@ -3194,7 +5226,7 @@
                 <w:b w:val="0"/>
                 <w:sz w:val="18"/>
               </w:rPr>
-              <w:t>МнКардио системтэй холбогдож ажиллах буюу backend системтэй холбогдож ажиллах</w:t>
+              <w:t>Шинжилгээ оношлогоо байна</w:t>
             </w:r>
           </w:p>
         </w:tc>
@@ -3224,7 +5256,7 @@
                 <w:sz w:val="17"/>
               </w:rPr>
               <w:br/>
-              <w:t>МнКардио backend-тэй холбогдсон.</w:t>
+              <w:t>Лаборатори, эхо, ангиографи, ЗЦБ-ийн хариу эмч, үйлчлүүлэгч хоёуланд харагдана. Нэгж, лавлах хэмжээ баталгаажаагүйг дэлгэц дээр тодорхой бичсэн.</w:t>
             </w:r>
           </w:p>
         </w:tc>
@@ -3282,7 +5314,7 @@
                 <w:b w:val="0"/>
                 <w:sz w:val="18"/>
               </w:rPr>
-              <w:t>Мобайл апп нь эмч болон үйлчлүүлэгч гэсэн нэвтрэх хэсэгтэй байна</w:t>
+              <w:t>Файл хавсаргах боломжтой байна</w:t>
             </w:r>
           </w:p>
         </w:tc>
@@ -3340,29 +5372,28 @@
             <w:r>
               <w:rPr>
                 <w:rFonts w:ascii="Arial" w:hAnsi="Arial"/>
-                <w:b/>
-                <w:sz w:val="18"/>
-              </w:rPr>
-              <w:t>Эмчийн модуль</w:t>
-            </w:r>
-          </w:p>
-        </w:tc>
-        <w:tc>
-          <w:tcPr>
-            <w:tcW w:type="dxa" w:w="6009"/>
-          </w:tcPr>
-          <w:p>
-            <w:pPr>
-              <w:spacing w:after="0"/>
-            </w:pPr>
-            <w:r/>
-            <w:r>
-              <w:rPr>
-                <w:rFonts w:ascii="Arial" w:hAnsi="Arial"/>
                 <w:b w:val="0"/>
                 <w:sz w:val="18"/>
               </w:rPr>
-              <w:t>Миний үзлэгүүд</w:t>
+            </w:r>
+          </w:p>
+        </w:tc>
+        <w:tc>
+          <w:tcPr>
+            <w:tcW w:type="dxa" w:w="6009"/>
+          </w:tcPr>
+          <w:p>
+            <w:pPr>
+              <w:spacing w:after="0"/>
+            </w:pPr>
+            <w:r/>
+            <w:r>
+              <w:rPr>
+                <w:rFonts w:ascii="Arial" w:hAnsi="Arial"/>
+                <w:b w:val="0"/>
+                <w:sz w:val="18"/>
+              </w:rPr>
+              <w:t>Телемедициний төрөл сонгодог байх</w:t>
             </w:r>
           </w:p>
         </w:tc>
@@ -3392,7 +5423,7 @@
                 <w:sz w:val="17"/>
               </w:rPr>
               <w:br/>
-              <w:t>Жагсаалт, хайлт, дэлгэрэнгүй.</w:t>
+              <w:t>Тасалбарын төрөл сонгоно.</w:t>
             </w:r>
           </w:p>
         </w:tc>
@@ -3450,7 +5481,7 @@
                 <w:b w:val="0"/>
                 <w:sz w:val="18"/>
               </w:rPr>
-              <w:t>Миний хяналт</w:t>
+              <w:t>Зөвлөгөө болон сэтгэгдэл хэсэгтэй</w:t>
             </w:r>
           </w:p>
         </w:tc>
@@ -3473,6 +5504,109 @@
               </w:rPr>
               <w:t>Хийгдсэн</w:t>
             </w:r>
+          </w:p>
+        </w:tc>
+      </w:tr>
+      <w:tr>
+        <w:tc>
+          <w:tcPr>
+            <w:tcW w:type="dxa" w:w="6293"/>
+            <w:gridSpan w:val="4"/>
+            <w:shd w:val="clear" w:color="auto" w:fill="D6E6F2"/>
+          </w:tcPr>
+          <w:p>
+            <w:pPr>
+              <w:spacing w:after="0"/>
+            </w:pPr>
+            <w:r/>
+            <w:r>
+              <w:rPr>
+                <w:rFonts w:ascii="Arial" w:hAnsi="Arial"/>
+                <w:b/>
+                <w:sz w:val="20"/>
+              </w:rPr>
+              <w:t>Дөрөв. СЭРГЭЭН ЗАСАХ МОДУЛИЙН ШААРДЛАГА</w:t>
+            </w:r>
+          </w:p>
+        </w:tc>
+      </w:tr>
+      <w:tr>
+        <w:tc>
+          <w:tcPr>
+            <w:tcW w:type="dxa" w:w="680"/>
+          </w:tcPr>
+          <w:p>
+            <w:pPr>
+              <w:spacing w:after="0"/>
+              <w:jc w:val="center"/>
+            </w:pPr>
+            <w:r/>
+            <w:r>
+              <w:rPr>
+                <w:rFonts w:ascii="Arial" w:hAnsi="Arial"/>
+                <w:b/>
+                <w:sz w:val="18"/>
+              </w:rPr>
+              <w:t>4.1</w:t>
+            </w:r>
+          </w:p>
+        </w:tc>
+        <w:tc>
+          <w:tcPr>
+            <w:tcW w:type="dxa" w:w="2041"/>
+          </w:tcPr>
+          <w:p>
+            <w:pPr>
+              <w:spacing w:after="0"/>
+            </w:pPr>
+            <w:r/>
+            <w:r>
+              <w:rPr>
+                <w:rFonts w:ascii="Arial" w:hAnsi="Arial"/>
+                <w:b w:val="0"/>
+                <w:sz w:val="18"/>
+              </w:rPr>
+            </w:r>
+          </w:p>
+        </w:tc>
+        <w:tc>
+          <w:tcPr>
+            <w:tcW w:type="dxa" w:w="6009"/>
+          </w:tcPr>
+          <w:p>
+            <w:pPr>
+              <w:spacing w:after="0"/>
+            </w:pPr>
+            <w:r/>
+            <w:r>
+              <w:rPr>
+                <w:rFonts w:ascii="Arial" w:hAnsi="Arial"/>
+                <w:b w:val="0"/>
+                <w:sz w:val="18"/>
+              </w:rPr>
+              <w:t>Эрсдэлийн үнэлгээ, Ачаалалд өгөх биеийн хүчний үнэлгээ</w:t>
+            </w:r>
+          </w:p>
+        </w:tc>
+        <w:tc>
+          <w:tcPr>
+            <w:tcW w:type="dxa" w:w="6293"/>
+            <w:shd w:val="clear" w:color="auto" w:fill="FFF4D6"/>
+          </w:tcPr>
+          <w:p>
+            <w:pPr>
+              <w:spacing w:after="0"/>
+            </w:pPr>
+            <w:r/>
+            <w:r>
+              <w:rPr>
+                <w:rFonts w:ascii="Arial" w:hAnsi="Arial"/>
+                <w:b/>
+                <w:color w:val="8A5A00"/>
+                <w:sz w:val="18"/>
+              </w:rPr>
+              <w:t>Хэсэгчлэн</w:t>
+            </w:r>
             <w:r>
               <w:rPr>
                 <w:rFonts w:ascii="Arial" w:hAnsi="Arial"/>
@@ -3480,7 +5614,7 @@
                 <w:sz w:val="17"/>
               </w:rPr>
               <w:br/>
-              <w:t>Хяналтад авах/хасах, хэмжилтийн график.</w:t>
+              <w:t>Үйлчлүүлэгч үнэлгээ, түүхээ харна. Эмч аппаасаа ачааллын үнэлгээ, зөвлөгөө бичнэ. Эрсдэлийн түвшний жагсаалт эмчийн гадаргуунд нээгдээгүй тул түвшин сонгохгүй.</w:t>
             </w:r>
           </w:p>
         </w:tc>
@@ -3538,7 +5672,7 @@
                 <w:b w:val="0"/>
                 <w:sz w:val="18"/>
               </w:rPr>
-              <w:t>Миний зөвлөгөө</w:t>
+              <w:t>Амин үзүүлэлт</w:t>
             </w:r>
           </w:p>
         </w:tc>
@@ -3568,7 +5702,7 @@
                 <w:sz w:val="17"/>
               </w:rPr>
               <w:br/>
-              <w:t>Тасалбар бичих, нийтлэх, сэтгэгдэл, файл, урсгал.</w:t>
+              <w:t>Судас, даралт, SpO₂, Боргын үнэлгээ, график.</w:t>
             </w:r>
           </w:p>
         </w:tc>
@@ -3626,7 +5760,7 @@
                 <w:b w:val="0"/>
                 <w:sz w:val="18"/>
               </w:rPr>
-              <w:t>Миний тайлан</w:t>
+              <w:t>Зөвлөгөө</w:t>
             </w:r>
           </w:p>
         </w:tc>
@@ -3656,2141 +5790,7 @@
                 <w:sz w:val="17"/>
               </w:rPr>
               <w:br/>
-              <w:t>Тоон үзүүлэлт, түгээмэл онош, Excel/CSV/TXT.</w:t>
-            </w:r>
-          </w:p>
-        </w:tc>
-      </w:tr>
-      <w:tr>
-        <w:tc>
-          <w:tcPr>
-            <w:tcW w:type="dxa" w:w="680"/>
-          </w:tcPr>
-          <w:p>
-            <w:pPr>
-              <w:spacing w:after="0"/>
-              <w:jc w:val="center"/>
-            </w:pPr>
-            <w:r/>
-            <w:r>
-              <w:rPr>
-                <w:rFonts w:ascii="Arial" w:hAnsi="Arial"/>
-                <w:b w:val="0"/>
-                <w:sz w:val="18"/>
-              </w:rPr>
-            </w:r>
-          </w:p>
-        </w:tc>
-        <w:tc>
-          <w:tcPr>
-            <w:tcW w:type="dxa" w:w="2041"/>
-          </w:tcPr>
-          <w:p>
-            <w:pPr>
-              <w:spacing w:after="0"/>
-            </w:pPr>
-            <w:r/>
-            <w:r>
-              <w:rPr>
-                <w:rFonts w:ascii="Arial" w:hAnsi="Arial"/>
-                <w:b w:val="0"/>
-                <w:sz w:val="18"/>
-              </w:rPr>
-            </w:r>
-          </w:p>
-        </w:tc>
-        <w:tc>
-          <w:tcPr>
-            <w:tcW w:type="dxa" w:w="6009"/>
-          </w:tcPr>
-          <w:p>
-            <w:pPr>
-              <w:spacing w:after="0"/>
-            </w:pPr>
-            <w:r/>
-            <w:r>
-              <w:rPr>
-                <w:rFonts w:ascii="Arial" w:hAnsi="Arial"/>
-                <w:b w:val="0"/>
-                <w:sz w:val="18"/>
-              </w:rPr>
-              <w:t>Үйлчлүүлэгч модулийн (Эрсдэл, цахим үзлэг, Сэргээн засах) модулийг харах боломжтой байна</w:t>
-            </w:r>
-          </w:p>
-        </w:tc>
-        <w:tc>
-          <w:tcPr>
-            <w:tcW w:type="dxa" w:w="6293"/>
-            <w:shd w:val="clear" w:color="auto" w:fill="FFF4D6"/>
-          </w:tcPr>
-          <w:p>
-            <w:pPr>
-              <w:spacing w:after="0"/>
-            </w:pPr>
-            <w:r/>
-            <w:r>
-              <w:rPr>
-                <w:rFonts w:ascii="Arial" w:hAnsi="Arial"/>
-                <w:b/>
-                <w:color w:val="8A5A00"/>
-                <w:sz w:val="18"/>
-              </w:rPr>
-              <w:t>Хэсэгчлэн</w:t>
-            </w:r>
-            <w:r>
-              <w:rPr>
-                <w:rFonts w:ascii="Arial" w:hAnsi="Arial"/>
-                <w:color w:val="333333"/>
-                <w:sz w:val="17"/>
-              </w:rPr>
-              <w:br/>
-              <w:t>Үзлэг, хэмжилт, цахим үзлэг харагдана. Эрсдэл, сэргээн засах, шинжилгээний сервер бэлэн — апп холбогдоогүй.</w:t>
-            </w:r>
-          </w:p>
-        </w:tc>
-      </w:tr>
-      <w:tr>
-        <w:tc>
-          <w:tcPr>
-            <w:tcW w:type="dxa" w:w="680"/>
-          </w:tcPr>
-          <w:p>
-            <w:pPr>
-              <w:spacing w:after="0"/>
-              <w:jc w:val="center"/>
-            </w:pPr>
-            <w:r/>
-            <w:r>
-              <w:rPr>
-                <w:rFonts w:ascii="Arial" w:hAnsi="Arial"/>
-                <w:b w:val="0"/>
-                <w:sz w:val="18"/>
-              </w:rPr>
-            </w:r>
-          </w:p>
-        </w:tc>
-        <w:tc>
-          <w:tcPr>
-            <w:tcW w:type="dxa" w:w="2041"/>
-          </w:tcPr>
-          <w:p>
-            <w:pPr>
-              <w:spacing w:after="0"/>
-            </w:pPr>
-            <w:r/>
-            <w:r>
-              <w:rPr>
-                <w:rFonts w:ascii="Arial" w:hAnsi="Arial"/>
-                <w:b/>
-                <w:sz w:val="18"/>
-              </w:rPr>
-              <w:t>Үйлчлүүлэгчийн модуль</w:t>
-            </w:r>
-          </w:p>
-        </w:tc>
-        <w:tc>
-          <w:tcPr>
-            <w:tcW w:type="dxa" w:w="6009"/>
-          </w:tcPr>
-          <w:p>
-            <w:pPr>
-              <w:spacing w:after="0"/>
-            </w:pPr>
-            <w:r/>
-            <w:r>
-              <w:rPr>
-                <w:rFonts w:ascii="Arial" w:hAnsi="Arial"/>
-                <w:b w:val="0"/>
-                <w:sz w:val="18"/>
-              </w:rPr>
-              <w:t>2.1 Миний бүртгэл</w:t>
-            </w:r>
-          </w:p>
-        </w:tc>
-        <w:tc>
-          <w:tcPr>
-            <w:tcW w:type="dxa" w:w="6293"/>
-            <w:shd w:val="clear" w:color="auto" w:fill="E3F4E8"/>
-          </w:tcPr>
-          <w:p>
-            <w:pPr>
-              <w:spacing w:after="0"/>
-            </w:pPr>
-            <w:r/>
-            <w:r>
-              <w:rPr>
-                <w:rFonts w:ascii="Arial" w:hAnsi="Arial"/>
-                <w:b/>
-                <w:color w:val="1E6B34"/>
-                <w:sz w:val="18"/>
-              </w:rPr>
-              <w:t>Хийгдсэн</w:t>
-            </w:r>
-            <w:r>
-              <w:rPr>
-                <w:rFonts w:ascii="Arial" w:hAnsi="Arial"/>
-                <w:color w:val="333333"/>
-                <w:sz w:val="17"/>
-              </w:rPr>
-              <w:br/>
-              <w:t>Эмнэлэгт бүртгэгдсэн мэдээлэл (ХУР-аас татахгүй).</w:t>
-            </w:r>
-          </w:p>
-        </w:tc>
-      </w:tr>
-      <w:tr>
-        <w:tc>
-          <w:tcPr>
-            <w:tcW w:type="dxa" w:w="680"/>
-          </w:tcPr>
-          <w:p>
-            <w:pPr>
-              <w:spacing w:after="0"/>
-              <w:jc w:val="center"/>
-            </w:pPr>
-            <w:r/>
-            <w:r>
-              <w:rPr>
-                <w:rFonts w:ascii="Arial" w:hAnsi="Arial"/>
-                <w:b w:val="0"/>
-                <w:sz w:val="18"/>
-              </w:rPr>
-            </w:r>
-          </w:p>
-        </w:tc>
-        <w:tc>
-          <w:tcPr>
-            <w:tcW w:type="dxa" w:w="2041"/>
-          </w:tcPr>
-          <w:p>
-            <w:pPr>
-              <w:spacing w:after="0"/>
-            </w:pPr>
-            <w:r/>
-            <w:r>
-              <w:rPr>
-                <w:rFonts w:ascii="Arial" w:hAnsi="Arial"/>
-                <w:b w:val="0"/>
-                <w:sz w:val="18"/>
-              </w:rPr>
-            </w:r>
-          </w:p>
-        </w:tc>
-        <w:tc>
-          <w:tcPr>
-            <w:tcW w:type="dxa" w:w="6009"/>
-          </w:tcPr>
-          <w:p>
-            <w:pPr>
-              <w:spacing w:after="0"/>
-            </w:pPr>
-            <w:r/>
-            <w:r>
-              <w:rPr>
-                <w:rFonts w:ascii="Arial" w:hAnsi="Arial"/>
-                <w:b w:val="0"/>
-                <w:sz w:val="18"/>
-              </w:rPr>
-              <w:t>2.2 Миний тэмдэглэл /Өдөр тутмын ЭМ-ийн бүртгэл/</w:t>
-            </w:r>
-          </w:p>
-        </w:tc>
-        <w:tc>
-          <w:tcPr>
-            <w:tcW w:type="dxa" w:w="6293"/>
-            <w:shd w:val="clear" w:color="auto" w:fill="E3F4E8"/>
-          </w:tcPr>
-          <w:p>
-            <w:pPr>
-              <w:spacing w:after="0"/>
-            </w:pPr>
-            <w:r/>
-            <w:r>
-              <w:rPr>
-                <w:rFonts w:ascii="Arial" w:hAnsi="Arial"/>
-                <w:b/>
-                <w:color w:val="1E6B34"/>
-                <w:sz w:val="18"/>
-              </w:rPr>
-              <w:t>Хийгдсэн</w:t>
-            </w:r>
-            <w:r>
-              <w:rPr>
-                <w:rFonts w:ascii="Arial" w:hAnsi="Arial"/>
-                <w:color w:val="333333"/>
-                <w:sz w:val="17"/>
-              </w:rPr>
-              <w:br/>
-              <w:t>Даралт (дээд, доод), судас, жин, INR, график.</w:t>
-            </w:r>
-          </w:p>
-        </w:tc>
-      </w:tr>
-      <w:tr>
-        <w:tc>
-          <w:tcPr>
-            <w:tcW w:type="dxa" w:w="680"/>
-          </w:tcPr>
-          <w:p>
-            <w:pPr>
-              <w:spacing w:after="0"/>
-              <w:jc w:val="center"/>
-            </w:pPr>
-            <w:r/>
-            <w:r>
-              <w:rPr>
-                <w:rFonts w:ascii="Arial" w:hAnsi="Arial"/>
-                <w:b w:val="0"/>
-                <w:sz w:val="18"/>
-              </w:rPr>
-            </w:r>
-          </w:p>
-        </w:tc>
-        <w:tc>
-          <w:tcPr>
-            <w:tcW w:type="dxa" w:w="2041"/>
-          </w:tcPr>
-          <w:p>
-            <w:pPr>
-              <w:spacing w:after="0"/>
-            </w:pPr>
-            <w:r/>
-            <w:r>
-              <w:rPr>
-                <w:rFonts w:ascii="Arial" w:hAnsi="Arial"/>
-                <w:b w:val="0"/>
-                <w:sz w:val="18"/>
-              </w:rPr>
-            </w:r>
-          </w:p>
-        </w:tc>
-        <w:tc>
-          <w:tcPr>
-            <w:tcW w:type="dxa" w:w="6009"/>
-          </w:tcPr>
-          <w:p>
-            <w:pPr>
-              <w:spacing w:after="0"/>
-            </w:pPr>
-            <w:r/>
-            <w:r>
-              <w:rPr>
-                <w:rFonts w:ascii="Arial" w:hAnsi="Arial"/>
-                <w:b w:val="0"/>
-                <w:sz w:val="18"/>
-              </w:rPr>
-              <w:t>2.3 Эмчээс асуух асуулт</w:t>
-            </w:r>
-          </w:p>
-        </w:tc>
-        <w:tc>
-          <w:tcPr>
-            <w:tcW w:type="dxa" w:w="6293"/>
-            <w:shd w:val="clear" w:color="auto" w:fill="FFF4D6"/>
-          </w:tcPr>
-          <w:p>
-            <w:pPr>
-              <w:spacing w:after="0"/>
-            </w:pPr>
-            <w:r/>
-            <w:r>
-              <w:rPr>
-                <w:rFonts w:ascii="Arial" w:hAnsi="Arial"/>
-                <w:b/>
-                <w:color w:val="8A5A00"/>
-                <w:sz w:val="18"/>
-              </w:rPr>
-              <w:t>Хэсэгчлэн</w:t>
-            </w:r>
-            <w:r>
-              <w:rPr>
-                <w:rFonts w:ascii="Arial" w:hAnsi="Arial"/>
-                <w:color w:val="333333"/>
-                <w:sz w:val="17"/>
-              </w:rPr>
-              <w:br/>
-              <w:t>Текстээр асууж, хариу авна. Хавсралт, эмч хариулах сервер бэлэн — апп холбогдоогүй.</w:t>
-            </w:r>
-          </w:p>
-        </w:tc>
-      </w:tr>
-      <w:tr>
-        <w:tc>
-          <w:tcPr>
-            <w:tcW w:type="dxa" w:w="680"/>
-          </w:tcPr>
-          <w:p>
-            <w:pPr>
-              <w:spacing w:after="0"/>
-              <w:jc w:val="center"/>
-            </w:pPr>
-            <w:r/>
-            <w:r>
-              <w:rPr>
-                <w:rFonts w:ascii="Arial" w:hAnsi="Arial"/>
-                <w:b w:val="0"/>
-                <w:sz w:val="18"/>
-              </w:rPr>
-            </w:r>
-          </w:p>
-        </w:tc>
-        <w:tc>
-          <w:tcPr>
-            <w:tcW w:type="dxa" w:w="2041"/>
-          </w:tcPr>
-          <w:p>
-            <w:pPr>
-              <w:spacing w:after="0"/>
-            </w:pPr>
-            <w:r/>
-            <w:r>
-              <w:rPr>
-                <w:rFonts w:ascii="Arial" w:hAnsi="Arial"/>
-                <w:b w:val="0"/>
-                <w:sz w:val="18"/>
-              </w:rPr>
-            </w:r>
-          </w:p>
-        </w:tc>
-        <w:tc>
-          <w:tcPr>
-            <w:tcW w:type="dxa" w:w="6009"/>
-          </w:tcPr>
-          <w:p>
-            <w:pPr>
-              <w:spacing w:after="0"/>
-            </w:pPr>
-            <w:r/>
-            <w:r>
-              <w:rPr>
-                <w:rFonts w:ascii="Arial" w:hAnsi="Arial"/>
-                <w:b w:val="0"/>
-                <w:sz w:val="18"/>
-              </w:rPr>
-              <w:t>2.4 Эмчийн зөвлөгөө</w:t>
-            </w:r>
-          </w:p>
-        </w:tc>
-        <w:tc>
-          <w:tcPr>
-            <w:tcW w:type="dxa" w:w="6293"/>
-            <w:shd w:val="clear" w:color="auto" w:fill="E3F4E8"/>
-          </w:tcPr>
-          <w:p>
-            <w:pPr>
-              <w:spacing w:after="0"/>
-            </w:pPr>
-            <w:r/>
-            <w:r>
-              <w:rPr>
-                <w:rFonts w:ascii="Arial" w:hAnsi="Arial"/>
-                <w:b/>
-                <w:color w:val="1E6B34"/>
-                <w:sz w:val="18"/>
-              </w:rPr>
-              <w:t>Хийгдсэн</w:t>
-            </w:r>
-          </w:p>
-        </w:tc>
-      </w:tr>
-      <w:tr>
-        <w:tc>
-          <w:tcPr>
-            <w:tcW w:type="dxa" w:w="680"/>
-          </w:tcPr>
-          <w:p>
-            <w:pPr>
-              <w:spacing w:after="0"/>
-              <w:jc w:val="center"/>
-            </w:pPr>
-            <w:r/>
-            <w:r>
-              <w:rPr>
-                <w:rFonts w:ascii="Arial" w:hAnsi="Arial"/>
-                <w:b w:val="0"/>
-                <w:sz w:val="18"/>
-              </w:rPr>
-            </w:r>
-          </w:p>
-        </w:tc>
-        <w:tc>
-          <w:tcPr>
-            <w:tcW w:type="dxa" w:w="2041"/>
-          </w:tcPr>
-          <w:p>
-            <w:pPr>
-              <w:spacing w:after="0"/>
-            </w:pPr>
-            <w:r/>
-            <w:r>
-              <w:rPr>
-                <w:rFonts w:ascii="Arial" w:hAnsi="Arial"/>
-                <w:b w:val="0"/>
-                <w:sz w:val="18"/>
-              </w:rPr>
-            </w:r>
-          </w:p>
-        </w:tc>
-        <w:tc>
-          <w:tcPr>
-            <w:tcW w:type="dxa" w:w="6009"/>
-          </w:tcPr>
-          <w:p>
-            <w:pPr>
-              <w:spacing w:after="0"/>
-            </w:pPr>
-            <w:r/>
-            <w:r>
-              <w:rPr>
-                <w:rFonts w:ascii="Arial" w:hAnsi="Arial"/>
-                <w:b w:val="0"/>
-                <w:sz w:val="18"/>
-              </w:rPr>
-              <w:t>2.5 Эрсдэл үнэлгээ /ЗСӨ/</w:t>
-            </w:r>
-          </w:p>
-        </w:tc>
-        <w:tc>
-          <w:tcPr>
-            <w:tcW w:type="dxa" w:w="6293"/>
-            <w:shd w:val="clear" w:color="auto" w:fill="FFF4D6"/>
-          </w:tcPr>
-          <w:p>
-            <w:pPr>
-              <w:spacing w:after="0"/>
-            </w:pPr>
-            <w:r/>
-            <w:r>
-              <w:rPr>
-                <w:rFonts w:ascii="Arial" w:hAnsi="Arial"/>
-                <w:b/>
-                <w:color w:val="8A5A00"/>
-                <w:sz w:val="18"/>
-              </w:rPr>
-              <w:t>Хэсэгчлэн</w:t>
-            </w:r>
-            <w:r>
-              <w:rPr>
-                <w:rFonts w:ascii="Arial" w:hAnsi="Arial"/>
-                <w:color w:val="333333"/>
-                <w:sz w:val="17"/>
-              </w:rPr>
-              <w:br/>
-              <w:t>Эрсдэлийн хүчин зүйлс харагдана. Оноо, ангиллын аргачлалыг ЗСҮТ батлаагүй.</w:t>
-            </w:r>
-          </w:p>
-        </w:tc>
-      </w:tr>
-      <w:tr>
-        <w:tc>
-          <w:tcPr>
-            <w:tcW w:type="dxa" w:w="680"/>
-          </w:tcPr>
-          <w:p>
-            <w:pPr>
-              <w:spacing w:after="0"/>
-              <w:jc w:val="center"/>
-            </w:pPr>
-            <w:r/>
-            <w:r>
-              <w:rPr>
-                <w:rFonts w:ascii="Arial" w:hAnsi="Arial"/>
-                <w:b w:val="0"/>
-                <w:sz w:val="18"/>
-              </w:rPr>
-            </w:r>
-          </w:p>
-        </w:tc>
-        <w:tc>
-          <w:tcPr>
-            <w:tcW w:type="dxa" w:w="2041"/>
-          </w:tcPr>
-          <w:p>
-            <w:pPr>
-              <w:spacing w:after="0"/>
-            </w:pPr>
-            <w:r/>
-            <w:r>
-              <w:rPr>
-                <w:rFonts w:ascii="Arial" w:hAnsi="Arial"/>
-                <w:b w:val="0"/>
-                <w:sz w:val="18"/>
-              </w:rPr>
-            </w:r>
-          </w:p>
-        </w:tc>
-        <w:tc>
-          <w:tcPr>
-            <w:tcW w:type="dxa" w:w="6009"/>
-          </w:tcPr>
-          <w:p>
-            <w:pPr>
-              <w:spacing w:after="0"/>
-            </w:pPr>
-            <w:r/>
-            <w:r>
-              <w:rPr>
-                <w:rFonts w:ascii="Arial" w:hAnsi="Arial"/>
-                <w:b w:val="0"/>
-                <w:sz w:val="18"/>
-              </w:rPr>
-              <w:t>2.6 Цахим үзлэг</w:t>
-            </w:r>
-          </w:p>
-        </w:tc>
-        <w:tc>
-          <w:tcPr>
-            <w:tcW w:type="dxa" w:w="6293"/>
-            <w:shd w:val="clear" w:color="auto" w:fill="FFF4D6"/>
-          </w:tcPr>
-          <w:p>
-            <w:pPr>
-              <w:spacing w:after="0"/>
-            </w:pPr>
-            <w:r/>
-            <w:r>
-              <w:rPr>
-                <w:rFonts w:ascii="Arial" w:hAnsi="Arial"/>
-                <w:b/>
-                <w:color w:val="8A5A00"/>
-                <w:sz w:val="18"/>
-              </w:rPr>
-              <w:t>Хэсэгчлэн</w:t>
-            </w:r>
-            <w:r>
-              <w:rPr>
-                <w:rFonts w:ascii="Arial" w:hAnsi="Arial"/>
-                <w:color w:val="333333"/>
-                <w:sz w:val="17"/>
-              </w:rPr>
-              <w:br/>
-              <w:t>Хүсэлт илгээнэ. Цаг товлох, төлөв, цуцлах, видео холбоосын сервер бүрэн — апп холбогдоогүй. Видео дуудлагын дэд бүтэц ЗСҮТ шийдэх.</w:t>
-            </w:r>
-          </w:p>
-        </w:tc>
-      </w:tr>
-      <w:tr>
-        <w:tc>
-          <w:tcPr>
-            <w:tcW w:type="dxa" w:w="680"/>
-          </w:tcPr>
-          <w:p>
-            <w:pPr>
-              <w:spacing w:after="0"/>
-              <w:jc w:val="center"/>
-            </w:pPr>
-            <w:r/>
-            <w:r>
-              <w:rPr>
-                <w:rFonts w:ascii="Arial" w:hAnsi="Arial"/>
-                <w:b w:val="0"/>
-                <w:sz w:val="18"/>
-              </w:rPr>
-            </w:r>
-          </w:p>
-        </w:tc>
-        <w:tc>
-          <w:tcPr>
-            <w:tcW w:type="dxa" w:w="2041"/>
-          </w:tcPr>
-          <w:p>
-            <w:pPr>
-              <w:spacing w:after="0"/>
-            </w:pPr>
-            <w:r/>
-            <w:r>
-              <w:rPr>
-                <w:rFonts w:ascii="Arial" w:hAnsi="Arial"/>
-                <w:b w:val="0"/>
-                <w:sz w:val="18"/>
-              </w:rPr>
-            </w:r>
-          </w:p>
-        </w:tc>
-        <w:tc>
-          <w:tcPr>
-            <w:tcW w:type="dxa" w:w="6009"/>
-          </w:tcPr>
-          <w:p>
-            <w:pPr>
-              <w:spacing w:after="0"/>
-            </w:pPr>
-            <w:r/>
-            <w:r>
-              <w:rPr>
-                <w:rFonts w:ascii="Arial" w:hAnsi="Arial"/>
-                <w:b w:val="0"/>
-                <w:sz w:val="18"/>
-              </w:rPr>
-              <w:t>2.7 Сэргээн засах, дасгал хөдөлгөөн</w:t>
-            </w:r>
-          </w:p>
-        </w:tc>
-        <w:tc>
-          <w:tcPr>
-            <w:tcW w:type="dxa" w:w="6293"/>
-            <w:shd w:val="clear" w:color="auto" w:fill="FFF4D6"/>
-          </w:tcPr>
-          <w:p>
-            <w:pPr>
-              <w:spacing w:after="0"/>
-            </w:pPr>
-            <w:r/>
-            <w:r>
-              <w:rPr>
-                <w:rFonts w:ascii="Arial" w:hAnsi="Arial"/>
-                <w:b/>
-                <w:color w:val="8A5A00"/>
-                <w:sz w:val="18"/>
-              </w:rPr>
-              <w:t>Хэсэгчлэн</w:t>
-            </w:r>
-            <w:r>
-              <w:rPr>
-                <w:rFonts w:ascii="Arial" w:hAnsi="Arial"/>
-                <w:color w:val="333333"/>
-                <w:sz w:val="17"/>
-              </w:rPr>
-              <w:br/>
-              <w:t>Дасгал, амин үзүүлэлт, үнэлгээний дэлгэц бий. Эмч үнэлгээ бичих сервер бэлэн. 39 дасгалын нэр түр, видео байхгүй.</w:t>
-            </w:r>
-          </w:p>
-        </w:tc>
-      </w:tr>
-      <w:tr>
-        <w:tc>
-          <w:tcPr>
-            <w:tcW w:type="dxa" w:w="680"/>
-          </w:tcPr>
-          <w:p>
-            <w:pPr>
-              <w:spacing w:after="0"/>
-              <w:jc w:val="center"/>
-            </w:pPr>
-            <w:r/>
-            <w:r>
-              <w:rPr>
-                <w:rFonts w:ascii="Arial" w:hAnsi="Arial"/>
-                <w:b w:val="0"/>
-                <w:sz w:val="18"/>
-              </w:rPr>
-            </w:r>
-          </w:p>
-        </w:tc>
-        <w:tc>
-          <w:tcPr>
-            <w:tcW w:type="dxa" w:w="2041"/>
-          </w:tcPr>
-          <w:p>
-            <w:pPr>
-              <w:spacing w:after="0"/>
-            </w:pPr>
-            <w:r/>
-            <w:r>
-              <w:rPr>
-                <w:rFonts w:ascii="Arial" w:hAnsi="Arial"/>
-                <w:b w:val="0"/>
-                <w:sz w:val="18"/>
-              </w:rPr>
-            </w:r>
-          </w:p>
-        </w:tc>
-        <w:tc>
-          <w:tcPr>
-            <w:tcW w:type="dxa" w:w="6009"/>
-          </w:tcPr>
-          <w:p>
-            <w:pPr>
-              <w:spacing w:after="0"/>
-            </w:pPr>
-            <w:r/>
-            <w:r>
-              <w:rPr>
-                <w:rFonts w:ascii="Arial" w:hAnsi="Arial"/>
-                <w:b w:val="0"/>
-                <w:sz w:val="18"/>
-              </w:rPr>
-              <w:t>Админ удирдлагын хэсэг нь веб интерфейстэй байх ба хөгжүүлэгчийн оролцоогүйгээр мэдээлэл шинэчлэх засварлах боломжтой байна</w:t>
-            </w:r>
-          </w:p>
-        </w:tc>
-        <w:tc>
-          <w:tcPr>
-            <w:tcW w:type="dxa" w:w="6293"/>
-            <w:shd w:val="clear" w:color="auto" w:fill="FFF4D6"/>
-          </w:tcPr>
-          <w:p>
-            <w:pPr>
-              <w:spacing w:after="0"/>
-            </w:pPr>
-            <w:r/>
-            <w:r>
-              <w:rPr>
-                <w:rFonts w:ascii="Arial" w:hAnsi="Arial"/>
-                <w:b/>
-                <w:color w:val="8A5A00"/>
-                <w:sz w:val="18"/>
-              </w:rPr>
-              <w:t>Хэсэгчлэн</w:t>
-            </w:r>
-            <w:r>
-              <w:rPr>
-                <w:rFonts w:ascii="Arial" w:hAnsi="Arial"/>
-                <w:color w:val="333333"/>
-                <w:sz w:val="17"/>
-              </w:rPr>
-              <w:br/>
-              <w:t>МнКардио вэб админ, мобайлын тохиргооны хүснэгт нэмэгдсэн. Утгуудыг (дэлгүүрийн холбоос, нөхцөлийн текст) бөглөх шаардлагатай.</w:t>
-            </w:r>
-          </w:p>
-        </w:tc>
-      </w:tr>
-      <w:tr>
-        <w:tc>
-          <w:tcPr>
-            <w:tcW w:type="dxa" w:w="680"/>
-          </w:tcPr>
-          <w:p>
-            <w:pPr>
-              <w:spacing w:after="0"/>
-              <w:jc w:val="center"/>
-            </w:pPr>
-            <w:r/>
-            <w:r>
-              <w:rPr>
-                <w:rFonts w:ascii="Arial" w:hAnsi="Arial"/>
-                <w:b w:val="0"/>
-                <w:sz w:val="18"/>
-              </w:rPr>
-            </w:r>
-          </w:p>
-        </w:tc>
-        <w:tc>
-          <w:tcPr>
-            <w:tcW w:type="dxa" w:w="2041"/>
-          </w:tcPr>
-          <w:p>
-            <w:pPr>
-              <w:spacing w:after="0"/>
-            </w:pPr>
-            <w:r/>
-            <w:r>
-              <w:rPr>
-                <w:rFonts w:ascii="Arial" w:hAnsi="Arial"/>
-                <w:b w:val="0"/>
-                <w:sz w:val="18"/>
-              </w:rPr>
-            </w:r>
-          </w:p>
-        </w:tc>
-        <w:tc>
-          <w:tcPr>
-            <w:tcW w:type="dxa" w:w="6009"/>
-          </w:tcPr>
-          <w:p>
-            <w:pPr>
-              <w:spacing w:after="0"/>
-            </w:pPr>
-            <w:r/>
-            <w:r>
-              <w:rPr>
-                <w:rFonts w:ascii="Arial" w:hAnsi="Arial"/>
-                <w:b w:val="0"/>
-                <w:sz w:val="18"/>
-              </w:rPr>
-              <w:t>Системд хурууны хээгээр нэвтрэх боломжтой байх</w:t>
-            </w:r>
-          </w:p>
-        </w:tc>
-        <w:tc>
-          <w:tcPr>
-            <w:tcW w:type="dxa" w:w="6293"/>
-            <w:shd w:val="clear" w:color="auto" w:fill="E3F4E8"/>
-          </w:tcPr>
-          <w:p>
-            <w:pPr>
-              <w:spacing w:after="0"/>
-            </w:pPr>
-            <w:r/>
-            <w:r>
-              <w:rPr>
-                <w:rFonts w:ascii="Arial" w:hAnsi="Arial"/>
-                <w:b/>
-                <w:color w:val="1E6B34"/>
-                <w:sz w:val="18"/>
-              </w:rPr>
-              <w:t>Хийгдсэн</w:t>
-            </w:r>
-            <w:r>
-              <w:rPr>
-                <w:rFonts w:ascii="Arial" w:hAnsi="Arial"/>
-                <w:color w:val="333333"/>
-                <w:sz w:val="17"/>
-              </w:rPr>
-              <w:br/>
-              <w:t>Хурууны хээ, Face ID.</w:t>
-            </w:r>
-          </w:p>
-        </w:tc>
-      </w:tr>
-      <w:tr>
-        <w:tc>
-          <w:tcPr>
-            <w:tcW w:type="dxa" w:w="680"/>
-          </w:tcPr>
-          <w:p>
-            <w:pPr>
-              <w:spacing w:after="0"/>
-              <w:jc w:val="center"/>
-            </w:pPr>
-            <w:r/>
-            <w:r>
-              <w:rPr>
-                <w:rFonts w:ascii="Arial" w:hAnsi="Arial"/>
-                <w:b w:val="0"/>
-                <w:sz w:val="18"/>
-              </w:rPr>
-            </w:r>
-          </w:p>
-        </w:tc>
-        <w:tc>
-          <w:tcPr>
-            <w:tcW w:type="dxa" w:w="2041"/>
-          </w:tcPr>
-          <w:p>
-            <w:pPr>
-              <w:spacing w:after="0"/>
-            </w:pPr>
-            <w:r/>
-            <w:r>
-              <w:rPr>
-                <w:rFonts w:ascii="Arial" w:hAnsi="Arial"/>
-                <w:b w:val="0"/>
-                <w:sz w:val="18"/>
-              </w:rPr>
-            </w:r>
-          </w:p>
-        </w:tc>
-        <w:tc>
-          <w:tcPr>
-            <w:tcW w:type="dxa" w:w="6009"/>
-          </w:tcPr>
-          <w:p>
-            <w:pPr>
-              <w:spacing w:after="0"/>
-            </w:pPr>
-            <w:r/>
-            <w:r>
-              <w:rPr>
-                <w:rFonts w:ascii="Arial" w:hAnsi="Arial"/>
-                <w:b w:val="0"/>
-                <w:sz w:val="18"/>
-              </w:rPr>
-              <w:t>Нууц үгээ буруу 3 удаа буруу оруулсан тохиолдолд мэдэгдэл ирэх</w:t>
-            </w:r>
-          </w:p>
-        </w:tc>
-        <w:tc>
-          <w:tcPr>
-            <w:tcW w:type="dxa" w:w="6293"/>
-            <w:shd w:val="clear" w:color="auto" w:fill="FFF4D6"/>
-          </w:tcPr>
-          <w:p>
-            <w:pPr>
-              <w:spacing w:after="0"/>
-            </w:pPr>
-            <w:r/>
-            <w:r>
-              <w:rPr>
-                <w:rFonts w:ascii="Arial" w:hAnsi="Arial"/>
-                <w:b/>
-                <w:color w:val="8A5A00"/>
-                <w:sz w:val="18"/>
-              </w:rPr>
-              <w:t>Хэсэгчлэн</w:t>
-            </w:r>
-            <w:r>
-              <w:rPr>
-                <w:rFonts w:ascii="Arial" w:hAnsi="Arial"/>
-                <w:color w:val="333333"/>
-                <w:sz w:val="17"/>
-              </w:rPr>
-              <w:br/>
-              <w:t>Апп дээр анхааруулга гарна. Серверийн түгжээ + имэйл мэдэгдэл хийгдсэн боловч тохиргоогоор унтраалттай.</w:t>
-            </w:r>
-          </w:p>
-        </w:tc>
-      </w:tr>
-      <w:tr>
-        <w:tc>
-          <w:tcPr>
-            <w:tcW w:type="dxa" w:w="680"/>
-          </w:tcPr>
-          <w:p>
-            <w:pPr>
-              <w:spacing w:after="0"/>
-              <w:jc w:val="center"/>
-            </w:pPr>
-            <w:r/>
-            <w:r>
-              <w:rPr>
-                <w:rFonts w:ascii="Arial" w:hAnsi="Arial"/>
-                <w:b w:val="0"/>
-                <w:sz w:val="18"/>
-              </w:rPr>
-            </w:r>
-          </w:p>
-        </w:tc>
-        <w:tc>
-          <w:tcPr>
-            <w:tcW w:type="dxa" w:w="2041"/>
-          </w:tcPr>
-          <w:p>
-            <w:pPr>
-              <w:spacing w:after="0"/>
-            </w:pPr>
-            <w:r/>
-            <w:r>
-              <w:rPr>
-                <w:rFonts w:ascii="Arial" w:hAnsi="Arial"/>
-                <w:b w:val="0"/>
-                <w:sz w:val="18"/>
-              </w:rPr>
-            </w:r>
-          </w:p>
-        </w:tc>
-        <w:tc>
-          <w:tcPr>
-            <w:tcW w:type="dxa" w:w="6009"/>
-          </w:tcPr>
-          <w:p>
-            <w:pPr>
-              <w:spacing w:after="0"/>
-            </w:pPr>
-            <w:r/>
-            <w:r>
-              <w:rPr>
-                <w:rFonts w:ascii="Arial" w:hAnsi="Arial"/>
-                <w:b w:val="0"/>
-                <w:sz w:val="18"/>
-              </w:rPr>
-              <w:t>Автоматаар шинэчлэлтээ татдаг байх</w:t>
-            </w:r>
-          </w:p>
-        </w:tc>
-        <w:tc>
-          <w:tcPr>
-            <w:tcW w:type="dxa" w:w="6293"/>
-            <w:shd w:val="clear" w:color="auto" w:fill="FFF4D6"/>
-          </w:tcPr>
-          <w:p>
-            <w:pPr>
-              <w:spacing w:after="0"/>
-            </w:pPr>
-            <w:r/>
-            <w:r>
-              <w:rPr>
-                <w:rFonts w:ascii="Arial" w:hAnsi="Arial"/>
-                <w:b/>
-                <w:color w:val="8A5A00"/>
-                <w:sz w:val="18"/>
-              </w:rPr>
-              <w:t>Хэсэгчлэн</w:t>
-            </w:r>
-            <w:r>
-              <w:rPr>
-                <w:rFonts w:ascii="Arial" w:hAnsi="Arial"/>
-                <w:color w:val="333333"/>
-                <w:sz w:val="17"/>
-              </w:rPr>
-              <w:br/>
-              <w:t>Хувилбар шалгах, хуучин хувилбарыг албадан шинэчлүүлэх сервер бэлэн. Апп холбогдоогүй, дэлгүүрийн холбоос оруулаагүй.</w:t>
-            </w:r>
-          </w:p>
-        </w:tc>
-      </w:tr>
-      <w:tr>
-        <w:tc>
-          <w:tcPr>
-            <w:tcW w:type="dxa" w:w="680"/>
-          </w:tcPr>
-          <w:p>
-            <w:pPr>
-              <w:spacing w:after="0"/>
-              <w:jc w:val="center"/>
-            </w:pPr>
-            <w:r/>
-            <w:r>
-              <w:rPr>
-                <w:rFonts w:ascii="Arial" w:hAnsi="Arial"/>
-                <w:b w:val="0"/>
-                <w:sz w:val="18"/>
-              </w:rPr>
-            </w:r>
-          </w:p>
-        </w:tc>
-        <w:tc>
-          <w:tcPr>
-            <w:tcW w:type="dxa" w:w="2041"/>
-          </w:tcPr>
-          <w:p>
-            <w:pPr>
-              <w:spacing w:after="0"/>
-            </w:pPr>
-            <w:r/>
-            <w:r>
-              <w:rPr>
-                <w:rFonts w:ascii="Arial" w:hAnsi="Arial"/>
-                <w:b w:val="0"/>
-                <w:sz w:val="18"/>
-              </w:rPr>
-            </w:r>
-          </w:p>
-        </w:tc>
-        <w:tc>
-          <w:tcPr>
-            <w:tcW w:type="dxa" w:w="6009"/>
-          </w:tcPr>
-          <w:p>
-            <w:pPr>
-              <w:spacing w:after="0"/>
-            </w:pPr>
-            <w:r/>
-            <w:r>
-              <w:rPr>
-                <w:rFonts w:ascii="Arial" w:hAnsi="Arial"/>
-                <w:b w:val="0"/>
-                <w:sz w:val="18"/>
-              </w:rPr>
-              <w:t>Бүх төрлийн мэдэгдлүүд ирдэг байна</w:t>
-            </w:r>
-          </w:p>
-        </w:tc>
-        <w:tc>
-          <w:tcPr>
-            <w:tcW w:type="dxa" w:w="6293"/>
-            <w:shd w:val="clear" w:color="auto" w:fill="FFF4D6"/>
-          </w:tcPr>
-          <w:p>
-            <w:pPr>
-              <w:spacing w:after="0"/>
-            </w:pPr>
-            <w:r/>
-            <w:r>
-              <w:rPr>
-                <w:rFonts w:ascii="Arial" w:hAnsi="Arial"/>
-                <w:b/>
-                <w:color w:val="8A5A00"/>
-                <w:sz w:val="18"/>
-              </w:rPr>
-              <w:t>Хэсэгчлэн</w:t>
-            </w:r>
-            <w:r>
-              <w:rPr>
-                <w:rFonts w:ascii="Arial" w:hAnsi="Arial"/>
-                <w:color w:val="333333"/>
-                <w:sz w:val="17"/>
-              </w:rPr>
-              <w:br/>
-              <w:t>Эмч, үйлчлүүлэгчийн мэдэгдлийн жагсаалт, 7 төрлийн push сервер бэлэн. Апп холбогдоогүй. Firebase/APNs түлхүүр ЗСҮТ-аас ирээгүй.</w:t>
-            </w:r>
-          </w:p>
-        </w:tc>
-      </w:tr>
-      <w:tr>
-        <w:tc>
-          <w:tcPr>
-            <w:tcW w:type="dxa" w:w="680"/>
-          </w:tcPr>
-          <w:p>
-            <w:pPr>
-              <w:spacing w:after="0"/>
-              <w:jc w:val="center"/>
-            </w:pPr>
-            <w:r/>
-            <w:r>
-              <w:rPr>
-                <w:rFonts w:ascii="Arial" w:hAnsi="Arial"/>
-                <w:b w:val="0"/>
-                <w:sz w:val="18"/>
-              </w:rPr>
-            </w:r>
-          </w:p>
-        </w:tc>
-        <w:tc>
-          <w:tcPr>
-            <w:tcW w:type="dxa" w:w="2041"/>
-          </w:tcPr>
-          <w:p>
-            <w:pPr>
-              <w:spacing w:after="0"/>
-            </w:pPr>
-            <w:r/>
-            <w:r>
-              <w:rPr>
-                <w:rFonts w:ascii="Arial" w:hAnsi="Arial"/>
-                <w:b w:val="0"/>
-                <w:sz w:val="18"/>
-              </w:rPr>
-            </w:r>
-          </w:p>
-        </w:tc>
-        <w:tc>
-          <w:tcPr>
-            <w:tcW w:type="dxa" w:w="6009"/>
-          </w:tcPr>
-          <w:p>
-            <w:pPr>
-              <w:spacing w:after="0"/>
-            </w:pPr>
-            <w:r/>
-            <w:r>
-              <w:rPr>
-                <w:rFonts w:ascii="Arial" w:hAnsi="Arial"/>
-                <w:b w:val="0"/>
-                <w:sz w:val="18"/>
-              </w:rPr>
-              <w:t>Үйлчлүүлэгч өөрийн хүссэн цаг, төрлөөр (эм уух, дасгал хийх, хяналтын үзлэгийн цаг) мэдэгдлийг тохируулах</w:t>
-            </w:r>
-          </w:p>
-        </w:tc>
-        <w:tc>
-          <w:tcPr>
-            <w:tcW w:type="dxa" w:w="6293"/>
-            <w:shd w:val="clear" w:color="auto" w:fill="E3F4E8"/>
-          </w:tcPr>
-          <w:p>
-            <w:pPr>
-              <w:spacing w:after="0"/>
-            </w:pPr>
-            <w:r/>
-            <w:r>
-              <w:rPr>
-                <w:rFonts w:ascii="Arial" w:hAnsi="Arial"/>
-                <w:b/>
-                <w:color w:val="1E6B34"/>
-                <w:sz w:val="18"/>
-              </w:rPr>
-              <w:t>Хийгдсэн</w:t>
-            </w:r>
-            <w:r>
-              <w:rPr>
-                <w:rFonts w:ascii="Arial" w:hAnsi="Arial"/>
-                <w:color w:val="333333"/>
-                <w:sz w:val="17"/>
-              </w:rPr>
-              <w:br/>
-              <w:t>Эм, дасгал, үзлэг, хэмжилтийн сануулга — цаг, долоо хоногийн өдрөөр. Серверийн сануулга ч бэлэн.</w:t>
-            </w:r>
-          </w:p>
-        </w:tc>
-      </w:tr>
-      <w:tr>
-        <w:tc>
-          <w:tcPr>
-            <w:tcW w:type="dxa" w:w="680"/>
-          </w:tcPr>
-          <w:p>
-            <w:pPr>
-              <w:spacing w:after="0"/>
-              <w:jc w:val="center"/>
-            </w:pPr>
-            <w:r/>
-            <w:r>
-              <w:rPr>
-                <w:rFonts w:ascii="Arial" w:hAnsi="Arial"/>
-                <w:b w:val="0"/>
-                <w:sz w:val="18"/>
-              </w:rPr>
-            </w:r>
-          </w:p>
-        </w:tc>
-        <w:tc>
-          <w:tcPr>
-            <w:tcW w:type="dxa" w:w="2041"/>
-          </w:tcPr>
-          <w:p>
-            <w:pPr>
-              <w:spacing w:after="0"/>
-            </w:pPr>
-            <w:r/>
-            <w:r>
-              <w:rPr>
-                <w:rFonts w:ascii="Arial" w:hAnsi="Arial"/>
-                <w:b w:val="0"/>
-                <w:sz w:val="18"/>
-              </w:rPr>
-            </w:r>
-          </w:p>
-        </w:tc>
-        <w:tc>
-          <w:tcPr>
-            <w:tcW w:type="dxa" w:w="6009"/>
-          </w:tcPr>
-          <w:p>
-            <w:pPr>
-              <w:spacing w:after="0"/>
-            </w:pPr>
-            <w:r/>
-            <w:r>
-              <w:rPr>
-                <w:rFonts w:ascii="Arial" w:hAnsi="Arial"/>
-                <w:b w:val="0"/>
-                <w:sz w:val="18"/>
-              </w:rPr>
-              <w:t>Чат хэсэгтэй байна</w:t>
-            </w:r>
-          </w:p>
-        </w:tc>
-        <w:tc>
-          <w:tcPr>
-            <w:tcW w:type="dxa" w:w="6293"/>
-            <w:shd w:val="clear" w:color="auto" w:fill="E3F4E8"/>
-          </w:tcPr>
-          <w:p>
-            <w:pPr>
-              <w:spacing w:after="0"/>
-            </w:pPr>
-            <w:r/>
-            <w:r>
-              <w:rPr>
-                <w:rFonts w:ascii="Arial" w:hAnsi="Arial"/>
-                <w:b/>
-                <w:color w:val="1E6B34"/>
-                <w:sz w:val="18"/>
-              </w:rPr>
-              <w:t>Хийгдсэн</w:t>
-            </w:r>
-            <w:r>
-              <w:rPr>
-                <w:rFonts w:ascii="Arial" w:hAnsi="Arial"/>
-                <w:color w:val="333333"/>
-                <w:sz w:val="17"/>
-              </w:rPr>
-              <w:br/>
-              <w:t>Ганцаарчилсан ба бүлгийн чат, зураг, файл, дуу бичлэг. Дуу, видео мессежийн сервер шинээр нэмэгдсэн — апп талд тоглуулагч, 5 алдааны засвар үлдсэн.</w:t>
-            </w:r>
-          </w:p>
-        </w:tc>
-      </w:tr>
-      <w:tr>
-        <w:tc>
-          <w:tcPr>
-            <w:tcW w:type="dxa" w:w="680"/>
-          </w:tcPr>
-          <w:p>
-            <w:pPr>
-              <w:spacing w:after="0"/>
-              <w:jc w:val="center"/>
-            </w:pPr>
-            <w:r/>
-            <w:r>
-              <w:rPr>
-                <w:rFonts w:ascii="Arial" w:hAnsi="Arial"/>
-                <w:b w:val="0"/>
-                <w:sz w:val="18"/>
-              </w:rPr>
-            </w:r>
-          </w:p>
-        </w:tc>
-        <w:tc>
-          <w:tcPr>
-            <w:tcW w:type="dxa" w:w="2041"/>
-          </w:tcPr>
-          <w:p>
-            <w:pPr>
-              <w:spacing w:after="0"/>
-            </w:pPr>
-            <w:r/>
-            <w:r>
-              <w:rPr>
-                <w:rFonts w:ascii="Arial" w:hAnsi="Arial"/>
-                <w:b w:val="0"/>
-                <w:sz w:val="18"/>
-              </w:rPr>
-            </w:r>
-          </w:p>
-        </w:tc>
-        <w:tc>
-          <w:tcPr>
-            <w:tcW w:type="dxa" w:w="6009"/>
-          </w:tcPr>
-          <w:p>
-            <w:pPr>
-              <w:spacing w:after="0"/>
-            </w:pPr>
-            <w:r/>
-            <w:r>
-              <w:rPr>
-                <w:rFonts w:ascii="Arial" w:hAnsi="Arial"/>
-                <w:b w:val="0"/>
-                <w:sz w:val="18"/>
-              </w:rPr>
-              <w:t>Эмчээс асуух асуулт / Зөвлөгөөний хэсэг нь текстээс гадна зураг, дуу бичлэг, баримт бичиг хавсаргах</w:t>
-            </w:r>
-          </w:p>
-        </w:tc>
-        <w:tc>
-          <w:tcPr>
-            <w:tcW w:type="dxa" w:w="6293"/>
-            <w:shd w:val="clear" w:color="auto" w:fill="FFF4D6"/>
-          </w:tcPr>
-          <w:p>
-            <w:pPr>
-              <w:spacing w:after="0"/>
-            </w:pPr>
-            <w:r/>
-            <w:r>
-              <w:rPr>
-                <w:rFonts w:ascii="Arial" w:hAnsi="Arial"/>
-                <w:b/>
-                <w:color w:val="8A5A00"/>
-                <w:sz w:val="18"/>
-              </w:rPr>
-              <w:t>Хэсэгчлэн</w:t>
-            </w:r>
-            <w:r>
-              <w:rPr>
-                <w:rFonts w:ascii="Arial" w:hAnsi="Arial"/>
-                <w:color w:val="333333"/>
-                <w:sz w:val="17"/>
-              </w:rPr>
-              <w:br/>
-              <w:t>Чат ба эмчийн зөвлөгөөнд зураг, дуу, баримт хавсаргана. Асуултын хавсралтын сервер бэлэн — апп холбогдоогүй.</w:t>
-            </w:r>
-          </w:p>
-        </w:tc>
-      </w:tr>
-      <w:tr>
-        <w:tc>
-          <w:tcPr>
-            <w:tcW w:type="dxa" w:w="6293"/>
-            <w:gridSpan w:val="4"/>
-            <w:shd w:val="clear" w:color="auto" w:fill="D6E6F2"/>
-          </w:tcPr>
-          <w:p>
-            <w:pPr>
-              <w:spacing w:after="0"/>
-            </w:pPr>
-            <w:r/>
-            <w:r>
-              <w:rPr>
-                <w:rFonts w:ascii="Arial" w:hAnsi="Arial"/>
-                <w:b/>
-                <w:sz w:val="20"/>
-              </w:rPr>
-              <w:t>Гурав. ТЕЛЕМЕДИЦИНИЙ МОДУЛИЙН ШААРДЛАГА</w:t>
-            </w:r>
-          </w:p>
-        </w:tc>
-      </w:tr>
-      <w:tr>
-        <w:tc>
-          <w:tcPr>
-            <w:tcW w:type="dxa" w:w="680"/>
-          </w:tcPr>
-          <w:p>
-            <w:pPr>
-              <w:spacing w:after="0"/>
-              <w:jc w:val="center"/>
-            </w:pPr>
-            <w:r/>
-            <w:r>
-              <w:rPr>
-                <w:rFonts w:ascii="Arial" w:hAnsi="Arial"/>
-                <w:b/>
-                <w:sz w:val="18"/>
-              </w:rPr>
-              <w:t>3.1</w:t>
-            </w:r>
-          </w:p>
-        </w:tc>
-        <w:tc>
-          <w:tcPr>
-            <w:tcW w:type="dxa" w:w="2041"/>
-          </w:tcPr>
-          <w:p>
-            <w:pPr>
-              <w:spacing w:after="0"/>
-            </w:pPr>
-            <w:r/>
-            <w:r>
-              <w:rPr>
-                <w:rFonts w:ascii="Arial" w:hAnsi="Arial"/>
-                <w:b w:val="0"/>
-                <w:sz w:val="18"/>
-              </w:rPr>
-            </w:r>
-          </w:p>
-        </w:tc>
-        <w:tc>
-          <w:tcPr>
-            <w:tcW w:type="dxa" w:w="6009"/>
-          </w:tcPr>
-          <w:p>
-            <w:pPr>
-              <w:spacing w:after="0"/>
-            </w:pPr>
-            <w:r/>
-            <w:r>
-              <w:rPr>
-                <w:rFonts w:ascii="Arial" w:hAnsi="Arial"/>
-                <w:b w:val="0"/>
-                <w:sz w:val="18"/>
-              </w:rPr>
-              <w:t>Үзлэгийн тэмдэглэл байна</w:t>
-            </w:r>
-          </w:p>
-        </w:tc>
-        <w:tc>
-          <w:tcPr>
-            <w:tcW w:type="dxa" w:w="6293"/>
-            <w:shd w:val="clear" w:color="auto" w:fill="E3F4E8"/>
-          </w:tcPr>
-          <w:p>
-            <w:pPr>
-              <w:spacing w:after="0"/>
-            </w:pPr>
-            <w:r/>
-            <w:r>
-              <w:rPr>
-                <w:rFonts w:ascii="Arial" w:hAnsi="Arial"/>
-                <w:b/>
-                <w:color w:val="1E6B34"/>
-                <w:sz w:val="18"/>
-              </w:rPr>
-              <w:t>Хийгдсэн</w:t>
-            </w:r>
-            <w:r>
-              <w:rPr>
-                <w:rFonts w:ascii="Arial" w:hAnsi="Arial"/>
-                <w:color w:val="333333"/>
-                <w:sz w:val="17"/>
-              </w:rPr>
-              <w:br/>
-              <w:t>Онош, ICD-10, гомдол.</w:t>
-            </w:r>
-          </w:p>
-        </w:tc>
-      </w:tr>
-      <w:tr>
-        <w:tc>
-          <w:tcPr>
-            <w:tcW w:type="dxa" w:w="680"/>
-          </w:tcPr>
-          <w:p>
-            <w:pPr>
-              <w:spacing w:after="0"/>
-              <w:jc w:val="center"/>
-            </w:pPr>
-            <w:r/>
-            <w:r>
-              <w:rPr>
-                <w:rFonts w:ascii="Arial" w:hAnsi="Arial"/>
-                <w:b w:val="0"/>
-                <w:sz w:val="18"/>
-              </w:rPr>
-            </w:r>
-          </w:p>
-        </w:tc>
-        <w:tc>
-          <w:tcPr>
-            <w:tcW w:type="dxa" w:w="2041"/>
-          </w:tcPr>
-          <w:p>
-            <w:pPr>
-              <w:spacing w:after="0"/>
-            </w:pPr>
-            <w:r/>
-            <w:r>
-              <w:rPr>
-                <w:rFonts w:ascii="Arial" w:hAnsi="Arial"/>
-                <w:b w:val="0"/>
-                <w:sz w:val="18"/>
-              </w:rPr>
-            </w:r>
-          </w:p>
-        </w:tc>
-        <w:tc>
-          <w:tcPr>
-            <w:tcW w:type="dxa" w:w="6009"/>
-          </w:tcPr>
-          <w:p>
-            <w:pPr>
-              <w:spacing w:after="0"/>
-            </w:pPr>
-            <w:r/>
-            <w:r>
-              <w:rPr>
-                <w:rFonts w:ascii="Arial" w:hAnsi="Arial"/>
-                <w:b w:val="0"/>
-                <w:sz w:val="18"/>
-              </w:rPr>
-              <w:t>Шинжилгээ оношлогоо байна</w:t>
-            </w:r>
-          </w:p>
-        </w:tc>
-        <w:tc>
-          <w:tcPr>
-            <w:tcW w:type="dxa" w:w="6293"/>
-            <w:shd w:val="clear" w:color="auto" w:fill="FFF4D6"/>
-          </w:tcPr>
-          <w:p>
-            <w:pPr>
-              <w:spacing w:after="0"/>
-            </w:pPr>
-            <w:r/>
-            <w:r>
-              <w:rPr>
-                <w:rFonts w:ascii="Arial" w:hAnsi="Arial"/>
-                <w:b/>
-                <w:color w:val="8A5A00"/>
-                <w:sz w:val="18"/>
-              </w:rPr>
-              <w:t>Хэсэгчлэн</w:t>
-            </w:r>
-            <w:r>
-              <w:rPr>
-                <w:rFonts w:ascii="Arial" w:hAnsi="Arial"/>
-                <w:color w:val="333333"/>
-                <w:sz w:val="17"/>
-              </w:rPr>
-              <w:br/>
-              <w:t>Лаборатори, эхо, ангиографи, ЗЦБ-ийн сервер бэлэн — апп холбогдоогүй. Шинжилгээний нэгж, лавлах хэмжээ лабораторийн баталгаажуулалт хүлээж байна.</w:t>
-            </w:r>
-          </w:p>
-        </w:tc>
-      </w:tr>
-      <w:tr>
-        <w:tc>
-          <w:tcPr>
-            <w:tcW w:type="dxa" w:w="680"/>
-          </w:tcPr>
-          <w:p>
-            <w:pPr>
-              <w:spacing w:after="0"/>
-              <w:jc w:val="center"/>
-            </w:pPr>
-            <w:r/>
-            <w:r>
-              <w:rPr>
-                <w:rFonts w:ascii="Arial" w:hAnsi="Arial"/>
-                <w:b w:val="0"/>
-                <w:sz w:val="18"/>
-              </w:rPr>
-            </w:r>
-          </w:p>
-        </w:tc>
-        <w:tc>
-          <w:tcPr>
-            <w:tcW w:type="dxa" w:w="2041"/>
-          </w:tcPr>
-          <w:p>
-            <w:pPr>
-              <w:spacing w:after="0"/>
-            </w:pPr>
-            <w:r/>
-            <w:r>
-              <w:rPr>
-                <w:rFonts w:ascii="Arial" w:hAnsi="Arial"/>
-                <w:b w:val="0"/>
-                <w:sz w:val="18"/>
-              </w:rPr>
-            </w:r>
-          </w:p>
-        </w:tc>
-        <w:tc>
-          <w:tcPr>
-            <w:tcW w:type="dxa" w:w="6009"/>
-          </w:tcPr>
-          <w:p>
-            <w:pPr>
-              <w:spacing w:after="0"/>
-            </w:pPr>
-            <w:r/>
-            <w:r>
-              <w:rPr>
-                <w:rFonts w:ascii="Arial" w:hAnsi="Arial"/>
-                <w:b w:val="0"/>
-                <w:sz w:val="18"/>
-              </w:rPr>
-              <w:t>Файл хавсаргах боломжтой байна</w:t>
-            </w:r>
-          </w:p>
-        </w:tc>
-        <w:tc>
-          <w:tcPr>
-            <w:tcW w:type="dxa" w:w="6293"/>
-            <w:shd w:val="clear" w:color="auto" w:fill="E3F4E8"/>
-          </w:tcPr>
-          <w:p>
-            <w:pPr>
-              <w:spacing w:after="0"/>
-            </w:pPr>
-            <w:r/>
-            <w:r>
-              <w:rPr>
-                <w:rFonts w:ascii="Arial" w:hAnsi="Arial"/>
-                <w:b/>
-                <w:color w:val="1E6B34"/>
-                <w:sz w:val="18"/>
-              </w:rPr>
-              <w:t>Хийгдсэн</w:t>
-            </w:r>
-          </w:p>
-        </w:tc>
-      </w:tr>
-      <w:tr>
-        <w:tc>
-          <w:tcPr>
-            <w:tcW w:type="dxa" w:w="680"/>
-          </w:tcPr>
-          <w:p>
-            <w:pPr>
-              <w:spacing w:after="0"/>
-              <w:jc w:val="center"/>
-            </w:pPr>
-            <w:r/>
-            <w:r>
-              <w:rPr>
-                <w:rFonts w:ascii="Arial" w:hAnsi="Arial"/>
-                <w:b w:val="0"/>
-                <w:sz w:val="18"/>
-              </w:rPr>
-            </w:r>
-          </w:p>
-        </w:tc>
-        <w:tc>
-          <w:tcPr>
-            <w:tcW w:type="dxa" w:w="2041"/>
-          </w:tcPr>
-          <w:p>
-            <w:pPr>
-              <w:spacing w:after="0"/>
-            </w:pPr>
-            <w:r/>
-            <w:r>
-              <w:rPr>
-                <w:rFonts w:ascii="Arial" w:hAnsi="Arial"/>
-                <w:b w:val="0"/>
-                <w:sz w:val="18"/>
-              </w:rPr>
-            </w:r>
-          </w:p>
-        </w:tc>
-        <w:tc>
-          <w:tcPr>
-            <w:tcW w:type="dxa" w:w="6009"/>
-          </w:tcPr>
-          <w:p>
-            <w:pPr>
-              <w:spacing w:after="0"/>
-            </w:pPr>
-            <w:r/>
-            <w:r>
-              <w:rPr>
-                <w:rFonts w:ascii="Arial" w:hAnsi="Arial"/>
-                <w:b w:val="0"/>
-                <w:sz w:val="18"/>
-              </w:rPr>
-              <w:t>Телемедициний төрөл сонгодог байх</w:t>
-            </w:r>
-          </w:p>
-        </w:tc>
-        <w:tc>
-          <w:tcPr>
-            <w:tcW w:type="dxa" w:w="6293"/>
-            <w:shd w:val="clear" w:color="auto" w:fill="E3F4E8"/>
-          </w:tcPr>
-          <w:p>
-            <w:pPr>
-              <w:spacing w:after="0"/>
-            </w:pPr>
-            <w:r/>
-            <w:r>
-              <w:rPr>
-                <w:rFonts w:ascii="Arial" w:hAnsi="Arial"/>
-                <w:b/>
-                <w:color w:val="1E6B34"/>
-                <w:sz w:val="18"/>
-              </w:rPr>
-              <w:t>Хийгдсэн</w:t>
-            </w:r>
-            <w:r>
-              <w:rPr>
-                <w:rFonts w:ascii="Arial" w:hAnsi="Arial"/>
-                <w:color w:val="333333"/>
-                <w:sz w:val="17"/>
-              </w:rPr>
-              <w:br/>
-              <w:t>Тасалбарын төрөл сонгоно.</w:t>
-            </w:r>
-          </w:p>
-        </w:tc>
-      </w:tr>
-      <w:tr>
-        <w:tc>
-          <w:tcPr>
-            <w:tcW w:type="dxa" w:w="680"/>
-          </w:tcPr>
-          <w:p>
-            <w:pPr>
-              <w:spacing w:after="0"/>
-              <w:jc w:val="center"/>
-            </w:pPr>
-            <w:r/>
-            <w:r>
-              <w:rPr>
-                <w:rFonts w:ascii="Arial" w:hAnsi="Arial"/>
-                <w:b w:val="0"/>
-                <w:sz w:val="18"/>
-              </w:rPr>
-            </w:r>
-          </w:p>
-        </w:tc>
-        <w:tc>
-          <w:tcPr>
-            <w:tcW w:type="dxa" w:w="2041"/>
-          </w:tcPr>
-          <w:p>
-            <w:pPr>
-              <w:spacing w:after="0"/>
-            </w:pPr>
-            <w:r/>
-            <w:r>
-              <w:rPr>
-                <w:rFonts w:ascii="Arial" w:hAnsi="Arial"/>
-                <w:b w:val="0"/>
-                <w:sz w:val="18"/>
-              </w:rPr>
-            </w:r>
-          </w:p>
-        </w:tc>
-        <w:tc>
-          <w:tcPr>
-            <w:tcW w:type="dxa" w:w="6009"/>
-          </w:tcPr>
-          <w:p>
-            <w:pPr>
-              <w:spacing w:after="0"/>
-            </w:pPr>
-            <w:r/>
-            <w:r>
-              <w:rPr>
-                <w:rFonts w:ascii="Arial" w:hAnsi="Arial"/>
-                <w:b w:val="0"/>
-                <w:sz w:val="18"/>
-              </w:rPr>
-              <w:t>Зөвлөгөө болон сэтгэгдэл хэсэгтэй</w:t>
-            </w:r>
-          </w:p>
-        </w:tc>
-        <w:tc>
-          <w:tcPr>
-            <w:tcW w:type="dxa" w:w="6293"/>
-            <w:shd w:val="clear" w:color="auto" w:fill="E3F4E8"/>
-          </w:tcPr>
-          <w:p>
-            <w:pPr>
-              <w:spacing w:after="0"/>
-            </w:pPr>
-            <w:r/>
-            <w:r>
-              <w:rPr>
-                <w:rFonts w:ascii="Arial" w:hAnsi="Arial"/>
-                <w:b/>
-                <w:color w:val="1E6B34"/>
-                <w:sz w:val="18"/>
-              </w:rPr>
-              <w:t>Хийгдсэн</w:t>
-            </w:r>
-          </w:p>
-        </w:tc>
-      </w:tr>
-      <w:tr>
-        <w:tc>
-          <w:tcPr>
-            <w:tcW w:type="dxa" w:w="6293"/>
-            <w:gridSpan w:val="4"/>
-            <w:shd w:val="clear" w:color="auto" w:fill="D6E6F2"/>
-          </w:tcPr>
-          <w:p>
-            <w:pPr>
-              <w:spacing w:after="0"/>
-            </w:pPr>
-            <w:r/>
-            <w:r>
-              <w:rPr>
-                <w:rFonts w:ascii="Arial" w:hAnsi="Arial"/>
-                <w:b/>
-                <w:sz w:val="20"/>
-              </w:rPr>
-              <w:t>Дөрөв. СЭРГЭЭН ЗАСАХ МОДУЛИЙН ШААРДЛАГА</w:t>
-            </w:r>
-          </w:p>
-        </w:tc>
-      </w:tr>
-      <w:tr>
-        <w:tc>
-          <w:tcPr>
-            <w:tcW w:type="dxa" w:w="680"/>
-          </w:tcPr>
-          <w:p>
-            <w:pPr>
-              <w:spacing w:after="0"/>
-              <w:jc w:val="center"/>
-            </w:pPr>
-            <w:r/>
-            <w:r>
-              <w:rPr>
-                <w:rFonts w:ascii="Arial" w:hAnsi="Arial"/>
-                <w:b/>
-                <w:sz w:val="18"/>
-              </w:rPr>
-              <w:t>4.1</w:t>
-            </w:r>
-          </w:p>
-        </w:tc>
-        <w:tc>
-          <w:tcPr>
-            <w:tcW w:type="dxa" w:w="2041"/>
-          </w:tcPr>
-          <w:p>
-            <w:pPr>
-              <w:spacing w:after="0"/>
-            </w:pPr>
-            <w:r/>
-            <w:r>
-              <w:rPr>
-                <w:rFonts w:ascii="Arial" w:hAnsi="Arial"/>
-                <w:b w:val="0"/>
-                <w:sz w:val="18"/>
-              </w:rPr>
-            </w:r>
-          </w:p>
-        </w:tc>
-        <w:tc>
-          <w:tcPr>
-            <w:tcW w:type="dxa" w:w="6009"/>
-          </w:tcPr>
-          <w:p>
-            <w:pPr>
-              <w:spacing w:after="0"/>
-            </w:pPr>
-            <w:r/>
-            <w:r>
-              <w:rPr>
-                <w:rFonts w:ascii="Arial" w:hAnsi="Arial"/>
-                <w:b w:val="0"/>
-                <w:sz w:val="18"/>
-              </w:rPr>
-              <w:t>Эрсдэлийн үнэлгээ, Ачаалалд өгөх биеийн хүчний үнэлгээ</w:t>
-            </w:r>
-          </w:p>
-        </w:tc>
-        <w:tc>
-          <w:tcPr>
-            <w:tcW w:type="dxa" w:w="6293"/>
-            <w:shd w:val="clear" w:color="auto" w:fill="FFF4D6"/>
-          </w:tcPr>
-          <w:p>
-            <w:pPr>
-              <w:spacing w:after="0"/>
-            </w:pPr>
-            <w:r/>
-            <w:r>
-              <w:rPr>
-                <w:rFonts w:ascii="Arial" w:hAnsi="Arial"/>
-                <w:b/>
-                <w:color w:val="8A5A00"/>
-                <w:sz w:val="18"/>
-              </w:rPr>
-              <w:t>Хэсэгчлэн</w:t>
-            </w:r>
-            <w:r>
-              <w:rPr>
-                <w:rFonts w:ascii="Arial" w:hAnsi="Arial"/>
-                <w:color w:val="333333"/>
-                <w:sz w:val="17"/>
-              </w:rPr>
-              <w:br/>
-              <w:t>Үйлчлүүлэгч харна. Эмч үнэлгээ бичих, үнэлгээний түүхийн сервер бэлэн — аппын дэлгэц хийгдээгүй.</w:t>
-            </w:r>
-          </w:p>
-        </w:tc>
-      </w:tr>
-      <w:tr>
-        <w:tc>
-          <w:tcPr>
-            <w:tcW w:type="dxa" w:w="680"/>
-          </w:tcPr>
-          <w:p>
-            <w:pPr>
-              <w:spacing w:after="0"/>
-              <w:jc w:val="center"/>
-            </w:pPr>
-            <w:r/>
-            <w:r>
-              <w:rPr>
-                <w:rFonts w:ascii="Arial" w:hAnsi="Arial"/>
-                <w:b w:val="0"/>
-                <w:sz w:val="18"/>
-              </w:rPr>
-            </w:r>
-          </w:p>
-        </w:tc>
-        <w:tc>
-          <w:tcPr>
-            <w:tcW w:type="dxa" w:w="2041"/>
-          </w:tcPr>
-          <w:p>
-            <w:pPr>
-              <w:spacing w:after="0"/>
-            </w:pPr>
-            <w:r/>
-            <w:r>
-              <w:rPr>
-                <w:rFonts w:ascii="Arial" w:hAnsi="Arial"/>
-                <w:b w:val="0"/>
-                <w:sz w:val="18"/>
-              </w:rPr>
-            </w:r>
-          </w:p>
-        </w:tc>
-        <w:tc>
-          <w:tcPr>
-            <w:tcW w:type="dxa" w:w="6009"/>
-          </w:tcPr>
-          <w:p>
-            <w:pPr>
-              <w:spacing w:after="0"/>
-            </w:pPr>
-            <w:r/>
-            <w:r>
-              <w:rPr>
-                <w:rFonts w:ascii="Arial" w:hAnsi="Arial"/>
-                <w:b w:val="0"/>
-                <w:sz w:val="18"/>
-              </w:rPr>
-              <w:t>Амин үзүүлэлт</w:t>
-            </w:r>
-          </w:p>
-        </w:tc>
-        <w:tc>
-          <w:tcPr>
-            <w:tcW w:type="dxa" w:w="6293"/>
-            <w:shd w:val="clear" w:color="auto" w:fill="E3F4E8"/>
-          </w:tcPr>
-          <w:p>
-            <w:pPr>
-              <w:spacing w:after="0"/>
-            </w:pPr>
-            <w:r/>
-            <w:r>
-              <w:rPr>
-                <w:rFonts w:ascii="Arial" w:hAnsi="Arial"/>
-                <w:b/>
-                <w:color w:val="1E6B34"/>
-                <w:sz w:val="18"/>
-              </w:rPr>
-              <w:t>Хийгдсэн</w:t>
-            </w:r>
-            <w:r>
-              <w:rPr>
-                <w:rFonts w:ascii="Arial" w:hAnsi="Arial"/>
-                <w:color w:val="333333"/>
-                <w:sz w:val="17"/>
-              </w:rPr>
-              <w:br/>
-              <w:t>Судас, даралт, SpO₂, Боргын үнэлгээ, график.</w:t>
-            </w:r>
-          </w:p>
-        </w:tc>
-      </w:tr>
-      <w:tr>
-        <w:tc>
-          <w:tcPr>
-            <w:tcW w:type="dxa" w:w="680"/>
-          </w:tcPr>
-          <w:p>
-            <w:pPr>
-              <w:spacing w:after="0"/>
-              <w:jc w:val="center"/>
-            </w:pPr>
-            <w:r/>
-            <w:r>
-              <w:rPr>
-                <w:rFonts w:ascii="Arial" w:hAnsi="Arial"/>
-                <w:b w:val="0"/>
-                <w:sz w:val="18"/>
-              </w:rPr>
-            </w:r>
-          </w:p>
-        </w:tc>
-        <w:tc>
-          <w:tcPr>
-            <w:tcW w:type="dxa" w:w="2041"/>
-          </w:tcPr>
-          <w:p>
-            <w:pPr>
-              <w:spacing w:after="0"/>
-            </w:pPr>
-            <w:r/>
-            <w:r>
-              <w:rPr>
-                <w:rFonts w:ascii="Arial" w:hAnsi="Arial"/>
-                <w:b w:val="0"/>
-                <w:sz w:val="18"/>
-              </w:rPr>
-            </w:r>
-          </w:p>
-        </w:tc>
-        <w:tc>
-          <w:tcPr>
-            <w:tcW w:type="dxa" w:w="6009"/>
-          </w:tcPr>
-          <w:p>
-            <w:pPr>
-              <w:spacing w:after="0"/>
-            </w:pPr>
-            <w:r/>
-            <w:r>
-              <w:rPr>
-                <w:rFonts w:ascii="Arial" w:hAnsi="Arial"/>
-                <w:b w:val="0"/>
-                <w:sz w:val="18"/>
-              </w:rPr>
-              <w:t>Зөвлөгөө</w:t>
-            </w:r>
-          </w:p>
-        </w:tc>
-        <w:tc>
-          <w:tcPr>
-            <w:tcW w:type="dxa" w:w="6293"/>
-            <w:shd w:val="clear" w:color="auto" w:fill="FFF4D6"/>
-          </w:tcPr>
-          <w:p>
-            <w:pPr>
-              <w:spacing w:after="0"/>
-            </w:pPr>
-            <w:r/>
-            <w:r>
-              <w:rPr>
-                <w:rFonts w:ascii="Arial" w:hAnsi="Arial"/>
-                <w:b/>
-                <w:color w:val="8A5A00"/>
-                <w:sz w:val="18"/>
-              </w:rPr>
-              <w:t>Хэсэгчлэн</w:t>
-            </w:r>
-            <w:r>
-              <w:rPr>
-                <w:rFonts w:ascii="Arial" w:hAnsi="Arial"/>
-                <w:color w:val="333333"/>
-                <w:sz w:val="17"/>
-              </w:rPr>
-              <w:br/>
-              <w:t>Үнэлгээтэй хамт харагдана. Эмч апп дээрээс бичих дэлгэц хийгдээгүй.</w:t>
+              <w:t>Эмч аппаасаа зөвлөгөө бичиж, үйлчлүүлэгч үнэлгээтэй хамт харна.</w:t>
             </w:r>
           </w:p>
         </w:tc>
@@ -6666,7 +6666,7 @@
                 <w:sz w:val="17"/>
               </w:rPr>
               <w:br/>
-              <w:t>Сервер тал бүрэн. Апп талд асуултын хавсралт, цахим үзлэгийн урсгал холбох үлдсэн. Эрсдэлийн оноо ЗСҮТ-ийн аргачлал хүлээж байна.</w:t>
+              <w:t>Модулиуд бүрэн ажиллаж байна. Эрсдэлийн оноо ЗСҮТ-ийн аргачлал хүлээж байна.</w:t>
             </w:r>
           </w:p>
         </w:tc>
@@ -6775,7 +6775,7 @@
                 <w:sz w:val="17"/>
               </w:rPr>
               <w:br/>
-              <w:t>Телемедицин, чат (дуу, видео мессеж), мэдэгдэл, сэргээн засахын сервер бэлэн. Апп холбох, 39 видео үлдсэн.</w:t>
+              <w:t>Телемедицин, чат, мэдэгдэл, сэргээн засах апп дээр ажиллана. Push түлхүүр, 39 видео үлдсэн.</w:t>
             </w:r>
           </w:p>
         </w:tc>
@@ -6884,7 +6884,7 @@
                 <w:sz w:val="17"/>
               </w:rPr>
               <w:br/>
-              <w:t>Экспорт, эх сурвалжийн тэмдэглэгээ, нөөцлөлтийн хяналт, хувилбарын шалгалт хийгдсэн. Тохиргооны утга бөглөх, батлагдсан маягт үлдсэн.</w:t>
+              <w:t>Экспорт, эх сурвалжийн тэмдэглэгээ, нөөцлөлтийн хяналт, автомат шинэчлэлт хийгдсэн. Тохиргооны утга бөглөх, батлагдсан маягт үлдсэн.</w:t>
             </w:r>
           </w:p>
         </w:tc>

--- a/mobile mncardio - гүйцэтгэл 2026-09-15.docx
+++ b/mobile mncardio - гүйцэтгэл 2026-09-15.docx
@@ -25,7 +25,7 @@
           <w:color w:val="555555"/>
           <w:sz w:val="19"/>
         </w:rPr>
-        <w:t>"Техникийн тодорхойлолт, тавигдах шаардлага"-ын дагуу · 2026-09-15-ны байдлаар (апп талын ажлын дараа) · Гүйцэтгэгч: ITsystem</w:t>
+        <w:t>"Техникийн тодорхойлолт, тавигдах шаардлага"-ын дагуу · 2026-09-15-ны байдлаар · Гүйцэтгэгч: ITsystem</w:t>
       </w:r>
     </w:p>
     <w:tbl>
@@ -4968,7 +4968,7 @@
                 <w:sz w:val="17"/>
               </w:rPr>
               <w:br/>
-              <w:t>Ганцаарчилсан ба бүлгийн чат, зураг, файл, дуу бичлэг. Мессеж давхардах, токен дуусах зэрэг 5 алдааг зассан, "бичиж байна" ажиллаж эхэлсэн. Дуу, видеог татаж тоглуулна.</w:t>
+              <w:t>Ганцаарчилсан ба бүлгийн чат. Микрофоноор дуут мессеж бичиж илгээнэ, зураг, дуу, видео мессеж дотроо шууд харагдаж, сонсогдоно. Мессеж давхардах, токен дуусах зэрэг 5 алдааг зассан, "бичиж байна" ажиллаж эхэлсэн.</w:t>
             </w:r>
           </w:p>
         </w:tc>
@@ -5056,7 +5056,7 @@
                 <w:sz w:val="17"/>
               </w:rPr>
               <w:br/>
-              <w:t>Чат, эмчийн зөвлөгөө, эмчээс асуух асуулт бүгдэд зураг, дуу бичлэг, баримт хавсаргана.</w:t>
+              <w:t>Чат, эмчийн зөвлөгөө, эмчээс асуух асуулт бүгдэд зураг, дуу бичлэг, баримт хавсаргана. Хавсралт татахгүйгээр шууд харагдана.</w:t>
             </w:r>
           </w:p>
         </w:tc>

--- a/mobile mncardio - гүйцэтгэл 2026-09-15.docx
+++ b/mobile mncardio - гүйцэтгэл 2026-09-15.docx
@@ -3568,7 +3568,7 @@
                 <w:sz w:val="17"/>
               </w:rPr>
               <w:br/>
-              <w:t>Тасалбар бичих, нийтлэх, сэтгэгдэл, файл, урсгал.</w:t>
+              <w:t>Асуумж бичих, нийтлэх, сэтгэгдэл, файл, урсгал.</w:t>
             </w:r>
           </w:p>
         </w:tc>
@@ -3656,7 +3656,7 @@
                 <w:sz w:val="17"/>
               </w:rPr>
               <w:br/>
-              <w:t>Тоон үзүүлэлт, түгээмэл онош, Excel/CSV/TXT.</w:t>
+              <w:t>Тоон үзүүлэлт, түгээмэл онош, Excel/CSV/TXT. Үзлэг бүрийг дангаар нь нээж, PDF-ээр татаж хуваалцана.</w:t>
             </w:r>
           </w:p>
         </w:tc>
@@ -4528,7 +4528,7 @@
                 <w:sz w:val="17"/>
               </w:rPr>
               <w:br/>
-              <w:t>Хурууны хээ, Face ID.</w:t>
+              <w:t>Хурууны хээ, Face ID. Системээс гарсны дараа ч биометрээр буцаж нэвтэрнэ.</w:t>
             </w:r>
           </w:p>
         </w:tc>
@@ -4792,7 +4792,7 @@
                 <w:sz w:val="17"/>
               </w:rPr>
               <w:br/>
-              <w:t>Аппад мэдэгдлийн төв, уншаагүйн тоо, гүн холбоос ажиллана. Push төхөөрөмж бүртгэх урсгал бэлэн — Firebase/APNs түлхүүр ирэхэд бодит хүргэлт эхэлнэ.</w:t>
+              <w:t>Мэдэгдлийн төв, уншаагүйн тоо ажиллана. Мэдэгдэл дээр дарахад холбогдох хэсэг (асуумж, цахим үзлэг, асуулт, сануулга) шууд нээгддэг болсон. Чатын шинэ мессежид апп өөрөө мэдэгдэл харуулна. Апп бүрэн хаалттай үед мэдэгдэл ирэхэд Firebase/APNs түлхүүр шаардлагатай — ЗСҮТ-өөс хүлээгдэж байна.</w:t>
             </w:r>
           </w:p>
         </w:tc>
@@ -4968,7 +4968,7 @@
                 <w:sz w:val="17"/>
               </w:rPr>
               <w:br/>
-              <w:t>Ганцаарчилсан ба бүлгийн чат. Микрофоноор дуут мессеж бичиж илгээнэ, зураг, дуу, видео мессеж дотроо шууд харагдаж, сонсогдоно. Мессеж давхардах, токен дуусах зэрэг 5 алдааг зассан, "бичиж байна" ажиллаж эхэлсэн.</w:t>
+              <w:t>Ганцаарчилсан ба бүлгийн чат. Микрофоноор дуут мессеж бичиж илгээнэ, зураг, дуу, видео мессеж дотроо шууд харагдаж, сонсогдоно. Шинэ мессеж ирэхэд мэдэгдэл гарч, дарахад тэр яриа нээгдэнэ. Мессеж давхардах, токен дуусах зэрэг 5 алдааг зассан, "бичиж байна" ажиллаж эхэлсэн.</w:t>
             </w:r>
           </w:p>
         </w:tc>
@@ -5423,7 +5423,7 @@
                 <w:sz w:val="17"/>
               </w:rPr>
               <w:br/>
-              <w:t>Тасалбарын төрөл сонгоно.</w:t>
+              <w:t>Асуумжийн төрөл сонгоно.</w:t>
             </w:r>
           </w:p>
         </w:tc>
@@ -6775,7 +6775,7 @@
                 <w:sz w:val="17"/>
               </w:rPr>
               <w:br/>
-              <w:t>Телемедицин, чат, мэдэгдэл, сэргээн засах апп дээр ажиллана. Push түлхүүр, 39 видео үлдсэн.</w:t>
+              <w:t>Телемедицин, чат, мэдэгдэл (гүн холбоос, чатын мэдэгдэл), сэргээн засах апп дээр ажиллана. Push түлхүүр, 39 видео үлдсэн.</w:t>
             </w:r>
           </w:p>
         </w:tc>
